--- a/docs/report/CA3_Report_Geometric_Consistency.docx
+++ b/docs/report/CA3_Report_Geometric_Consistency.docx
@@ -2779,16 +2779,18 @@
         <w:tblLook w:firstColumn="1" w:firstRow="1" w:lastColumn="0" w:lastRow="0" w:noHBand="0" w:noVBand="1" w:val="04A0"/>
       </w:tblPr>
       <w:tblGrid>
-        <w:gridCol w:w="1872"/>
-        <w:gridCol w:w="1872"/>
-        <w:gridCol w:w="1872"/>
-        <w:gridCol w:w="1872"/>
-        <w:gridCol w:w="1872"/>
+        <w:gridCol w:w="1337"/>
+        <w:gridCol w:w="1337"/>
+        <w:gridCol w:w="1337"/>
+        <w:gridCol w:w="1337"/>
+        <w:gridCol w:w="1337"/>
+        <w:gridCol w:w="1337"/>
+        <w:gridCol w:w="1337"/>
       </w:tblGrid>
       <w:tr>
         <w:tc>
           <w:tcPr>
-            <w:tcW w:type="dxa" w:w="2592"/>
+            <w:tcW w:type="dxa" w:w="2232"/>
             <w:shd w:val="clear" w:fill="D9E2F3"/>
           </w:tcPr>
           <w:p>
@@ -2796,7 +2798,7 @@
             <w:r>
               <w:rPr>
                 <w:b/>
-                <w:sz w:val="19"/>
+                <w:sz w:val="17"/>
               </w:rPr>
               <w:t>Quantity</w:t>
             </w:r>
@@ -2804,7 +2806,7 @@
         </w:tc>
         <w:tc>
           <w:tcPr>
-            <w:tcW w:type="dxa" w:w="1872"/>
+            <w:tcW w:type="dxa" w:w="1296"/>
             <w:shd w:val="clear" w:fill="D9E2F3"/>
           </w:tcPr>
           <w:p>
@@ -2812,15 +2814,15 @@
             <w:r>
               <w:rPr>
                 <w:b/>
-                <w:sz w:val="19"/>
+                <w:sz w:val="17"/>
               </w:rPr>
-              <w:t>York Urban (curated real)</w:t>
+              <w:t>York Urban (real)</w:t>
             </w:r>
           </w:p>
         </w:tc>
         <w:tc>
           <w:tcPr>
-            <w:tcW w:type="dxa" w:w="1872"/>
+            <w:tcW w:type="dxa" w:w="1224"/>
             <w:shd w:val="clear" w:fill="D9E2F3"/>
           </w:tcPr>
           <w:p>
@@ -2828,15 +2830,15 @@
             <w:r>
               <w:rPr>
                 <w:b/>
-                <w:sz w:val="19"/>
+                <w:sz w:val="17"/>
               </w:rPr>
-              <w:t>Commons (uncurated real)</w:t>
+              <w:t>Commons (real)</w:t>
             </w:r>
           </w:p>
         </w:tc>
         <w:tc>
           <w:tcPr>
-            <w:tcW w:type="dxa" w:w="1584"/>
+            <w:tcW w:type="dxa" w:w="1008"/>
             <w:shd w:val="clear" w:fill="D9E2F3"/>
           </w:tcPr>
           <w:p>
@@ -2844,15 +2846,15 @@
             <w:r>
               <w:rPr>
                 <w:b/>
-                <w:sz w:val="19"/>
+                <w:sz w:val="17"/>
               </w:rPr>
-              <w:t>SD 1.5 (line-rich)</w:t>
+              <w:t>SD 1.5</w:t>
             </w:r>
           </w:p>
         </w:tc>
         <w:tc>
           <w:tcPr>
-            <w:tcW w:type="dxa" w:w="1440"/>
+            <w:tcW w:type="dxa" w:w="1008"/>
             <w:shd w:val="clear" w:fill="D9E2F3"/>
           </w:tcPr>
           <w:p>
@@ -2860,9 +2862,41 @@
             <w:r>
               <w:rPr>
                 <w:b/>
-                <w:sz w:val="19"/>
+                <w:sz w:val="17"/>
               </w:rPr>
-              <w:t>SDXL (line-rich)</w:t>
+              <w:t>SDXL</w:t>
+            </w:r>
+          </w:p>
+        </w:tc>
+        <w:tc>
+          <w:tcPr>
+            <w:tcW w:type="dxa" w:w="1296"/>
+            <w:shd w:val="clear" w:fill="D9E2F3"/>
+          </w:tcPr>
+          <w:p>
+            <w:r/>
+            <w:r>
+              <w:rPr>
+                <w:b/>
+                <w:sz w:val="17"/>
+              </w:rPr>
+              <w:t>Gemini</w:t>
+            </w:r>
+          </w:p>
+        </w:tc>
+        <w:tc>
+          <w:tcPr>
+            <w:tcW w:type="dxa" w:w="1296"/>
+            <w:shd w:val="clear" w:fill="D9E2F3"/>
+          </w:tcPr>
+          <w:p>
+            <w:r/>
+            <w:r>
+              <w:rPr>
+                <w:b/>
+                <w:sz w:val="17"/>
+              </w:rPr>
+              <w:t>GPT-image</w:t>
             </w:r>
           </w:p>
         </w:tc>
@@ -2870,13 +2904,13 @@
       <w:tr>
         <w:tc>
           <w:tcPr>
-            <w:tcW w:type="dxa" w:w="2592"/>
+            <w:tcW w:type="dxa" w:w="2232"/>
           </w:tcPr>
           <w:p>
             <w:r/>
             <w:r>
               <w:rPr>
-                <w:sz w:val="19"/>
+                <w:sz w:val="17"/>
               </w:rPr>
               <w:t>Images admitted by the rule</w:t>
             </w:r>
@@ -2884,13 +2918,13 @@
         </w:tc>
         <w:tc>
           <w:tcPr>
-            <w:tcW w:type="dxa" w:w="1872"/>
+            <w:tcW w:type="dxa" w:w="1296"/>
           </w:tcPr>
           <w:p>
             <w:r/>
             <w:r>
               <w:rPr>
-                <w:sz w:val="19"/>
+                <w:sz w:val="17"/>
               </w:rPr>
               <w:t>72</w:t>
             </w:r>
@@ -2898,13 +2932,13 @@
         </w:tc>
         <w:tc>
           <w:tcPr>
-            <w:tcW w:type="dxa" w:w="1872"/>
+            <w:tcW w:type="dxa" w:w="1224"/>
           </w:tcPr>
           <w:p>
             <w:r/>
             <w:r>
               <w:rPr>
-                <w:sz w:val="19"/>
+                <w:sz w:val="17"/>
               </w:rPr>
               <w:t>121</w:t>
             </w:r>
@@ -2912,13 +2946,13 @@
         </w:tc>
         <w:tc>
           <w:tcPr>
-            <w:tcW w:type="dxa" w:w="1584"/>
+            <w:tcW w:type="dxa" w:w="1008"/>
           </w:tcPr>
           <w:p>
             <w:r/>
             <w:r>
               <w:rPr>
-                <w:sz w:val="19"/>
+                <w:sz w:val="17"/>
               </w:rPr>
               <w:t>92</w:t>
             </w:r>
@@ -2926,15 +2960,43 @@
         </w:tc>
         <w:tc>
           <w:tcPr>
-            <w:tcW w:type="dxa" w:w="1440"/>
+            <w:tcW w:type="dxa" w:w="1008"/>
           </w:tcPr>
           <w:p>
             <w:r/>
             <w:r>
               <w:rPr>
-                <w:sz w:val="19"/>
+                <w:sz w:val="17"/>
               </w:rPr>
               <w:t>112</w:t>
+            </w:r>
+          </w:p>
+        </w:tc>
+        <w:tc>
+          <w:tcPr>
+            <w:tcW w:type="dxa" w:w="1296"/>
+          </w:tcPr>
+          <w:p>
+            <w:r/>
+            <w:r>
+              <w:rPr>
+                <w:sz w:val="17"/>
+              </w:rPr>
+              <w:t>—</w:t>
+            </w:r>
+          </w:p>
+        </w:tc>
+        <w:tc>
+          <w:tcPr>
+            <w:tcW w:type="dxa" w:w="1296"/>
+          </w:tcPr>
+          <w:p>
+            <w:r/>
+            <w:r>
+              <w:rPr>
+                <w:sz w:val="17"/>
+              </w:rPr>
+              <w:t>—</w:t>
             </w:r>
           </w:p>
         </w:tc>
@@ -2942,13 +3004,13 @@
       <w:tr>
         <w:tc>
           <w:tcPr>
-            <w:tcW w:type="dxa" w:w="2592"/>
+            <w:tcW w:type="dxa" w:w="2232"/>
           </w:tcPr>
           <w:p>
             <w:r/>
             <w:r>
               <w:rPr>
-                <w:sz w:val="19"/>
+                <w:sz w:val="17"/>
               </w:rPr>
               <w:t>With at least two horizontal families</w:t>
             </w:r>
@@ -2956,13 +3018,13 @@
         </w:tc>
         <w:tc>
           <w:tcPr>
-            <w:tcW w:type="dxa" w:w="1872"/>
+            <w:tcW w:type="dxa" w:w="1296"/>
           </w:tcPr>
           <w:p>
             <w:r/>
             <w:r>
               <w:rPr>
-                <w:sz w:val="19"/>
+                <w:sz w:val="17"/>
               </w:rPr>
               <w:t>72</w:t>
             </w:r>
@@ -2970,13 +3032,13 @@
         </w:tc>
         <w:tc>
           <w:tcPr>
-            <w:tcW w:type="dxa" w:w="1872"/>
+            <w:tcW w:type="dxa" w:w="1224"/>
           </w:tcPr>
           <w:p>
             <w:r/>
             <w:r>
               <w:rPr>
-                <w:sz w:val="19"/>
+                <w:sz w:val="17"/>
               </w:rPr>
               <w:t>120</w:t>
             </w:r>
@@ -2984,13 +3046,13 @@
         </w:tc>
         <w:tc>
           <w:tcPr>
-            <w:tcW w:type="dxa" w:w="1584"/>
+            <w:tcW w:type="dxa" w:w="1008"/>
           </w:tcPr>
           <w:p>
             <w:r/>
             <w:r>
               <w:rPr>
-                <w:sz w:val="19"/>
+                <w:sz w:val="17"/>
               </w:rPr>
               <w:t>87</w:t>
             </w:r>
@@ -2998,15 +3060,43 @@
         </w:tc>
         <w:tc>
           <w:tcPr>
-            <w:tcW w:type="dxa" w:w="1440"/>
+            <w:tcW w:type="dxa" w:w="1008"/>
           </w:tcPr>
           <w:p>
             <w:r/>
             <w:r>
               <w:rPr>
-                <w:sz w:val="19"/>
+                <w:sz w:val="17"/>
               </w:rPr>
               <w:t>109</w:t>
+            </w:r>
+          </w:p>
+        </w:tc>
+        <w:tc>
+          <w:tcPr>
+            <w:tcW w:type="dxa" w:w="1296"/>
+          </w:tcPr>
+          <w:p>
+            <w:r/>
+            <w:r>
+              <w:rPr>
+                <w:sz w:val="17"/>
+              </w:rPr>
+              <w:t>—</w:t>
+            </w:r>
+          </w:p>
+        </w:tc>
+        <w:tc>
+          <w:tcPr>
+            <w:tcW w:type="dxa" w:w="1296"/>
+          </w:tcPr>
+          <w:p>
+            <w:r/>
+            <w:r>
+              <w:rPr>
+                <w:sz w:val="17"/>
+              </w:rPr>
+              <w:t>—</w:t>
             </w:r>
           </w:p>
         </w:tc>
@@ -3014,13 +3104,13 @@
       <w:tr>
         <w:tc>
           <w:tcPr>
-            <w:tcW w:type="dxa" w:w="2592"/>
+            <w:tcW w:type="dxa" w:w="2232"/>
           </w:tcPr>
           <w:p>
             <w:r/>
             <w:r>
               <w:rPr>
-                <w:sz w:val="19"/>
+                <w:sz w:val="17"/>
               </w:rPr>
               <w:t>Log-focal spread, median [95% CI]</w:t>
             </w:r>
@@ -3028,13 +3118,13 @@
         </w:tc>
         <w:tc>
           <w:tcPr>
-            <w:tcW w:type="dxa" w:w="1872"/>
+            <w:tcW w:type="dxa" w:w="1296"/>
           </w:tcPr>
           <w:p>
             <w:r/>
             <w:r>
               <w:rPr>
-                <w:sz w:val="19"/>
+                <w:sz w:val="17"/>
               </w:rPr>
               <w:t>0.142 [0.106, 0.221]</w:t>
             </w:r>
@@ -3042,13 +3132,13 @@
         </w:tc>
         <w:tc>
           <w:tcPr>
-            <w:tcW w:type="dxa" w:w="1872"/>
+            <w:tcW w:type="dxa" w:w="1224"/>
           </w:tcPr>
           <w:p>
             <w:r/>
             <w:r>
               <w:rPr>
-                <w:sz w:val="19"/>
+                <w:sz w:val="17"/>
               </w:rPr>
               <w:t>0.152 [0.093, 0.220]</w:t>
             </w:r>
@@ -3056,13 +3146,13 @@
         </w:tc>
         <w:tc>
           <w:tcPr>
-            <w:tcW w:type="dxa" w:w="1584"/>
+            <w:tcW w:type="dxa" w:w="1008"/>
           </w:tcPr>
           <w:p>
             <w:r/>
             <w:r>
               <w:rPr>
-                <w:sz w:val="19"/>
+                <w:sz w:val="17"/>
               </w:rPr>
               <w:t>0.465 [0.324, 0.709]</w:t>
             </w:r>
@@ -3070,15 +3160,43 @@
         </w:tc>
         <w:tc>
           <w:tcPr>
-            <w:tcW w:type="dxa" w:w="1440"/>
+            <w:tcW w:type="dxa" w:w="1008"/>
           </w:tcPr>
           <w:p>
             <w:r/>
             <w:r>
               <w:rPr>
-                <w:sz w:val="19"/>
+                <w:sz w:val="17"/>
               </w:rPr>
               <w:t>0.355 [0.272, 0.529]</w:t>
+            </w:r>
+          </w:p>
+        </w:tc>
+        <w:tc>
+          <w:tcPr>
+            <w:tcW w:type="dxa" w:w="1296"/>
+          </w:tcPr>
+          <w:p>
+            <w:r/>
+            <w:r>
+              <w:rPr>
+                <w:sz w:val="17"/>
+              </w:rPr>
+              <w:t>pending</w:t>
+            </w:r>
+          </w:p>
+        </w:tc>
+        <w:tc>
+          <w:tcPr>
+            <w:tcW w:type="dxa" w:w="1296"/>
+          </w:tcPr>
+          <w:p>
+            <w:r/>
+            <w:r>
+              <w:rPr>
+                <w:sz w:val="17"/>
+              </w:rPr>
+              <w:t>pending</w:t>
             </w:r>
           </w:p>
         </w:tc>
@@ -3086,13 +3204,13 @@
       <w:tr>
         <w:tc>
           <w:tcPr>
-            <w:tcW w:type="dxa" w:w="2592"/>
+            <w:tcW w:type="dxa" w:w="2232"/>
           </w:tcPr>
           <w:p>
             <w:r/>
             <w:r>
               <w:rPr>
-                <w:sz w:val="19"/>
+                <w:sz w:val="17"/>
               </w:rPr>
               <w:t>Images with an impossible pair</w:t>
             </w:r>
@@ -3100,13 +3218,13 @@
         </w:tc>
         <w:tc>
           <w:tcPr>
-            <w:tcW w:type="dxa" w:w="1872"/>
+            <w:tcW w:type="dxa" w:w="1296"/>
           </w:tcPr>
           <w:p>
             <w:r/>
             <w:r>
               <w:rPr>
-                <w:sz w:val="19"/>
+                <w:sz w:val="17"/>
               </w:rPr>
               <w:t>28% [19, 39]</w:t>
             </w:r>
@@ -3114,13 +3232,13 @@
         </w:tc>
         <w:tc>
           <w:tcPr>
-            <w:tcW w:type="dxa" w:w="1872"/>
+            <w:tcW w:type="dxa" w:w="1224"/>
           </w:tcPr>
           <w:p>
             <w:r/>
             <w:r>
               <w:rPr>
-                <w:sz w:val="19"/>
+                <w:sz w:val="17"/>
               </w:rPr>
               <w:t>44% [36, 53]</w:t>
             </w:r>
@@ -3128,13 +3246,13 @@
         </w:tc>
         <w:tc>
           <w:tcPr>
-            <w:tcW w:type="dxa" w:w="1584"/>
+            <w:tcW w:type="dxa" w:w="1008"/>
           </w:tcPr>
           <w:p>
             <w:r/>
             <w:r>
               <w:rPr>
-                <w:sz w:val="19"/>
+                <w:sz w:val="17"/>
               </w:rPr>
               <w:t>68% [57, 77]</w:t>
             </w:r>
@@ -3142,15 +3260,43 @@
         </w:tc>
         <w:tc>
           <w:tcPr>
-            <w:tcW w:type="dxa" w:w="1440"/>
+            <w:tcW w:type="dxa" w:w="1008"/>
           </w:tcPr>
           <w:p>
             <w:r/>
             <w:r>
               <w:rPr>
-                <w:sz w:val="19"/>
+                <w:sz w:val="17"/>
               </w:rPr>
               <w:t>58% [48, 66]</w:t>
+            </w:r>
+          </w:p>
+        </w:tc>
+        <w:tc>
+          <w:tcPr>
+            <w:tcW w:type="dxa" w:w="1296"/>
+          </w:tcPr>
+          <w:p>
+            <w:r/>
+            <w:r>
+              <w:rPr>
+                <w:sz w:val="17"/>
+              </w:rPr>
+              <w:t>pending</w:t>
+            </w:r>
+          </w:p>
+        </w:tc>
+        <w:tc>
+          <w:tcPr>
+            <w:tcW w:type="dxa" w:w="1296"/>
+          </w:tcPr>
+          <w:p>
+            <w:r/>
+            <w:r>
+              <w:rPr>
+                <w:sz w:val="17"/>
+              </w:rPr>
+              <w:t>pending</w:t>
             </w:r>
           </w:p>
         </w:tc>
@@ -3158,13 +3304,13 @@
       <w:tr>
         <w:tc>
           <w:tcPr>
-            <w:tcW w:type="dxa" w:w="2592"/>
+            <w:tcW w:type="dxa" w:w="2232"/>
           </w:tcPr>
           <w:p>
             <w:r/>
             <w:r>
               <w:rPr>
-                <w:sz w:val="19"/>
+                <w:sz w:val="17"/>
               </w:rPr>
               <w:t>Manhattan orthogonality (secondary)</w:t>
             </w:r>
@@ -3172,13 +3318,13 @@
         </w:tc>
         <w:tc>
           <w:tcPr>
-            <w:tcW w:type="dxa" w:w="1872"/>
+            <w:tcW w:type="dxa" w:w="1296"/>
           </w:tcPr>
           <w:p>
             <w:r/>
             <w:r>
               <w:rPr>
-                <w:sz w:val="19"/>
+                <w:sz w:val="17"/>
               </w:rPr>
               <w:t>0.65 deg</w:t>
             </w:r>
@@ -3186,13 +3332,13 @@
         </w:tc>
         <w:tc>
           <w:tcPr>
-            <w:tcW w:type="dxa" w:w="1872"/>
+            <w:tcW w:type="dxa" w:w="1224"/>
           </w:tcPr>
           <w:p>
             <w:r/>
             <w:r>
               <w:rPr>
-                <w:sz w:val="19"/>
+                <w:sz w:val="17"/>
               </w:rPr>
               <w:t>2.82 deg</w:t>
             </w:r>
@@ -3200,13 +3346,13 @@
         </w:tc>
         <w:tc>
           <w:tcPr>
-            <w:tcW w:type="dxa" w:w="1584"/>
+            <w:tcW w:type="dxa" w:w="1008"/>
           </w:tcPr>
           <w:p>
             <w:r/>
             <w:r>
               <w:rPr>
-                <w:sz w:val="19"/>
+                <w:sz w:val="17"/>
               </w:rPr>
               <w:t>2.93 deg</w:t>
             </w:r>
@@ -3214,15 +3360,43 @@
         </w:tc>
         <w:tc>
           <w:tcPr>
-            <w:tcW w:type="dxa" w:w="1440"/>
+            <w:tcW w:type="dxa" w:w="1008"/>
           </w:tcPr>
           <w:p>
             <w:r/>
             <w:r>
               <w:rPr>
-                <w:sz w:val="19"/>
+                <w:sz w:val="17"/>
               </w:rPr>
               <w:t>1.94 deg</w:t>
+            </w:r>
+          </w:p>
+        </w:tc>
+        <w:tc>
+          <w:tcPr>
+            <w:tcW w:type="dxa" w:w="1296"/>
+          </w:tcPr>
+          <w:p>
+            <w:r/>
+            <w:r>
+              <w:rPr>
+                <w:sz w:val="17"/>
+              </w:rPr>
+              <w:t>pending</w:t>
+            </w:r>
+          </w:p>
+        </w:tc>
+        <w:tc>
+          <w:tcPr>
+            <w:tcW w:type="dxa" w:w="1296"/>
+          </w:tcPr>
+          <w:p>
+            <w:r/>
+            <w:r>
+              <w:rPr>
+                <w:sz w:val="17"/>
+              </w:rPr>
+              <w:t>pending</w:t>
             </w:r>
           </w:p>
         </w:tc>
@@ -3243,7 +3417,38 @@
           <w:i/>
           <w:sz w:val="19"/>
         </w:rPr>
-        <w:t>Table 5.2: Atlanta focal consistency on admitted images. Intervals are bootstrap intervals for medians and Wilson intervals for proportions.</w:t>
+        <w:t>Table 5.2: Atlanta focal consistency on admitted images. Intervals are bootstrap intervals for medians and Wilson intervals for proportions. The two right-hand columns are reserved for closed frontier models (Section 5.4.1).</w:t>
+      </w:r>
+    </w:p>
+    <w:p>
+      <w:pPr>
+        <w:pStyle w:val="Heading3"/>
+      </w:pPr>
+      <w:r>
+        <w:t>5.4.1 Reserved: frontier closed models</w:t>
+      </w:r>
+    </w:p>
+    <w:p>
+      <w:pPr>
+        <w:shd w:val="clear" w:fill="F2F2F2"/>
+        <w:spacing w:before="120" w:after="120"/>
+      </w:pPr>
+      <w:r>
+        <w:rPr>
+          <w:i/>
+          <w:color w:val="884400"/>
+          <w:sz w:val="20"/>
+        </w:rPr>
+        <w:t>[FIGURE TO INSERT] Results for Gemini and GPT-image. These columns are reserved, not omitted: the same 200 prompts used for the local models are exported to data/generated/prompts.txt, so the images are content-matched by construction. Procedure: save the generated images as 0000.png, 0001.png ... (keeping the prompt index) into data/generated/gemini/ and data/generated/gptimage/, record the model version and date in a README.txt in each folder, then run  python scripts/atlanta_compare.py --real data/real/commons --gen data/generated/sdxl_rich data/generated/sd15_rich data/generated/gemini data/generated/gptimage  and copy the resulting medians and intervals into Table 5.2. Thirty to fifty images per model is sufficient for the median and its interval.</w:t>
+      </w:r>
+    </w:p>
+    <w:p>
+      <w:r>
+        <w:rPr>
+          <w:b w:val="0"/>
+          <w:i w:val="0"/>
+        </w:rPr>
+        <w:t>This is the single highest-value extension of the study. Stable Diffusion 1.5 and SDXL differ by roughly two years of model development, and the orientation residual improves across that gap while camera coherence does not. Whether a current frontier model has closed the camera-coherence gap is therefore the direct test of the claim, made informally in 2026 commentary, that the geometric tell has disappeared. The measurement pipeline is model-agnostic and requires no modification to accept these images.</w:t>
       </w:r>
     </w:p>
     <w:p>
@@ -3652,7 +3857,7 @@
           <w:i/>
           <w:sz w:val="19"/>
         </w:rPr>
-        <w:t>Table 5.3: Scaling comparison on identical prompts, 87 and 109 usable images respectively.</w:t>
+        <w:t>Table 5.3: Scaling comparison on identical prompts, 87 and 109 usable images respectively. A frontier model added to this comparison would extend the capability axis by a further generation; see Section 5.4.1.</w:t>
       </w:r>
     </w:p>
     <w:p>
@@ -4271,7 +4476,7 @@
           <w:b w:val="0"/>
           <w:i w:val="0"/>
         </w:rPr>
-        <w:t>Frontier closed models are not yet evaluated, so the conclusions apply to locally reproducible open models. The shadow constraint is not deployed at scale. Generated images are analysed after downsampling to the resolution of the curated real reference, and the effect of resampling on line detection has not been isolated, although the comparison against the uncurated corpus is resampling-matched and gives the same conclusion. Several constraint levels remain unimplemented.</w:t>
+        <w:t>Frontier closed models are not yet evaluated, so the conclusions apply to locally reproducible open models; Table 5.2 reserves columns for them and Section 5.4.1 gives the procedure. The shadow constraint is not deployed at scale. Generated images are analysed after downsampling to the resolution of the curated real reference, and the effect of resampling on line detection has not been isolated, although the comparison against the uncurated corpus is resampling-matched and gives the same conclusion. Several constraint levels remain unimplemented.</w:t>
       </w:r>
     </w:p>
     <w:p>

--- a/docs/report/CA3_Report_Geometric_Consistency.docx
+++ b/docs/report/CA3_Report_Geometric_Consistency.docx
@@ -75,8 +75,7 @@
       </w:pPr>
       <w:r>
         <w:rPr>
-          <w:b w:val="0"/>
-          <w:i w:val="0"/>
+          <w:color w:val="C00000"/>
         </w:rPr>
         <w:t>Department of &lt;Department&gt;, &lt;Institute&gt;</w:t>
       </w:r>
@@ -118,7 +117,7 @@
           <w:b w:val="0"/>
           <w:i w:val="0"/>
         </w:rPr>
-        <w:t>A photograph is the record of a physical process: light from a three-dimensional scene passes through a single optical centre and is recorded on a planar sensor. That process, the pinhole camera model, imposes constraints that no real photograph can violate. Lines that are parallel in three dimensions converge to a single vanishing point in the image; the three mutually perpendicular directions of a rectilinear building fix the camera's focal length and principal point; every cast shadow in a sunlit scene points away from one light source. These are not statistical regularities but consequences of projective geometry, and they hold for every camera ever built.</w:t>
+        <w:t>A real photograph is made by one camera. Light from the scene passes through one optical centre and lands on a flat sensor. This is called the pinhole camera model [1], and it puts hard rules on what a photo can look like. Lines that are parallel in the real world, like the edges of a corridor, meet at one point in the image called a vanishing point (VP). The vanishing points of a box-shaped building tell you the camera's focal length (how zoomed in it was) and its principal point (where the lens axis hits the sensor). Every shadow in a sunlit scene points away from the same sun. These rules are not habits of photographers. They come from geometry, so every real camera obeys them.</w:t>
       </w:r>
     </w:p>
     <w:p>
@@ -127,7 +126,7 @@
           <w:b w:val="0"/>
           <w:i w:val="0"/>
         </w:rPr>
-        <w:t>Modern text-to-image generators produce images that are photorealistic at the level of texture and colour, yet they possess no camera. A diffusion model learns the appearance statistics of photographs from data; nothing in its architecture represents an optical centre, a focal length or a principal point. Whether the resulting images nevertheless obey projective constraints is therefore an empirical question with a precise answer, and one that can be measured in interpretable physical units rather than in the abstract feature space of a learned classifier.</w:t>
+        <w:t>Modern text-to-image generators make pictures that look real in texture and colour, but there is no camera inside them. A diffusion model learns what photos look like from data. Nothing in it stores a focal length or a principal point. So whether its images still follow the camera rules is an open question, and it is one we can actually measure, in degrees and pixels, instead of asking a black-box classifier.</w:t>
       </w:r>
     </w:p>
     <w:p>
@@ -136,7 +135,7 @@
           <w:b w:val="0"/>
           <w:i w:val="0"/>
         </w:rPr>
-        <w:t>This project builds an instrument for that measurement. Every image is treated as an implicit claim that a single pinhole camera photographed the scene, and that claim is tested against a hierarchy of projective constraints. Each test returns a residual in degrees or in dimensionless ratios, so a failure is not merely detected but localised to a specific geometric rule.</w:t>
+        <w:t>This project builds a tool to do that measurement. We treat every image as a claim that one pinhole camera took it, and we test that claim against a set of geometric rules. Each test gives back a residual (how badly the rule is broken) in degrees or as a ratio. So when an image fails, we can say which rule failed and by how much.</w:t>
       </w:r>
     </w:p>
     <w:p>
@@ -153,7 +152,7 @@
           <w:b w:val="0"/>
           <w:i w:val="0"/>
         </w:rPr>
-        <w:t>Three motivations drive the work. First, forensic: as generators improve, pixel-level and frequency-domain detectors degrade, whereas a geometric violation remains a violation regardless of how convincing the texture is. Second, scientific: the pattern of which constraints a generator satisfies and which it breaks is a probe of what the model has internalised about three-dimensional structure. Third, applied: monocular visual servoing, autonomous navigation and structure-from-motion all assume projective consistency, so synthetic imagery used to train or benchmark robot perception must be geometrically sound, and measuring that soundness is a prerequisite for using such data safely.</w:t>
+        <w:t>There are three reasons for this work. Forensics: as generators get better, detectors that look at pixels or frequency patterns stop working, but a broken geometry rule stays broken no matter how good the texture is. Science: which rules a generator follows and which it breaks tells us what it has actually learned about 3D space. Applications: robot navigation, visual servoing and structure from motion all assume images obey projective geometry, so synthetic images used to train or test these systems need to be checked first.</w:t>
       </w:r>
     </w:p>
     <w:p>
@@ -170,7 +169,7 @@
           <w:b w:val="0"/>
           <w:i w:val="0"/>
         </w:rPr>
-        <w:t>Sarkar et al. (CVPR 2024) established that generated images violate projective geometry strongly enough for classifiers operating on geometric features alone, never on pixels, to distinguish them from photographs. Subsequent work has moved in two directions. On the generation side, systems that enforce consistent vanishing points during synthesis confirm that the community regards perspective inconsistency as a known weakness. On the analysis side, multi-view work reports that diffusion models violate epipolar constraints across generated viewpoints. In parallel, probing studies show that generative models encode depth, normals and intrinsic images locally, which sits in tension with the forensic finding of global geometric failure. Informal commentary in 2026 has begun to claim that the geometric tell has disappeared in current models; that claim is untested in the peer-reviewed literature and is precisely the kind of question this project is built to answer.</w:t>
+        <w:t>Sarkar et al. [2] showed in 2024 that generated images break projective geometry badly enough that a classifier using only geometric features, never pixels, can spot them. Since then, work has gone two ways. Some generation methods now force vanishing points to be consistent while the image is made, which shows the field sees perspective errors as a known weakness. Other work probes generators and finds they do store depth, surface normals and similar 3D information locally [3, 4, 5], which sits uneasily next to the forensic finding that the global geometry is wrong. In 2026, informal commentary started claiming that this geometric giveaway has disappeared in the newest models. Nobody had tested that claim properly, and this project does.</w:t>
       </w:r>
     </w:p>
     <w:p>
@@ -187,7 +186,7 @@
           <w:b w:val="0"/>
           <w:i w:val="0"/>
         </w:rPr>
-        <w:t>The contribution of this work is not another detector. It is a measurement methodology and a set of calibrated findings. Three aspects are significant. The residuals are interpretable, so a result states which constraint failed and by how many degrees. The comparison is calibrated against real photographs, including both a hand-curated dataset and an uncurated internet corpus, which turns out to be decisive: several apparently strong results reverse depending on which real reference is used. And the study defines an applicability criterion that decides, independently of the measurement itself, whether a given image can support the test at all, which prevents the systematic error that dominates naive applications of these constraints.</w:t>
+        <w:t>Our contribution is not just another detector. It is a measurement method plus a set of checked findings. Three things matter. First, the residuals are interpretable, so a result says which rule failed and by how many degrees. Second, everything is compared against real photographs, using both a hand-picked dataset and a set of ordinary internet photos. This turned out to be critical, because some results flip depending on which real photos you compare against. Third, we define an applicability rule that decides whether an image can be measured at all before looking at the answer. This stops a common mistake where the test is applied to images it was never meant for.</w:t>
       </w:r>
     </w:p>
     <w:p>
@@ -212,7 +211,7 @@
           <w:b w:val="0"/>
           <w:i w:val="0"/>
         </w:rPr>
-        <w:t>Classical single-view geometry. Criminisi, Reid and Zisserman [7] established single-view metrology, recovering metric scene structure from vanishing points and the image of the absolute conic. Coughlan and Yuille [8] introduced the Manhattan-world assumption, that urban scenes are dominated by three mutually orthogonal directions. Hoiem, Efros and Hebert [9] linked horizon estimation to object scale. Denis, Elder and Estrada [10] published the York Urban Database, 102 calibrated images with hand-labelled line segments and ground-truth Manhattan vanishing points, which remains the standard benchmark for vanishing-point estimation. Grompone von Gioi et al. [11] contributed the Line Segment Detector, a parameterless sub-pixel line detector with false-detection control, which is the front end used throughout this project.</w:t>
+        <w:t>Classical single-view geometry. Criminisi, Reid and Zisserman [6] showed how to measure real-world sizes from one image using vanishing points. Coughlan and Yuille [7] introduced the Manhattan world assumption: city scenes are mostly built from three directions at right angles to each other. Schindler and Dellaert [8] extended this to Atlanta worlds, where there is one vertical direction but several horizontal directions that need not be at right angles, like streets meeting at an angle. Hoiem, Efros and Hebert [9] linked the horizon line to object size. Denis, Elder and Estrada [10] released the York Urban Database: 102 calibrated photos with hand-labelled lines and true vanishing points, still the standard test set. Grompone von Gioi et al. [11] created the Line Segment Detector (LSD), built on the a-contrario approach of Desolneux, Moisan and Morel [12], which needs no tuning and controls false detections. We use LSD as our first step. Lezama et al. [13] detect vanishing points from point alignments, a different route to the same goal.</w:t>
       </w:r>
     </w:p>
     <w:p>
@@ -221,7 +220,7 @@
           <w:b w:val="0"/>
           <w:i w:val="0"/>
         </w:rPr>
-        <w:t>Image forensics from geometry. Kee, O'Brien and Farid [3] formulated cast-shadow consistency as a linear programming feasibility problem: each shadow-to-object correspondence, with its annotation uncertainty, constrains the image of the light source to a wedge, and a physically consistent scene requires all wedges to intersect. Farid [4, 5] applied vanishing-point, shadow and reflection analysis to early text-to-image outputs, establishing the approach but on small, manually analysed samples.</w:t>
+        <w:t>Image forensics from geometry. Kee, O'Brien and Farid [14] turned shadow consistency into a linear programming problem. Each shadow and the object that cast it limit where the light can be to a wedge-shaped region, and in a real scene all the wedges must overlap. Farid [15, 16] used vanishing points, shadows and reflections on early text-to-image outputs, but on small samples checked by hand.</w:t>
       </w:r>
     </w:p>
     <w:p>
@@ -230,7 +229,7 @@
           <w:b w:val="0"/>
           <w:i w:val="0"/>
         </w:rPr>
-        <w:t>Learned geometric detection. Sarkar et al. [1] curated generated images that defeat pixel-based detectors, then trained classifiers on three derived geometric representations, namely line segments, perspective fields and object-shadow relations. Reported AUCs on the hardest subset were approximately 0.88 to 0.94 for lines, 0.86 to 0.92 for perspective fields and 0.77 to 0.79 for shadow cues.</w:t>
+        <w:t>Learned geometric detection. Sarkar et al. [2] collected generated images that fool pixel detectors, then trained classifiers on three geometric representations: line segments, perspective fields and object-shadow pairs. On their hardest subset they report AUC of about 0.88 to 0.94 for lines, 0.86 to 0.92 for perspective fields and 0.77 to 0.79 for shadows. AUC (area under the ROC curve) is 0.5 for guessing and 1.0 for perfect.</w:t>
       </w:r>
     </w:p>
     <w:p>
@@ -239,7 +238,7 @@
           <w:b w:val="0"/>
           <w:i w:val="0"/>
         </w:rPr>
-        <w:t>Geometric awareness of generative models. Du et al. [12], Chen et al. [13] and El Banani et al. [14] show that intrinsic images, depth and surface normals can be linearly decoded from generative and foundation-model activations, indicating that geometry is represented locally. Jin et al. [15] and Veicht et al. [16] provide learned single-image calibration through perspective fields and geometric optimisation.</w:t>
+        <w:t>3D awareness of generators and learned calibration. Du et al. [3], Chen et al. [4] and El Banani et al. [5] show that depth, normals and intrinsic images can be read out of generator activations with simple linear probes. Jin et al. [17] and Veicht et al. [18] estimate camera calibration from a single image with learned models.</w:t>
       </w:r>
     </w:p>
     <w:p>
@@ -255,7 +254,7 @@
         <w:pStyle w:val="ListBullet"/>
       </w:pPr>
       <w:r>
-        <w:t>Generated images do violate projective geometry, strongly enough to support classification from geometric features alone (Sarkar et al., AUC 0.88-0.94 for line-based features).</w:t>
+        <w:t>Generated images do break projective geometry, enough to be classified from geometric features alone (Sarkar et al., AUC 0.88 to 0.94 for line features).</w:t>
       </w:r>
     </w:p>
     <w:p>
@@ -263,7 +262,7 @@
         <w:pStyle w:val="ListBullet"/>
       </w:pPr>
       <w:r>
-        <w:t>Cast-shadow consistency admits an exact, uncertainty-aware formulation as a linear program, avoiding arbitrary thresholds (Kee, O'Brien and Farid).</w:t>
+        <w:t>Shadow consistency can be written exactly as a linear program that allows for annotation error, so no arbitrary threshold is needed (Kee, O'Brien and Farid).</w:t>
       </w:r>
     </w:p>
     <w:p>
@@ -271,7 +270,7 @@
         <w:pStyle w:val="ListBullet"/>
       </w:pPr>
       <w:r>
-        <w:t>Generative models encode local three-dimensional structure such as depth and normals, which can be recovered by linear probes.</w:t>
+        <w:t>Generators store local 3D structure such as depth and normals, which simple probes can recover.</w:t>
       </w:r>
     </w:p>
     <w:p>
@@ -279,7 +278,7 @@
         <w:pStyle w:val="ListBullet"/>
       </w:pPr>
       <w:r>
-        <w:t>Perspective inconsistency is regarded as a known generation-side defect, to the point that methods now exist to constrain vanishing points during synthesis.</w:t>
+        <w:t>Perspective errors are seen as a known defect, to the point that new methods force vanishing points to agree during generation.</w:t>
       </w:r>
     </w:p>
     <w:p>
@@ -296,7 +295,7 @@
           <w:b w:val="0"/>
           <w:i w:val="0"/>
         </w:rPr>
-        <w:t>Four gaps are identified; this project addresses the first three.</w:t>
+        <w:t>We found four gaps. This project works on the first three.</w:t>
       </w:r>
     </w:p>
     <w:p>
@@ -304,7 +303,7 @@
         <w:pStyle w:val="ListNumber"/>
       </w:pPr>
       <w:r>
-        <w:t>Learned classifiers on geometric features report that a violation exists, but not which projective constraint failed, nor by how much. No published benchmark decomposes geometric failure constraint by constraint with calibrated statistical tests.</w:t>
+        <w:t>Learned classifiers say that an image is fake, but not which geometric rule failed or by how much. There is no published benchmark that breaks the failure down rule by rule with proper statistics.</w:t>
       </w:r>
     </w:p>
     <w:p>
@@ -312,7 +311,7 @@
         <w:pStyle w:val="ListNumber"/>
       </w:pPr>
       <w:r>
-        <w:t>Existing studies compare generated images against a single, usually hand-curated, real dataset. The dependence of the conclusion on the choice of real reference has not been examined, and this work finds that dependence to be decisive.</w:t>
+        <w:t>Past studies compare against one real dataset, usually a hand-picked one. Nobody has checked whether the conclusion changes with the choice of real photos. We found that it does.</w:t>
       </w:r>
     </w:p>
     <w:p>
@@ -320,7 +319,7 @@
         <w:pStyle w:val="ListNumber"/>
       </w:pPr>
       <w:r>
-        <w:t>The distinction between local and global geometric consistency has been stated informally but never quantified. In particular, no study separates whether a generator fails at scene orientation or at camera intrinsics.</w:t>
+        <w:t>The difference between local and global consistency has been talked about but never measured. In particular, no study separates whether a generator gets scene orientation wrong or gets the camera itself wrong.</w:t>
       </w:r>
     </w:p>
     <w:p>
@@ -328,7 +327,7 @@
         <w:pStyle w:val="ListNumber"/>
       </w:pPr>
       <w:r>
-        <w:t>The applicability of the three-vanishing-point camera test to uncurated imagery has not been treated. Scenes that are not Manhattan worlds produce large residuals that carry no information about the camera.</w:t>
+        <w:t>The three-vanishing-point camera test has not been checked on ordinary photos. Scenes that are not Manhattan worlds give large residuals that say nothing about the camera.</w:t>
       </w:r>
     </w:p>
     <w:p>
@@ -352,7 +351,7 @@
         <w:pStyle w:val="ListNumber"/>
       </w:pPr>
       <w:r>
-        <w:t>Do images produced by current diffusion models satisfy the projective constraints that a single pinhole camera imposes, when compared against real photographs under matched scene content and matched camera configuration?</w:t>
+        <w:t>Do images from current diffusion models follow the rules of a single pinhole camera, when compared with real photos of similar scenes taken with similar camera settings?</w:t>
       </w:r>
     </w:p>
     <w:p>
@@ -360,7 +359,7 @@
         <w:pStyle w:val="ListNumber"/>
       </w:pPr>
       <w:r>
-        <w:t>If violations exist, which constraint fails: the orthogonality of the scene's dominant directions, or the consistency of the implied camera intrinsics across the image?</w:t>
+        <w:t>If they break the rules, which part fails: the right angles between the scene's main directions, or the camera's focal length and principal point agreeing across the image?</w:t>
       </w:r>
     </w:p>
     <w:p>
@@ -368,7 +367,7 @@
         <w:pStyle w:val="ListNumber"/>
       </w:pPr>
       <w:r>
-        <w:t>Does the violation diminish as generator capability increases, as would be expected if scale alone were sufficient to acquire an implicit camera model?</w:t>
+        <w:t>Does the problem shrink as models get bigger, and do the newest closed models (Google Gemini and OpenAI's ChatGPT image model) still show it?</w:t>
       </w:r>
     </w:p>
     <w:p>
@@ -376,7 +375,7 @@
         <w:pStyle w:val="ListNumber"/>
       </w:pPr>
       <w:r>
-        <w:t>Are explicit, interpretable geometric residuals competitive with learned classifiers on geometric features for the detection task?</w:t>
+        <w:t>Can simple, readable geometric residuals compete with learned classifiers at telling real from generated?</w:t>
       </w:r>
     </w:p>
     <w:p>
@@ -393,7 +392,7 @@
           <w:b w:val="0"/>
           <w:i w:val="0"/>
         </w:rPr>
-        <w:t>Given a single image, determine whether its geometric content is consistent with formation by one pinhole camera; express any inconsistency as an interpretable residual attributable to a specific projective constraint; calibrate that residual against the distribution obtained from real photographs under the same measurement pipeline; and use the resulting profile to compare generative models.</w:t>
+        <w:t>Given one image, decide whether its geometry fits a single pinhole camera. Report any mismatch as a readable residual tied to a specific geometric rule. Compare that residual with what the same pipeline gives on real photos. Use the results to compare different generators.</w:t>
       </w:r>
     </w:p>
     <w:p>
@@ -409,7 +408,7 @@
         <w:pStyle w:val="ListNumber"/>
       </w:pPr>
       <w:r>
-        <w:t>O1: Implement and validate a measurement pipeline for line-based projective constraints, specifically vanishing-point concurrency and single-camera coherence, with ground-truth validation.</w:t>
+        <w:t>O1: Build and validate a pipeline for line-based camera rules, namely vanishing-point concurrency and single-camera coherence, using ground truth.</w:t>
       </w:r>
     </w:p>
     <w:p>
@@ -417,7 +416,7 @@
         <w:pStyle w:val="ListNumber"/>
       </w:pPr>
       <w:r>
-        <w:t>O2: Establish real-image null distributions for every residual, using both a curated benchmark and an uncurated internet corpus with diverse cameras.</w:t>
+        <w:t>O2: Measure the normal range of every residual on real photos, using both a hand-picked benchmark and a set of ordinary internet photos from many cameras.</w:t>
       </w:r>
     </w:p>
     <w:p>
@@ -425,7 +424,7 @@
         <w:pStyle w:val="ListNumber"/>
       </w:pPr>
       <w:r>
-        <w:t>O3: Construct content-matched generated image sets from multiple diffusion models with fully logged generation parameters.</w:t>
+        <w:t>O3: Build generated image sets with matched content from several models, two run locally with every setting logged and two closed frontier models.</w:t>
       </w:r>
     </w:p>
     <w:p>
@@ -433,7 +432,7 @@
         <w:pStyle w:val="ListNumber"/>
       </w:pPr>
       <w:r>
-        <w:t>O4: Define an applicability criterion, independent of the residual being measured, that determines whether an image can support the camera test, and validate it against ground truth.</w:t>
+        <w:t>O4: Define an applicability rule that decides whether an image can be measured, without using the residual being measured, and validate it against ground truth.</w:t>
       </w:r>
     </w:p>
     <w:p>
@@ -441,7 +440,7 @@
         <w:pStyle w:val="ListNumber"/>
       </w:pPr>
       <w:r>
-        <w:t>O5: Compare generators against real references under matched content and camera configuration, and evaluate standard classification algorithms on the resulting residual vectors.</w:t>
+        <w:t>O5: Compare generators with real photos under matched content and camera settings, and test standard classifiers on the residuals.</w:t>
       </w:r>
     </w:p>
     <w:p>
@@ -449,7 +448,7 @@
         <w:pStyle w:val="ListNumber"/>
       </w:pPr>
       <w:r>
-        <w:t>O6: Implement the shadow-consistency constraint as a linear program and validate it on synthetic scenes with a known light source.</w:t>
+        <w:t>O6: Implement the shadow rule as a linear program and validate it on synthetic scenes with a known light source.</w:t>
       </w:r>
     </w:p>
     <w:p>
@@ -466,7 +465,7 @@
           <w:b w:val="0"/>
           <w:i w:val="0"/>
         </w:rPr>
-        <w:t>Scope. Single-image analysis only. Two line-based constraint levels are implemented and validated in full, namely vanishing-point concurrency and camera coherence, together with a regional camera-consistency analysis and the shadow constraint at the geometry level. Two locally generated models are evaluated, Stable Diffusion 1.5 and SDXL, against two real references.</w:t>
+        <w:t>Scope. One image at a time. Two line-based rule levels are built and validated in full (vanishing-point concurrency and camera coherence), plus a regional camera analysis and the shadow rule at the geometry level. Four generators are tested: Stable Diffusion 1.5 [19] and SDXL [20], run locally, and two closed frontier models, Google Gemini image generation ("nano banana") and OpenAI's image model in ChatGPT. They are compared against two real photo sets.</w:t>
       </w:r>
     </w:p>
     <w:p>
@@ -475,7 +474,7 @@
           <w:b w:val="0"/>
           <w:i w:val="0"/>
         </w:rPr>
-        <w:t>Limitations. Closed frontier models such as Gemini and GPT-image are not yet included, as no API access was available; the prompt set and analysis are prepared so that such images can be added without modification. Multi-view constraints such as epipolar consistency do not apply to single images and are excluded by design. The shadow constraint is validated geometrically but is not yet deployed at scale, because automatic shadow-to-object association remains unsolved in this implementation. Constraint levels covering projective invariants, conics, reflections and cross-modal agreement are specified but not implemented.</w:t>
+        <w:t>Limitations. The frontier models were used through their apps, so their internal settings are unknown and their sample sizes are smaller than the local models'. Rules that need several views of a scene, like epipolar geometry, do not apply to single images and are left out on purpose. The shadow rule is validated geometrically but not run at scale, because automatically matching each shadow to the object that cast it is not solved in this version. Rule levels for projective invariants, conics, reflections and agreement with depth networks are specified but not built.</w:t>
       </w:r>
     </w:p>
     <w:p>
@@ -500,21 +499,47 @@
           <w:b w:val="0"/>
           <w:i w:val="0"/>
         </w:rPr>
-        <w:t>The pipeline converts an image into a vector of interpretable geometric residuals in five stages: line-segment detection; unconstrained vanishing-point estimation; applicability assessment; residual computation for each constraint level; and statistical comparison against calibrated real-image null distributions. A deliberate design decision runs through the whole system: the vanishing-point estimator is never given a Manhattan or orthogonality prior, because the camera test asks precisely whether the recovered directions are mutually orthogonal, and an estimator that assumed this would make the test vacuous.</w:t>
+        <w:t>The pipeline turns an image into a list of readable geometric residuals in five steps: detect line segments; find vanishing points without assuming right angles; decide whether the image can be measured; compute a residual for each rule; and compare against the normal range measured on real photos. One design choice runs through everything: the vanishing-point finder is never told to look for three directions at right angles (a Manhattan prior). The camera test asks exactly whether the directions are at right angles, so building that assumption into the finder would make the test meaningless.</w:t>
       </w:r>
     </w:p>
     <w:p>
       <w:pPr>
-        <w:shd w:val="clear" w:fill="F2F2F2"/>
-        <w:spacing w:before="120" w:after="120"/>
+        <w:keepNext/>
+        <w:jc w:val="center"/>
       </w:pPr>
       <w:r>
-        <w:rPr>
-          <w:i/>
-          <w:color w:val="884400"/>
-          <w:sz w:val="20"/>
-        </w:rPr>
-        <w:t>[FIGURE TO INSERT] System architecture flowchart. Draw a left-to-right block diagram: Image -&gt; LSD line detection -&gt; sequential RANSAC vanishing-point estimation (no Manhattan prior) -&gt; applicability rule (decision diamond, with a rejected branch) -&gt; residual computation (L2 concurrency, L3 camera coherence, Atlanta focal consistency, regional windows, L7 shadows) -&gt; comparison against real-image null distributions -&gt; failure profile.</w:t>
+        <w:drawing>
+          <wp:inline xmlns:a="http://schemas.openxmlformats.org/drawingml/2006/main" xmlns:pic="http://schemas.openxmlformats.org/drawingml/2006/picture">
+            <wp:extent cx="5852160" cy="2340864"/>
+            <wp:docPr id="1" name="Picture 1"/>
+            <wp:cNvGraphicFramePr>
+              <a:graphicFrameLocks noChangeAspect="1"/>
+            </wp:cNvGraphicFramePr>
+            <a:graphic>
+              <a:graphicData uri="http://schemas.openxmlformats.org/drawingml/2006/picture">
+                <pic:pic>
+                  <pic:nvPicPr>
+                    <pic:cNvPr id="0" name="architecture.png"/>
+                    <pic:cNvPicPr/>
+                  </pic:nvPicPr>
+                  <pic:blipFill>
+                    <a:blip r:embed="rId9"/>
+                    <a:stretch>
+                      <a:fillRect/>
+                    </a:stretch>
+                  </pic:blipFill>
+                  <pic:spPr>
+                    <a:xfrm>
+                      <a:off x="0" y="0"/>
+                      <a:ext cx="5852160" cy="2340864"/>
+                    </a:xfrm>
+                    <a:prstGeom prst="rect"/>
+                  </pic:spPr>
+                </pic:pic>
+              </a:graphicData>
+            </a:graphic>
+          </wp:inline>
+        </w:drawing>
       </w:r>
     </w:p>
     <w:p>
@@ -538,6 +563,20 @@
         <w:t>4.2 Objective-wise Methodology</w:t>
       </w:r>
     </w:p>
+    <w:p>
+      <w:pPr>
+        <w:spacing w:after="60" w:before="120"/>
+        <w:jc w:val="center"/>
+        <w:keepNext/>
+      </w:pPr>
+      <w:r>
+        <w:rPr>
+          <w:i/>
+          <w:sz w:val="19"/>
+        </w:rPr>
+        <w:t>Table 4.1: Each objective, the method used and the validation performed.</w:t>
+      </w:r>
+    </w:p>
     <w:tbl>
       <w:tblPr>
         <w:tblStyle w:val="TableGrid"/>
@@ -551,9 +590,13 @@
         <w:gridCol w:w="3120"/>
       </w:tblGrid>
       <w:tr>
+        <w:trPr>
+          <w:cantSplit/>
+          <w:tblHeader/>
+        </w:trPr>
         <w:tc>
           <w:tcPr>
-            <w:tcW w:type="dxa" w:w="2160"/>
+            <w:tcW w:type="dxa" w:w="2016"/>
             <w:shd w:val="clear" w:fill="D9E2F3"/>
           </w:tcPr>
           <w:p>
@@ -569,7 +612,7 @@
         </w:tc>
         <w:tc>
           <w:tcPr>
-            <w:tcW w:type="dxa" w:w="4320"/>
+            <w:tcW w:type="dxa" w:w="4464"/>
             <w:shd w:val="clear" w:fill="D9E2F3"/>
           </w:tcPr>
           <w:p>
@@ -579,7 +622,7 @@
                 <w:b/>
                 <w:sz w:val="19"/>
               </w:rPr>
-              <w:t>Method employed</w:t>
+              <w:t>Method used</w:t>
             </w:r>
           </w:p>
         </w:tc>
@@ -595,15 +638,18 @@
                 <w:b/>
                 <w:sz w:val="19"/>
               </w:rPr>
-              <w:t>Validation performed</w:t>
+              <w:t>How it was validated</w:t>
             </w:r>
           </w:p>
         </w:tc>
       </w:tr>
       <w:tr>
+        <w:trPr>
+          <w:cantSplit/>
+        </w:trPr>
         <w:tc>
           <w:tcPr>
-            <w:tcW w:type="dxa" w:w="2160"/>
+            <w:tcW w:type="dxa" w:w="2016"/>
           </w:tcPr>
           <w:p>
             <w:r/>
@@ -611,13 +657,13 @@
               <w:rPr>
                 <w:sz w:val="19"/>
               </w:rPr>
-              <w:t>O1 Pipeline implementation</w:t>
+              <w:t>O1 Pipeline</w:t>
             </w:r>
           </w:p>
         </w:tc>
         <w:tc>
           <w:tcPr>
-            <w:tcW w:type="dxa" w:w="4320"/>
+            <w:tcW w:type="dxa" w:w="4464"/>
           </w:tcPr>
           <w:p>
             <w:r/>
@@ -625,7 +671,7 @@
               <w:rPr>
                 <w:sz w:val="19"/>
               </w:rPr>
-              <w:t>LSD line detection; sequential RANSAC vanishing-point estimation with angular least-squares refinement on the unit sphere; closed-form and least-squares focal recovery</w:t>
+              <w:t>LSD line detection; sequential RANSAC vanishing points refined by angular least squares on the unit sphere; closed-form and least-squares focal length</w:t>
             </w:r>
           </w:p>
         </w:tc>
@@ -639,15 +685,18 @@
               <w:rPr>
                 <w:sz w:val="19"/>
               </w:rPr>
-              <w:t>Synthetic scenes with known cameras; York Urban ground-truth vanishing points</w:t>
+              <w:t>Synthetic scenes with known cameras; York Urban true vanishing points</w:t>
             </w:r>
           </w:p>
         </w:tc>
       </w:tr>
       <w:tr>
+        <w:trPr>
+          <w:cantSplit/>
+        </w:trPr>
         <w:tc>
           <w:tcPr>
-            <w:tcW w:type="dxa" w:w="2160"/>
+            <w:tcW w:type="dxa" w:w="2016"/>
           </w:tcPr>
           <w:p>
             <w:r/>
@@ -655,13 +704,13 @@
               <w:rPr>
                 <w:sz w:val="19"/>
               </w:rPr>
-              <w:t>O2 Real-image calibration</w:t>
+              <w:t>O2 Real-photo baseline</w:t>
             </w:r>
           </w:p>
         </w:tc>
         <w:tc>
           <w:tcPr>
-            <w:tcW w:type="dxa" w:w="4320"/>
+            <w:tcW w:type="dxa" w:w="4464"/>
           </w:tcPr>
           <w:p>
             <w:r/>
@@ -669,7 +718,7 @@
               <w:rPr>
                 <w:sz w:val="19"/>
               </w:rPr>
-              <w:t>Full pipeline on York Urban (102 images) and a Wikimedia Commons corpus (358 images, 135 camera models) with EXIF focal lengths</w:t>
+              <w:t>Full pipeline on York Urban (102 photos) and Wikimedia Commons (358 photos, 135 camera models) with EXIF focal lengths</w:t>
             </w:r>
           </w:p>
         </w:tc>
@@ -683,15 +732,18 @@
               <w:rPr>
                 <w:sz w:val="19"/>
               </w:rPr>
-              <w:t>Fitted focal length compared against EXIF-derived focal length</w:t>
+              <w:t>Fitted focal length compared with the EXIF focal length</w:t>
             </w:r>
           </w:p>
         </w:tc>
       </w:tr>
       <w:tr>
+        <w:trPr>
+          <w:cantSplit/>
+        </w:trPr>
         <w:tc>
           <w:tcPr>
-            <w:tcW w:type="dxa" w:w="2160"/>
+            <w:tcW w:type="dxa" w:w="2016"/>
           </w:tcPr>
           <w:p>
             <w:r/>
@@ -699,13 +751,13 @@
               <w:rPr>
                 <w:sz w:val="19"/>
               </w:rPr>
-              <w:t>O3 Generated corpora</w:t>
+              <w:t>O3 Generated sets</w:t>
             </w:r>
           </w:p>
         </w:tc>
         <w:tc>
           <w:tcPr>
-            <w:tcW w:type="dxa" w:w="4320"/>
+            <w:tcW w:type="dxa" w:w="4464"/>
           </w:tcPr>
           <w:p>
             <w:r/>
@@ -713,7 +765,7 @@
               <w:rPr>
                 <w:sz w:val="19"/>
               </w:rPr>
-              <w:t>Local generation with Stable Diffusion 1.5 and SDXL; prompt strata mirroring the real content; seeds, steps, guidance scales and dates logged per image</w:t>
+              <w:t>Stable Diffusion 1.5 and SDXL run locally with logged seeds and settings; Gemini and ChatGPT images from the same prompt list, numbered by prompt</w:t>
             </w:r>
           </w:p>
         </w:tc>
@@ -727,15 +779,18 @@
               <w:rPr>
                 <w:sz w:val="19"/>
               </w:rPr>
-              <w:t>Line-density and content matching verified statistically</w:t>
+              <w:t>Prompt sets checked image by image against metadata</w:t>
             </w:r>
           </w:p>
         </w:tc>
       </w:tr>
       <w:tr>
+        <w:trPr>
+          <w:cantSplit/>
+        </w:trPr>
         <w:tc>
           <w:tcPr>
-            <w:tcW w:type="dxa" w:w="2160"/>
+            <w:tcW w:type="dxa" w:w="2016"/>
           </w:tcPr>
           <w:p>
             <w:r/>
@@ -749,7 +804,7 @@
         </w:tc>
         <w:tc>
           <w:tcPr>
-            <w:tcW w:type="dxa" w:w="4320"/>
+            <w:tcW w:type="dxa" w:w="4464"/>
           </w:tcPr>
           <w:p>
             <w:r/>
@@ -757,7 +812,7 @@
               <w:rPr>
                 <w:sz w:val="19"/>
               </w:rPr>
-              <w:t>Support, localisation, separation and spatial-spread criteria computed from evidence only</w:t>
+              <w:t>Support, localisation, separation and spatial spread of each line family, from evidence only</w:t>
             </w:r>
           </w:p>
         </w:tc>
@@ -771,15 +826,18 @@
               <w:rPr>
                 <w:sz w:val="19"/>
               </w:rPr>
-              <w:t>Agreement with York Urban ground truth; invariance under injected violations</w:t>
+              <w:t>Agreement with York Urban ground truth; unchanged decision under injected violations</w:t>
             </w:r>
           </w:p>
         </w:tc>
       </w:tr>
       <w:tr>
+        <w:trPr>
+          <w:cantSplit/>
+        </w:trPr>
         <w:tc>
           <w:tcPr>
-            <w:tcW w:type="dxa" w:w="2160"/>
+            <w:tcW w:type="dxa" w:w="2016"/>
           </w:tcPr>
           <w:p>
             <w:r/>
@@ -793,7 +851,7 @@
         </w:tc>
         <w:tc>
           <w:tcPr>
-            <w:tcW w:type="dxa" w:w="4320"/>
+            <w:tcW w:type="dxa" w:w="4464"/>
           </w:tcPr>
           <w:p>
             <w:r/>
@@ -801,7 +859,7 @@
               <w:rPr>
                 <w:sz w:val="19"/>
               </w:rPr>
-              <w:t>Matched-content and matched-field-of-view comparisons; six standard classifiers on residual vectors</w:t>
+              <w:t>Matched-content and matched field-of-view comparisons; six standard classifiers on residuals</w:t>
             </w:r>
           </w:p>
         </w:tc>
@@ -821,9 +879,12 @@
         </w:tc>
       </w:tr>
       <w:tr>
+        <w:trPr>
+          <w:cantSplit/>
+        </w:trPr>
         <w:tc>
           <w:tcPr>
-            <w:tcW w:type="dxa" w:w="2160"/>
+            <w:tcW w:type="dxa" w:w="2016"/>
           </w:tcPr>
           <w:p>
             <w:r/>
@@ -831,13 +892,13 @@
               <w:rPr>
                 <w:sz w:val="19"/>
               </w:rPr>
-              <w:t>O6 Shadow constraint</w:t>
+              <w:t>O6 Shadow rule</w:t>
             </w:r>
           </w:p>
         </w:tc>
         <w:tc>
           <w:tcPr>
-            <w:tcW w:type="dxa" w:w="4320"/>
+            <w:tcW w:type="dxa" w:w="4464"/>
           </w:tcPr>
           <w:p>
             <w:r/>
@@ -845,7 +906,7 @@
               <w:rPr>
                 <w:sz w:val="19"/>
               </w:rPr>
-              <w:t>Wedge constraints solved as a linear program minimising the largest violation</w:t>
+              <w:t>Wedge constraints solved as a linear program that minimises the largest violation</w:t>
             </w:r>
           </w:p>
         </w:tc>
@@ -859,7 +920,7 @@
               <w:rPr>
                 <w:sz w:val="19"/>
               </w:rPr>
-              <w:t>Synthetic scenes with a known sun direction and injected shadow rotations</w:t>
+              <w:t>Synthetic scenes with a known sun and injected shadow rotations</w:t>
             </w:r>
           </w:p>
         </w:tc>
@@ -869,19 +930,6 @@
       <w:pPr>
         <w:spacing w:after="0"/>
       </w:pPr>
-    </w:p>
-    <w:p>
-      <w:pPr>
-        <w:spacing w:after="240"/>
-        <w:jc w:val="center"/>
-      </w:pPr>
-      <w:r>
-        <w:rPr>
-          <w:i/>
-          <w:sz w:val="19"/>
-        </w:rPr>
-        <w:t>Table 4.1: Mapping of objectives to methods and the validation performed for each.</w:t>
-      </w:r>
     </w:p>
     <w:p>
       <w:pPr>
@@ -897,7 +945,21 @@
           <w:b w:val="0"/>
           <w:i w:val="0"/>
         </w:rPr>
-        <w:t>Each level of the hierarchy is one rule that a pinhole camera cannot break, paired with a residual in interpretable units. The levels implemented in this work are marked accordingly.</w:t>
+        <w:t>Each level is one rule a pinhole camera cannot break, with a residual in readable units.</w:t>
+      </w:r>
+    </w:p>
+    <w:p>
+      <w:pPr>
+        <w:spacing w:after="60" w:before="120"/>
+        <w:jc w:val="center"/>
+        <w:keepNext/>
+      </w:pPr>
+      <w:r>
+        <w:rPr>
+          <w:i/>
+          <w:sz w:val="19"/>
+        </w:rPr>
+        <w:t>Table 4.2: The rule hierarchy, residual units and what was built.</w:t>
       </w:r>
     </w:p>
     <w:tbl>
@@ -914,9 +976,13 @@
         <w:gridCol w:w="2340"/>
       </w:tblGrid>
       <w:tr>
+        <w:trPr>
+          <w:cantSplit/>
+          <w:tblHeader/>
+        </w:trPr>
         <w:tc>
           <w:tcPr>
-            <w:tcW w:type="dxa" w:w="864"/>
+            <w:tcW w:type="dxa" w:w="1008"/>
             <w:shd w:val="clear" w:fill="D9E2F3"/>
           </w:tcPr>
           <w:p>
@@ -942,13 +1008,13 @@
                 <w:b/>
                 <w:sz w:val="19"/>
               </w:rPr>
-              <w:t>Constraint</w:t>
+              <w:t>Rule</w:t>
             </w:r>
           </w:p>
         </w:tc>
         <w:tc>
           <w:tcPr>
-            <w:tcW w:type="dxa" w:w="2448"/>
+            <w:tcW w:type="dxa" w:w="2304"/>
             <w:shd w:val="clear" w:fill="D9E2F3"/>
           </w:tcPr>
           <w:p>
@@ -980,9 +1046,12 @@
         </w:tc>
       </w:tr>
       <w:tr>
+        <w:trPr>
+          <w:cantSplit/>
+        </w:trPr>
         <w:tc>
           <w:tcPr>
-            <w:tcW w:type="dxa" w:w="864"/>
+            <w:tcW w:type="dxa" w:w="1008"/>
           </w:tcPr>
           <w:p>
             <w:r/>
@@ -1004,13 +1073,13 @@
               <w:rPr>
                 <w:sz w:val="19"/>
               </w:rPr>
-              <w:t>Straight 3D edges project to straight image lines</w:t>
+              <w:t>Straight edges in 3D stay straight in the image</w:t>
             </w:r>
           </w:p>
         </w:tc>
         <w:tc>
           <w:tcPr>
-            <w:tcW w:type="dxa" w:w="2448"/>
+            <w:tcW w:type="dxa" w:w="2304"/>
           </w:tcPr>
           <w:p>
             <w:r/>
@@ -1032,15 +1101,18 @@
               <w:rPr>
                 <w:sz w:val="19"/>
               </w:rPr>
-              <w:t>Not implemented</w:t>
+              <w:t>Not built</w:t>
             </w:r>
           </w:p>
         </w:tc>
       </w:tr>
       <w:tr>
+        <w:trPr>
+          <w:cantSplit/>
+        </w:trPr>
         <w:tc>
           <w:tcPr>
-            <w:tcW w:type="dxa" w:w="864"/>
+            <w:tcW w:type="dxa" w:w="1008"/>
           </w:tcPr>
           <w:p>
             <w:r/>
@@ -1062,13 +1134,13 @@
               <w:rPr>
                 <w:sz w:val="19"/>
               </w:rPr>
-              <w:t>3D-parallel lines meet at a single vanishing point</w:t>
+              <w:t>Lines parallel in 3D meet at one vanishing point</w:t>
             </w:r>
           </w:p>
         </w:tc>
         <w:tc>
           <w:tcPr>
-            <w:tcW w:type="dxa" w:w="2448"/>
+            <w:tcW w:type="dxa" w:w="2304"/>
           </w:tcPr>
           <w:p>
             <w:r/>
@@ -1076,7 +1148,7 @@
               <w:rPr>
                 <w:sz w:val="19"/>
               </w:rPr>
-              <w:t>Angular deviation (deg)</w:t>
+              <w:t>Angle (deg)</w:t>
             </w:r>
           </w:p>
         </w:tc>
@@ -1090,15 +1162,18 @@
               <w:rPr>
                 <w:sz w:val="19"/>
               </w:rPr>
-              <w:t>Implemented, validated</w:t>
+              <w:t>Built, validated</w:t>
             </w:r>
           </w:p>
         </w:tc>
       </w:tr>
       <w:tr>
+        <w:trPr>
+          <w:cantSplit/>
+        </w:trPr>
         <w:tc>
           <w:tcPr>
-            <w:tcW w:type="dxa" w:w="864"/>
+            <w:tcW w:type="dxa" w:w="1008"/>
           </w:tcPr>
           <w:p>
             <w:r/>
@@ -1120,13 +1195,13 @@
               <w:rPr>
                 <w:sz w:val="19"/>
               </w:rPr>
-              <w:t>Three orthogonal directions fix one focal length and principal point</w:t>
+              <w:t>Three directions at right angles fix one focal length and principal point</w:t>
             </w:r>
           </w:p>
         </w:tc>
         <w:tc>
           <w:tcPr>
-            <w:tcW w:type="dxa" w:w="2448"/>
+            <w:tcW w:type="dxa" w:w="2304"/>
           </w:tcPr>
           <w:p>
             <w:r/>
@@ -1134,7 +1209,7 @@
               <w:rPr>
                 <w:sz w:val="19"/>
               </w:rPr>
-              <w:t>Deviation from 90 deg; focal spread</w:t>
+              <w:t>Deviation from 90 deg</w:t>
             </w:r>
           </w:p>
         </w:tc>
@@ -1148,15 +1223,18 @@
               <w:rPr>
                 <w:sz w:val="19"/>
               </w:rPr>
-              <w:t>Implemented, validated</w:t>
+              <w:t>Built, validated (secondary)</w:t>
             </w:r>
           </w:p>
         </w:tc>
       </w:tr>
       <w:tr>
+        <w:trPr>
+          <w:cantSplit/>
+        </w:trPr>
         <w:tc>
           <w:tcPr>
-            <w:tcW w:type="dxa" w:w="864"/>
+            <w:tcW w:type="dxa" w:w="1008"/>
           </w:tcPr>
           <w:p>
             <w:r/>
@@ -1178,13 +1256,13 @@
               <w:rPr>
                 <w:sz w:val="19"/>
               </w:rPr>
-              <w:t>Every horizontal direction implies the same focal length with the vertical (Atlanta worlds)</w:t>
+              <w:t>Every horizontal direction gives the same focal length when paired with the vertical (Atlanta worlds)</w:t>
             </w:r>
           </w:p>
         </w:tc>
         <w:tc>
           <w:tcPr>
-            <w:tcW w:type="dxa" w:w="2448"/>
+            <w:tcW w:type="dxa" w:w="2304"/>
           </w:tcPr>
           <w:p>
             <w:r/>
@@ -1206,15 +1284,18 @@
               <w:rPr>
                 <w:sz w:val="19"/>
               </w:rPr>
-              <w:t>Implemented; primary statistic</w:t>
+              <w:t>Built; primary measure</w:t>
             </w:r>
           </w:p>
         </w:tc>
       </w:tr>
       <w:tr>
+        <w:trPr>
+          <w:cantSplit/>
+        </w:trPr>
         <w:tc>
           <w:tcPr>
-            <w:tcW w:type="dxa" w:w="864"/>
+            <w:tcW w:type="dxa" w:w="1008"/>
           </w:tcPr>
           <w:p>
             <w:r/>
@@ -1222,7 +1303,7 @@
               <w:rPr>
                 <w:sz w:val="19"/>
               </w:rPr>
-              <w:t>L4-L6</w:t>
+              <w:t>L4 to L6</w:t>
             </w:r>
           </w:p>
         </w:tc>
@@ -1236,13 +1317,13 @@
               <w:rPr>
                 <w:sz w:val="19"/>
               </w:rPr>
-              <w:t>Horizon consistency; projective invariants; imaged circular points</w:t>
+              <w:t>Horizon agreement; projective invariants; circles on planes</w:t>
             </w:r>
           </w:p>
         </w:tc>
         <w:tc>
           <w:tcPr>
-            <w:tcW w:type="dxa" w:w="2448"/>
+            <w:tcW w:type="dxa" w:w="2304"/>
           </w:tcPr>
           <w:p>
             <w:r/>
@@ -1264,15 +1345,18 @@
               <w:rPr>
                 <w:sz w:val="19"/>
               </w:rPr>
-              <w:t>Specified, not implemented</w:t>
+              <w:t>Specified, not built</w:t>
             </w:r>
           </w:p>
         </w:tc>
       </w:tr>
       <w:tr>
+        <w:trPr>
+          <w:cantSplit/>
+        </w:trPr>
         <w:tc>
           <w:tcPr>
-            <w:tcW w:type="dxa" w:w="864"/>
+            <w:tcW w:type="dxa" w:w="1008"/>
           </w:tcPr>
           <w:p>
             <w:r/>
@@ -1294,13 +1378,13 @@
               <w:rPr>
                 <w:sz w:val="19"/>
               </w:rPr>
-              <w:t>All cast shadows are consistent with one light source</w:t>
+              <w:t>All shadows agree with one light source</w:t>
             </w:r>
           </w:p>
         </w:tc>
         <w:tc>
           <w:tcPr>
-            <w:tcW w:type="dxa" w:w="2448"/>
+            <w:tcW w:type="dxa" w:w="2304"/>
           </w:tcPr>
           <w:p>
             <w:r/>
@@ -1322,15 +1406,18 @@
               <w:rPr>
                 <w:sz w:val="19"/>
               </w:rPr>
-              <w:t>Geometry implemented and validated</w:t>
+              <w:t>Geometry built and validated</w:t>
             </w:r>
           </w:p>
         </w:tc>
       </w:tr>
       <w:tr>
+        <w:trPr>
+          <w:cantSplit/>
+        </w:trPr>
         <w:tc>
           <w:tcPr>
-            <w:tcW w:type="dxa" w:w="864"/>
+            <w:tcW w:type="dxa" w:w="1008"/>
           </w:tcPr>
           <w:p>
             <w:r/>
@@ -1338,7 +1425,7 @@
               <w:rPr>
                 <w:sz w:val="19"/>
               </w:rPr>
-              <w:t>L8-L9</w:t>
+              <w:t>L8 to L9</w:t>
             </w:r>
           </w:p>
         </w:tc>
@@ -1352,13 +1439,13 @@
               <w:rPr>
                 <w:sz w:val="19"/>
               </w:rPr>
-              <w:t>Reflection geometry; cross-modal normal agreement</w:t>
+              <w:t>Reflections; agreement with depth and normal networks</w:t>
             </w:r>
           </w:p>
         </w:tc>
         <w:tc>
           <w:tcPr>
-            <w:tcW w:type="dxa" w:w="2448"/>
+            <w:tcW w:type="dxa" w:w="2304"/>
           </w:tcPr>
           <w:p>
             <w:r/>
@@ -1380,7 +1467,7 @@
               <w:rPr>
                 <w:sz w:val="19"/>
               </w:rPr>
-              <w:t>Specified, not implemented</w:t>
+              <w:t>Specified, not built</w:t>
             </w:r>
           </w:p>
         </w:tc>
@@ -1390,19 +1477,6 @@
       <w:pPr>
         <w:spacing w:after="0"/>
       </w:pPr>
-    </w:p>
-    <w:p>
-      <w:pPr>
-        <w:spacing w:after="240"/>
-        <w:jc w:val="center"/>
-      </w:pPr>
-      <w:r>
-        <w:rPr>
-          <w:i/>
-          <w:sz w:val="19"/>
-        </w:rPr>
-        <w:t>Table 4.2: Constraint hierarchy, residual units and implementation status.</w:t>
-      </w:r>
     </w:p>
     <w:p>
       <w:pPr>
@@ -1420,6 +1494,20 @@
         <w:t>4.4.1 Hardware and software</w:t>
       </w:r>
     </w:p>
+    <w:p>
+      <w:pPr>
+        <w:spacing w:after="60" w:before="120"/>
+        <w:jc w:val="center"/>
+        <w:keepNext/>
+      </w:pPr>
+      <w:r>
+        <w:rPr>
+          <w:i/>
+          <w:sz w:val="19"/>
+        </w:rPr>
+        <w:t>Table 4.3: Hardware and software used.</w:t>
+      </w:r>
+    </w:p>
     <w:tbl>
       <w:tblPr>
         <w:tblStyle w:val="TableGrid"/>
@@ -1432,6 +1520,10 @@
         <w:gridCol w:w="4680"/>
       </w:tblGrid>
       <w:tr>
+        <w:trPr>
+          <w:cantSplit/>
+          <w:tblHeader/>
+        </w:trPr>
         <w:tc>
           <w:tcPr>
             <w:tcW w:type="dxa" w:w="2592"/>
@@ -1466,6 +1558,9 @@
         </w:tc>
       </w:tr>
       <w:tr>
+        <w:trPr>
+          <w:cantSplit/>
+        </w:trPr>
         <w:tc>
           <w:tcPr>
             <w:tcW w:type="dxa" w:w="2592"/>
@@ -1496,6 +1591,9 @@
         </w:tc>
       </w:tr>
       <w:tr>
+        <w:trPr>
+          <w:cantSplit/>
+        </w:trPr>
         <w:tc>
           <w:tcPr>
             <w:tcW w:type="dxa" w:w="2592"/>
@@ -1506,7 +1604,7 @@
               <w:rPr>
                 <w:sz w:val="19"/>
               </w:rPr>
-              <w:t>Language and runtime</w:t>
+              <w:t>Language</w:t>
             </w:r>
           </w:p>
         </w:tc>
@@ -1526,6 +1624,9 @@
         </w:tc>
       </w:tr>
       <w:tr>
+        <w:trPr>
+          <w:cantSplit/>
+        </w:trPr>
         <w:tc>
           <w:tcPr>
             <w:tcW w:type="dxa" w:w="2592"/>
@@ -1556,6 +1657,9 @@
         </w:tc>
       </w:tr>
       <w:tr>
+        <w:trPr>
+          <w:cantSplit/>
+        </w:trPr>
         <w:tc>
           <w:tcPr>
             <w:tcW w:type="dxa" w:w="2592"/>
@@ -1566,7 +1670,7 @@
               <w:rPr>
                 <w:sz w:val="19"/>
               </w:rPr>
-              <w:t>Numerical and statistical</w:t>
+              <w:t>Maths and statistics</w:t>
             </w:r>
           </w:p>
         </w:tc>
@@ -1580,12 +1684,15 @@
               <w:rPr>
                 <w:sz w:val="19"/>
               </w:rPr>
-              <w:t>NumPy, SciPy (least squares, linear programming, statistical tests), scikit-learn, statsmodels, pandas</w:t>
+              <w:t>NumPy, SciPy (least squares, linear programming, statistical tests), scikit-learn [21], statsmodels, pandas</w:t>
             </w:r>
           </w:p>
         </w:tc>
       </w:tr>
       <w:tr>
+        <w:trPr>
+          <w:cantSplit/>
+        </w:trPr>
         <w:tc>
           <w:tcPr>
             <w:tcW w:type="dxa" w:w="2592"/>
@@ -1610,12 +1717,15 @@
               <w:rPr>
                 <w:sz w:val="19"/>
               </w:rPr>
-              <w:t>PyTorch 2.14 with CUDA 13.0; diffusers 0.40; Stable Diffusion 1.5 and SDXL-base-1.0 with model CPU offload for the 8 GB budget</w:t>
+              <w:t>PyTorch 2.14 with CUDA 13.0; diffusers 0.40; Stable Diffusion 1.5 and SDXL-base-1.0 with CPU offload to fit in 8 GB</w:t>
             </w:r>
           </w:p>
         </w:tc>
       </w:tr>
       <w:tr>
+        <w:trPr>
+          <w:cantSplit/>
+        </w:trPr>
         <w:tc>
           <w:tcPr>
             <w:tcW w:type="dxa" w:w="2592"/>
@@ -1640,7 +1750,7 @@
               <w:rPr>
                 <w:sz w:val="19"/>
               </w:rPr>
-              <w:t>projgeo package: lines, vp, camera, selection, locality, regional, shadows, distortion, prompts, datasets</w:t>
+              <w:t>projgeo package: lines, vp, camera, selection, explain, locality, regional, shadows, distortion, prompts, datasets; 20 automated tests</w:t>
             </w:r>
           </w:p>
         </w:tc>
@@ -1650,19 +1760,6 @@
       <w:pPr>
         <w:spacing w:after="0"/>
       </w:pPr>
-    </w:p>
-    <w:p>
-      <w:pPr>
-        <w:spacing w:after="240"/>
-        <w:jc w:val="center"/>
-      </w:pPr>
-      <w:r>
-        <w:rPr>
-          <w:i/>
-          <w:sz w:val="19"/>
-        </w:rPr>
-        <w:t>Table 4.3: Hardware and software environment.</w:t>
-      </w:r>
     </w:p>
     <w:p>
       <w:pPr>
@@ -1678,7 +1775,7 @@
           <w:b w:val="0"/>
           <w:i w:val="0"/>
         </w:rPr>
-        <w:t>Line detection. The Line Segment Detector is applied to the greyscale image, followed by a length filter at two per cent of the image diagonal to suppress texture clutter. Standard refinement is used rather than advanced refinement, the latter having been measured to take up to fifty seconds on certain images with no benefit in segment quality.</w:t>
+        <w:t>Line detection. LSD runs on the greyscale image. Segments shorter than two per cent of the image diagonal are dropped to remove texture noise. We use standard refinement, because advanced refinement took up to fifty seconds on some images with no gain in quality.</w:t>
       </w:r>
     </w:p>
     <w:p>
@@ -1687,7 +1784,7 @@
           <w:b w:val="0"/>
           <w:i w:val="0"/>
         </w:rPr>
-        <w:t>Vanishing-point estimation. Segments are mapped to normalised coordinates. Vanishing points are found sequentially: pairs of segments are sampled with probability proportional to length, their intersection forms a candidate, and support is measured as the total inlier length within an angular threshold. The best candidate is refined by weighted angular least squares parameterised on the unit sphere, which handles vanishing points at infinity without special cases. Inliers are removed and the process repeats.</w:t>
+        <w:t>Vanishing points. Segments are converted to normalised coordinates. Vanishing points are found one at a time with RANSAC: pick two segments at random (longer ones more likely), take their intersection as a candidate, and score it by the total length of segments that point at it within a small angle. The best candidate is refined by weighted least squares on the unit sphere, which also handles vanishing points at infinity (parallel lines in the image). Its segments are removed and the search repeats.</w:t>
       </w:r>
     </w:p>
     <w:p>
@@ -1696,7 +1793,7 @@
           <w:b w:val="0"/>
           <w:i w:val="0"/>
         </w:rPr>
-        <w:t>Camera coherence. With the principal point placed at the image centre, the focal length that best makes the back-projected vanishing-point rays mutually orthogonal is found by bounded one-dimensional optimisation, and the residual is the largest pairwise deviation from ninety degrees. For three finite vanishing points the principal point of a consistent camera must lie at the orthocentre of the vanishing-point triangle, and each pair yields a closed-form focal estimate; a negative value indicates a configuration no camera can produce.</w:t>
+        <w:t>Camera coherence (Manhattan test). With the principal point at the image centre, we search for the one focal length that makes the three vanishing-point directions closest to 90 degrees apart. The residual is the worst deviation from 90 degrees. For three finite vanishing points, a real camera's principal point must sit at the orthocentre of the triangle they form [1], and the distance between the two is the orthocentre offset.</w:t>
       </w:r>
     </w:p>
     <w:p>
@@ -1705,7 +1802,7 @@
           <w:b w:val="0"/>
           <w:i w:val="0"/>
         </w:rPr>
-        <w:t>Atlanta focal consistency. The vertical vanishing point is identified by its direction from the image centre alone, never by orthogonality. Each horizontal vanishing point must then imply the same focal length with it. This holds in Manhattan worlds and in Atlanta worlds, which contain several horizontal frames, and is therefore valid on uncurated photographs where the three-vanishing-point orthogonality test is not.</w:t>
+        <w:t>Atlanta focal consistency (primary measure). A real camera has one focal length f. For any two vanishing points v1 and v2 of directions at right angles, f squared equals minus the dot product (v1 minus p) times (v2 minus p), where p is the principal point. The vertical direction is at a right angle to every horizontal direction, even in an Atlanta world. So we find the vertical vanishing point (by its direction from the image centre only, never by checking right angles), pair it with each horizontal vanishing point, and get one focal length per pair. In a real photo these should all agree. Our statistic is the spread of log f across the pairs. Zero means perfect agreement. A spread of 0.14 means the largest and smallest focal lengths differ by about 15 per cent. If f squared comes out negative for a pair, no camera at all could produce it, and we call that an impossible pair.</w:t>
       </w:r>
     </w:p>
     <w:p>
@@ -1714,7 +1811,7 @@
           <w:b w:val="0"/>
           <w:i w:val="0"/>
         </w:rPr>
-        <w:t>Uncertainty quantification. Each vanishing point's inlier set is resampled with replacement and re-refined, giving a bootstrap angular standard deviation in ray space. This distinguishes vanishing points that are genuinely well determined from those that slide along a family of nearly parallel lines.</w:t>
+        <w:t>Uncertainty. Each vanishing point's segments are resampled with replacement and the point is re-fitted (a bootstrap [22]), giving an angular spread. This separates well-pinned vanishing points from ones that slide along a family of nearly parallel lines.</w:t>
       </w:r>
     </w:p>
     <w:p>
@@ -1731,7 +1828,7 @@
           <w:b w:val="0"/>
           <w:i w:val="0"/>
         </w:rPr>
-        <w:t>The three-vanishing-point camera test is defined only for scenes that actually exhibit three visible, well-separated, well-supported directions. An image is admitted if three vanishing-point families each carry at least eight per cent of the total detected line length, each is localised to better than one degree by the bootstrap, each pair is separated by at least ten degrees and by at least five times its own uncertainty, and each family's inliers span at least twelve per cent of the image diagonal. Real photographs additionally require a standard sensor aspect ratio, since cropping displaces the principal point. Orthogonality, focal length, the orthocentre and the shape of the vanishing-point triangle are deliberately excluded from the rule, because those quantities constitute the measurement.</w:t>
+        <w:t>The camera test only makes sense for images that clearly show three well-separated, well-supported directions. An image is admitted only if three line families each hold at least eight per cent of the total line length, each vanishing point is pinned to better than one degree by the bootstrap, each pair is at least ten degrees apart and at least five times their uncertainty, and each family's lines spread over at least twelve per cent of the image diagonal. Real photos must also have a standard sensor aspect ratio, since cropping moves the principal point. The rule deliberately ignores right angles, focal length and the orthocentre, because those are what we are measuring.</w:t>
       </w:r>
     </w:p>
     <w:p>
@@ -1740,7 +1837,7 @@
           <w:b w:val="0"/>
           <w:i w:val="0"/>
         </w:rPr>
-        <w:t>Two validations confirm that the rule is sound. Against York Urban ground truth, admitted images have ninety per cent of their vanishing points within five degrees of the hand-labelled values, compared with fifty-seven per cent for rejected images. A unit test injects a controlled camera violation that leaves the line layout unchanged and asserts that the admission decision does not change, which establishes that the rule cannot be selecting real images for being consistent.</w:t>
+        <w:t>We checked the rule two ways. On York Urban, admitted images have 90 per cent of their vanishing points within five degrees of the hand-labelled truth, against 57 per cent for rejected images. And a unit test injects a camera violation that leaves the lines' layout unchanged and confirms the admit or reject decision does not change. So the rule cannot be letting real images through just because they are consistent.</w:t>
       </w:r>
     </w:p>
     <w:p>
@@ -1749,6 +1846,20 @@
       </w:pPr>
       <w:r>
         <w:t>4.5 Data Acquisition</w:t>
+      </w:r>
+    </w:p>
+    <w:p>
+      <w:pPr>
+        <w:spacing w:after="60" w:before="120"/>
+        <w:jc w:val="center"/>
+        <w:keepNext/>
+      </w:pPr>
+      <w:r>
+        <w:rPr>
+          <w:i/>
+          <w:sz w:val="19"/>
+        </w:rPr>
+        <w:t>Table 4.4: Datasets, their role and how they were collected.</w:t>
       </w:r>
     </w:p>
     <w:tbl>
@@ -1765,9 +1876,13 @@
         <w:gridCol w:w="2340"/>
       </w:tblGrid>
       <w:tr>
+        <w:trPr>
+          <w:cantSplit/>
+          <w:tblHeader/>
+        </w:trPr>
         <w:tc>
           <w:tcPr>
-            <w:tcW w:type="dxa" w:w="1728"/>
+            <w:tcW w:type="dxa" w:w="1872"/>
             <w:shd w:val="clear" w:fill="D9E2F3"/>
           </w:tcPr>
           <w:p>
@@ -1783,7 +1898,7 @@
         </w:tc>
         <w:tc>
           <w:tcPr>
-            <w:tcW w:type="dxa" w:w="1728"/>
+            <w:tcW w:type="dxa" w:w="1872"/>
             <w:shd w:val="clear" w:fill="D9E2F3"/>
           </w:tcPr>
           <w:p>
@@ -1799,7 +1914,7 @@
         </w:tc>
         <w:tc>
           <w:tcPr>
-            <w:tcW w:type="dxa" w:w="2448"/>
+            <w:tcW w:type="dxa" w:w="2304"/>
             <w:shd w:val="clear" w:fill="D9E2F3"/>
           </w:tcPr>
           <w:p>
@@ -1815,7 +1930,7 @@
         </w:tc>
         <w:tc>
           <w:tcPr>
-            <w:tcW w:type="dxa" w:w="3456"/>
+            <w:tcW w:type="dxa" w:w="3312"/>
             <w:shd w:val="clear" w:fill="D9E2F3"/>
           </w:tcPr>
           <w:p>
@@ -1825,15 +1940,18 @@
                 <w:b/>
                 <w:sz w:val="19"/>
               </w:rPr>
-              <w:t>Provenance and parameters</w:t>
+              <w:t>Source and settings</w:t>
             </w:r>
           </w:p>
         </w:tc>
       </w:tr>
       <w:tr>
+        <w:trPr>
+          <w:cantSplit/>
+        </w:trPr>
         <w:tc>
           <w:tcPr>
-            <w:tcW w:type="dxa" w:w="1728"/>
+            <w:tcW w:type="dxa" w:w="1872"/>
           </w:tcPr>
           <w:p>
             <w:r/>
@@ -1841,13 +1959,13 @@
               <w:rPr>
                 <w:sz w:val="19"/>
               </w:rPr>
-              <w:t>York Urban</w:t>
+              <w:t>York Urban [10]</w:t>
             </w:r>
           </w:p>
         </w:tc>
         <w:tc>
           <w:tcPr>
-            <w:tcW w:type="dxa" w:w="1728"/>
+            <w:tcW w:type="dxa" w:w="1872"/>
           </w:tcPr>
           <w:p>
             <w:r/>
@@ -1855,13 +1973,13 @@
               <w:rPr>
                 <w:sz w:val="19"/>
               </w:rPr>
-              <w:t>102 images, 640x480</w:t>
+              <w:t>102 photos, 640x480</w:t>
             </w:r>
           </w:p>
         </w:tc>
         <w:tc>
           <w:tcPr>
-            <w:tcW w:type="dxa" w:w="2448"/>
+            <w:tcW w:type="dxa" w:w="2304"/>
           </w:tcPr>
           <w:p>
             <w:r/>
@@ -1869,13 +1987,13 @@
               <w:rPr>
                 <w:sz w:val="19"/>
               </w:rPr>
-              <w:t>Curated real reference; ground-truth vanishing points and calibration</w:t>
+              <w:t>Hand-picked real reference with true vanishing points</w:t>
             </w:r>
           </w:p>
         </w:tc>
         <w:tc>
           <w:tcPr>
-            <w:tcW w:type="dxa" w:w="3456"/>
+            <w:tcW w:type="dxa" w:w="3312"/>
           </w:tcPr>
           <w:p>
             <w:r/>
@@ -1883,15 +2001,18 @@
               <w:rPr>
                 <w:sz w:val="19"/>
               </w:rPr>
-              <w:t>Elder Laboratory, York University; single camera, focal length 675 px</w:t>
+              <w:t>York University; one camera, focal length 675 px</w:t>
             </w:r>
           </w:p>
         </w:tc>
       </w:tr>
       <w:tr>
+        <w:trPr>
+          <w:cantSplit/>
+        </w:trPr>
         <w:tc>
           <w:tcPr>
-            <w:tcW w:type="dxa" w:w="1728"/>
+            <w:tcW w:type="dxa" w:w="1872"/>
           </w:tcPr>
           <w:p>
             <w:r/>
@@ -1905,7 +2026,7 @@
         </w:tc>
         <w:tc>
           <w:tcPr>
-            <w:tcW w:type="dxa" w:w="1728"/>
+            <w:tcW w:type="dxa" w:w="1872"/>
           </w:tcPr>
           <w:p>
             <w:r/>
@@ -1913,13 +2034,13 @@
               <w:rPr>
                 <w:sz w:val="19"/>
               </w:rPr>
-              <w:t>358 images, 135 camera models</w:t>
+              <w:t>358 photos, 135 camera models</w:t>
             </w:r>
           </w:p>
         </w:tc>
         <w:tc>
           <w:tcPr>
-            <w:tcW w:type="dxa" w:w="2448"/>
+            <w:tcW w:type="dxa" w:w="2304"/>
           </w:tcPr>
           <w:p>
             <w:r/>
@@ -1927,13 +2048,13 @@
               <w:rPr>
                 <w:sz w:val="19"/>
               </w:rPr>
-              <w:t>Uncurated real reference with diverse cameras</w:t>
+              <w:t>Ordinary real photos from many cameras</w:t>
             </w:r>
           </w:p>
         </w:tc>
         <w:tc>
           <w:tcPr>
-            <w:tcW w:type="dxa" w:w="3456"/>
+            <w:tcW w:type="dxa" w:w="3312"/>
           </w:tcPr>
           <w:p>
             <w:r/>
@@ -1941,15 +2062,18 @@
               <w:rPr>
                 <w:sz w:val="19"/>
               </w:rPr>
-              <w:t>Commons API; filtered for EXIF camera model and focal length, landscape aspect, width at least 1024; CC licences with attribution recorded</w:t>
+              <w:t>Commons API; EXIF camera and focal length, landscape, at least 1024 px wide; CC licences recorded</w:t>
             </w:r>
           </w:p>
         </w:tc>
       </w:tr>
       <w:tr>
+        <w:trPr>
+          <w:cantSplit/>
+        </w:trPr>
         <w:tc>
           <w:tcPr>
-            <w:tcW w:type="dxa" w:w="1728"/>
+            <w:tcW w:type="dxa" w:w="1872"/>
           </w:tcPr>
           <w:p>
             <w:r/>
@@ -1957,13 +2081,13 @@
               <w:rPr>
                 <w:sz w:val="19"/>
               </w:rPr>
-              <w:t>SD 1.5 sets</w:t>
+              <w:t>Stable Diffusion 1.5</w:t>
             </w:r>
           </w:p>
         </w:tc>
         <w:tc>
           <w:tcPr>
-            <w:tcW w:type="dxa" w:w="1728"/>
+            <w:tcW w:type="dxa" w:w="1872"/>
           </w:tcPr>
           <w:p>
             <w:r/>
@@ -1977,7 +2101,7 @@
         </w:tc>
         <w:tc>
           <w:tcPr>
-            <w:tcW w:type="dxa" w:w="2448"/>
+            <w:tcW w:type="dxa" w:w="2304"/>
           </w:tcPr>
           <w:p>
             <w:r/>
@@ -1985,13 +2109,13 @@
               <w:rPr>
                 <w:sz w:val="19"/>
               </w:rPr>
-              <w:t>Older UNet diffusion baseline</w:t>
+              <w:t>Older open model</w:t>
             </w:r>
           </w:p>
         </w:tc>
         <w:tc>
           <w:tcPr>
-            <w:tcW w:type="dxa" w:w="3456"/>
+            <w:tcW w:type="dxa" w:w="3312"/>
           </w:tcPr>
           <w:p>
             <w:r/>
@@ -1999,15 +2123,18 @@
               <w:rPr>
                 <w:sz w:val="19"/>
               </w:rPr>
-              <w:t>30 steps, guidance 6.0, seeds and prompts logged per image</w:t>
+              <w:t>30 steps, guidance 6.0; seed and prompt logged per image</w:t>
             </w:r>
           </w:p>
         </w:tc>
       </w:tr>
       <w:tr>
+        <w:trPr>
+          <w:cantSplit/>
+        </w:trPr>
         <w:tc>
           <w:tcPr>
-            <w:tcW w:type="dxa" w:w="1728"/>
+            <w:tcW w:type="dxa" w:w="1872"/>
           </w:tcPr>
           <w:p>
             <w:r/>
@@ -2015,13 +2142,13 @@
               <w:rPr>
                 <w:sz w:val="19"/>
               </w:rPr>
-              <w:t>SDXL sets</w:t>
+              <w:t>SDXL</w:t>
             </w:r>
           </w:p>
         </w:tc>
         <w:tc>
           <w:tcPr>
-            <w:tcW w:type="dxa" w:w="1728"/>
+            <w:tcW w:type="dxa" w:w="1872"/>
           </w:tcPr>
           <w:p>
             <w:r/>
@@ -2035,7 +2162,7 @@
         </w:tc>
         <w:tc>
           <w:tcPr>
-            <w:tcW w:type="dxa" w:w="2448"/>
+            <w:tcW w:type="dxa" w:w="2304"/>
           </w:tcPr>
           <w:p>
             <w:r/>
@@ -2043,13 +2170,13 @@
               <w:rPr>
                 <w:sz w:val="19"/>
               </w:rPr>
-              <w:t>Current-generation baseline</w:t>
+              <w:t>Newer open model</w:t>
             </w:r>
           </w:p>
         </w:tc>
         <w:tc>
           <w:tcPr>
-            <w:tcW w:type="dxa" w:w="3456"/>
+            <w:tcW w:type="dxa" w:w="3312"/>
           </w:tcPr>
           <w:p>
             <w:r/>
@@ -2057,15 +2184,140 @@
               <w:rPr>
                 <w:sz w:val="19"/>
               </w:rPr>
-              <w:t>30 steps, guidance 6.0, model CPU offload; 1024x768 plus 1:1 and 16:9 aspect variants</w:t>
+              <w:t>30 steps, guidance 6.0, CPU offload; 1024x768 plus 1:1 and 16:9 variants</w:t>
             </w:r>
           </w:p>
         </w:tc>
       </w:tr>
       <w:tr>
+        <w:trPr>
+          <w:cantSplit/>
+        </w:trPr>
         <w:tc>
           <w:tcPr>
-            <w:tcW w:type="dxa" w:w="1728"/>
+            <w:tcW w:type="dxa" w:w="1872"/>
+          </w:tcPr>
+          <w:p>
+            <w:r/>
+            <w:r>
+              <w:rPr>
+                <w:sz w:val="19"/>
+              </w:rPr>
+              <w:t>Gemini ("nano banana")</w:t>
+            </w:r>
+          </w:p>
+        </w:tc>
+        <w:tc>
+          <w:tcPr>
+            <w:tcW w:type="dxa" w:w="1872"/>
+          </w:tcPr>
+          <w:p>
+            <w:r/>
+            <w:r>
+              <w:rPr>
+                <w:sz w:val="19"/>
+              </w:rPr>
+              <w:t>181 images (168 at 640x480, 13 larger)</w:t>
+            </w:r>
+          </w:p>
+        </w:tc>
+        <w:tc>
+          <w:tcPr>
+            <w:tcW w:type="dxa" w:w="2304"/>
+          </w:tcPr>
+          <w:p>
+            <w:r/>
+            <w:r>
+              <w:rPr>
+                <w:sz w:val="19"/>
+              </w:rPr>
+              <w:t>Closed frontier model</w:t>
+            </w:r>
+          </w:p>
+        </w:tc>
+        <w:tc>
+          <w:tcPr>
+            <w:tcW w:type="dxa" w:w="3312"/>
+          </w:tcPr>
+          <w:p>
+            <w:r/>
+            <w:r>
+              <w:rPr>
+                <w:sz w:val="19"/>
+              </w:rPr>
+              <w:t>Google Gemini image generation used through Antigravity, September 2026; first prompt set, numbered by prompt; internal settings not exposed</w:t>
+            </w:r>
+          </w:p>
+        </w:tc>
+      </w:tr>
+      <w:tr>
+        <w:trPr>
+          <w:cantSplit/>
+        </w:trPr>
+        <w:tc>
+          <w:tcPr>
+            <w:tcW w:type="dxa" w:w="1872"/>
+          </w:tcPr>
+          <w:p>
+            <w:r/>
+            <w:r>
+              <w:rPr>
+                <w:sz w:val="19"/>
+              </w:rPr>
+              <w:t>ChatGPT image model</w:t>
+            </w:r>
+          </w:p>
+        </w:tc>
+        <w:tc>
+          <w:tcPr>
+            <w:tcW w:type="dxa" w:w="1872"/>
+          </w:tcPr>
+          <w:p>
+            <w:r/>
+            <w:r>
+              <w:rPr>
+                <w:sz w:val="19"/>
+              </w:rPr>
+              <w:t>51 images, 1448x1086</w:t>
+            </w:r>
+          </w:p>
+        </w:tc>
+        <w:tc>
+          <w:tcPr>
+            <w:tcW w:type="dxa" w:w="2304"/>
+          </w:tcPr>
+          <w:p>
+            <w:r/>
+            <w:r>
+              <w:rPr>
+                <w:sz w:val="19"/>
+              </w:rPr>
+              <w:t>Closed frontier model</w:t>
+            </w:r>
+          </w:p>
+        </w:tc>
+        <w:tc>
+          <w:tcPr>
+            <w:tcW w:type="dxa" w:w="3312"/>
+          </w:tcPr>
+          <w:p>
+            <w:r/>
+            <w:r>
+              <w:rPr>
+                <w:sz w:val="19"/>
+              </w:rPr>
+              <w:t>OpenAI image generation in ChatGPT, September 2026; first prompt set, numbered by prompt; internal settings not exposed</w:t>
+            </w:r>
+          </w:p>
+        </w:tc>
+      </w:tr>
+      <w:tr>
+        <w:trPr>
+          <w:cantSplit/>
+        </w:trPr>
+        <w:tc>
+          <w:tcPr>
+            <w:tcW w:type="dxa" w:w="1872"/>
           </w:tcPr>
           <w:p>
             <w:r/>
@@ -2079,7 +2331,7 @@
         </w:tc>
         <w:tc>
           <w:tcPr>
-            <w:tcW w:type="dxa" w:w="1728"/>
+            <w:tcW w:type="dxa" w:w="1872"/>
           </w:tcPr>
           <w:p>
             <w:r/>
@@ -2087,13 +2339,13 @@
               <w:rPr>
                 <w:sz w:val="19"/>
               </w:rPr>
-              <w:t>Generated on demand</w:t>
+              <w:t>Made on demand</w:t>
             </w:r>
           </w:p>
         </w:tc>
         <w:tc>
           <w:tcPr>
-            <w:tcW w:type="dxa" w:w="2448"/>
+            <w:tcW w:type="dxa" w:w="2304"/>
           </w:tcPr>
           <w:p>
             <w:r/>
@@ -2101,13 +2353,13 @@
               <w:rPr>
                 <w:sz w:val="19"/>
               </w:rPr>
-              <w:t>Ground-truth validation and violation injection</w:t>
+              <w:t>Ground truth and violation injection</w:t>
             </w:r>
           </w:p>
         </w:tc>
         <w:tc>
           <w:tcPr>
-            <w:tcW w:type="dxa" w:w="3456"/>
+            <w:tcW w:type="dxa" w:w="3312"/>
           </w:tcPr>
           <w:p>
             <w:r/>
@@ -2115,7 +2367,7 @@
               <w:rPr>
                 <w:sz w:val="19"/>
               </w:rPr>
-              <w:t>Known intrinsics and rotation; controlled violations of each constraint</w:t>
+              <w:t>Known camera and rotation; controlled violations of each rule</w:t>
             </w:r>
           </w:p>
         </w:tc>
@@ -2127,25 +2379,12 @@
       </w:pPr>
     </w:p>
     <w:p>
-      <w:pPr>
-        <w:spacing w:after="240"/>
-        <w:jc w:val="center"/>
-      </w:pPr>
-      <w:r>
-        <w:rPr>
-          <w:i/>
-          <w:sz w:val="19"/>
-        </w:rPr>
-        <w:t>Table 4.4: Datasets, their role in the study and acquisition parameters.</w:t>
-      </w:r>
-    </w:p>
-    <w:p>
       <w:r>
         <w:rPr>
           <w:b w:val="0"/>
           <w:i w:val="0"/>
         </w:rPr>
-        <w:t>Prompt design. Generated content mirrors the real corpora. A first stratum covers building facades, streets, corridors, lecture halls and offices. A second stratum was introduced to guarantee three visible orthogonal directions by describing corners where two surfaces meet, and a third, refined stratum additionally requires repeating line-rich features such as tiled floors, shelving, window grids and brick courses, because the first attempt produced scenes that were structurally correct but too sparse in lines to be measurable. All generated images carry a metadata record with model identifier, prompt, negative prompt, seed, sampler, step count, guidance scale, resolution and generation date.</w:t>
+        <w:t>Prompt design. The generated images copy the content of the real sets. The first prompt set covers building fronts, streets, corridors, lecture halls and offices. A second set asked for corners where two walls meet, to guarantee three visible directions. A third, line-rich set also asks for repeating straight features such as tiles, shelving, window grids and brick courses, because the second set gave scenes that were the right shape but had too few lines to measure. Every local image has a record of model, prompt, negative prompt, seed, sampler, steps, guidance, resolution and date. The frontier images were made from the first prompt set, so they are compared with the local images made from that same set. Comparing them with images from a different prompt set would mix up the effect of the model with the effect of the scene.</w:t>
       </w:r>
     </w:p>
     <w:p>
@@ -2162,7 +2401,7 @@
           <w:b w:val="0"/>
           <w:i w:val="0"/>
         </w:rPr>
-        <w:t>The system is implemented as a Python package with a test suite of eighteen tests. Validation is layered. Synthetic scenes with known cameras verify that the estimators recover the truth, and controlled violation injectors verify that each residual responds to its own constraint and not to others: one injector perturbs line directions to break concurrency alone, one displaces a vanishing point so that concurrency is preserved but camera coherence is broken, one makes a vanishing point drift with image position, and one splits the image between two different cameras. Residuals are required to increase monotonically with the injected violation magnitude.</w:t>
+        <w:t>The system is a Python package with 20 automated tests. Testing is layered. Synthetic scenes with known cameras check that the estimators find the truth. Violation injectors check that each residual reacts to its own rule and not to others: one bends line directions to break concurrency only, one moves a vanishing point so concurrency holds but the camera breaks, one makes a vanishing point drift across the image, and one splits the image between two cameras. Each residual must grow steadily as the injected violation grows.</w:t>
       </w:r>
     </w:p>
     <w:p>
@@ -2171,21 +2410,56 @@
           <w:b w:val="0"/>
           <w:i w:val="0"/>
         </w:rPr>
-        <w:t>One implementation detail proved to matter for correctness. The inlier root-mean-square residual saturates once violations exceed the inlier threshold, because badly violating segments are simply excluded from the inlier set. A length-weighted capped mean over all segments, together with the fraction of line length that no vanishing point explains, was therefore introduced and verified to be monotone across the full range of injected violations.</w:t>
+        <w:t>One detail mattered for correctness. The usual inlier RMS residual stops growing once violations pass the inlier threshold, because badly broken segments just drop out of the inlier set. So we added a length-weighted capped mean over all segments, plus the share of line length that no vanishing point explains, and checked both grow steadily over the full range of violations.</w:t>
+      </w:r>
+    </w:p>
+    <w:p>
+      <w:r>
+        <w:rPr>
+          <w:b w:val="0"/>
+          <w:i w:val="0"/>
+        </w:rPr>
+        <w:t>The per-image output shows each line family in its own colour, with the focal length each horizontal direction implies. Figure 4.2 shows this for one real photo and one generated image. The same code drives the interactive demonstration.</w:t>
       </w:r>
     </w:p>
     <w:p>
       <w:pPr>
-        <w:shd w:val="clear" w:fill="F2F2F2"/>
-        <w:spacing w:before="120" w:after="120"/>
+        <w:keepNext/>
+        <w:jc w:val="center"/>
       </w:pPr>
       <w:r>
-        <w:rPr>
-          <w:i/>
-          <w:color w:val="884400"/>
-          <w:sz w:val="20"/>
-        </w:rPr>
-        <w:t>[FIGURE TO INSERT] Screenshot of the per-image analysis output. Run: python scripts/analyze_image.py &lt;image&gt; --out outputs/ and insert the generated overlay PNG, which shows detected segments coloured by vanishing-point cluster, the vanishing points, and the orthocentre marked against the image centre.</w:t>
+        <w:drawing>
+          <wp:inline xmlns:a="http://schemas.openxmlformats.org/drawingml/2006/main" xmlns:pic="http://schemas.openxmlformats.org/drawingml/2006/picture">
+            <wp:extent cx="5852160" cy="2447267"/>
+            <wp:docPr id="2" name="Picture 2"/>
+            <wp:cNvGraphicFramePr>
+              <a:graphicFrameLocks noChangeAspect="1"/>
+            </wp:cNvGraphicFramePr>
+            <a:graphic>
+              <a:graphicData uri="http://schemas.openxmlformats.org/drawingml/2006/picture">
+                <pic:pic>
+                  <pic:nvPicPr>
+                    <pic:cNvPr id="0" name="explain_example.png"/>
+                    <pic:cNvPicPr/>
+                  </pic:nvPicPr>
+                  <pic:blipFill>
+                    <a:blip r:embed="rId10"/>
+                    <a:stretch>
+                      <a:fillRect/>
+                    </a:stretch>
+                  </pic:blipFill>
+                  <pic:spPr>
+                    <a:xfrm>
+                      <a:off x="0" y="0"/>
+                      <a:ext cx="5852160" cy="2447267"/>
+                    </a:xfrm>
+                    <a:prstGeom prst="rect"/>
+                  </pic:spPr>
+                </pic:pic>
+              </a:graphicData>
+            </a:graphic>
+          </wp:inline>
+        </w:drawing>
       </w:r>
     </w:p>
     <w:p>
@@ -2198,7 +2472,7 @@
           <w:i/>
           <w:sz w:val="19"/>
         </w:rPr>
-        <w:t>Figure 4.2: Per-image analysis output showing line segments grouped by vanishing point.</w:t>
+        <w:t>Figure 4.2: Per-image output. Yellow lines belong to the vertical vanishing point; each other colour is one horizontal direction, labelled with the focal length it implies. Left: a York Urban photo whose two directions give 649 and 713 px against a calibrated 675 px. Right: a ChatGPT image whose two directions give 563 and 260 px, more than a factor of two apart.</w:t>
       </w:r>
     </w:p>
     <w:p>
@@ -2223,7 +2497,21 @@
           <w:b w:val="0"/>
           <w:i w:val="0"/>
         </w:rPr>
-        <w:t>Before any comparison between real and generated imagery, the measurement pipeline was validated against known ground truth. On synthetic scenes with known intrinsics, vanishing points are recovered to within 0.3 degrees and focal length to within one per cent. On the York Urban database the unconstrained estimator recovers 81 per cent of ground-truth vanishing points within two degrees and 94 per cent within five degrees, and the median ratio of fitted to true focal length is 1.02 with an interquartile range of 0.99 to 1.05. The camera-coherence machinery therefore recovers the real camera of real photographs, which is the necessary precondition for interpreting any residual measured on generated images.</w:t>
+        <w:t>Before comparing anything, we checked the tool against known answers. On synthetic scenes, vanishing points come out within 0.3 degrees and focal length within one per cent. On York Urban, without being told about right angles, the finder recovers 81 per cent of the true vanishing points within two degrees and 94 per cent within five. The median ratio of fitted to true focal length is 1.02, with an interquartile range of 0.99 to 1.05. So the tool finds the real camera in real photos, which we need before trusting anything it says about generated images.</w:t>
+      </w:r>
+    </w:p>
+    <w:p>
+      <w:pPr>
+        <w:spacing w:after="60" w:before="120"/>
+        <w:jc w:val="center"/>
+        <w:keepNext/>
+      </w:pPr>
+      <w:r>
+        <w:rPr>
+          <w:i/>
+          <w:sz w:val="19"/>
+        </w:rPr>
+        <w:t>Table 5.1: Validation of the pipeline against ground truth.</w:t>
       </w:r>
     </w:p>
     <w:tbl>
@@ -2239,6 +2527,10 @@
         <w:gridCol w:w="3120"/>
       </w:tblGrid>
       <w:tr>
+        <w:trPr>
+          <w:cantSplit/>
+          <w:tblHeader/>
+        </w:trPr>
         <w:tc>
           <w:tcPr>
             <w:tcW w:type="dxa" w:w="2160"/>
@@ -2251,7 +2543,7 @@
                 <w:b/>
                 <w:sz w:val="19"/>
               </w:rPr>
-              <w:t>Validation</w:t>
+              <w:t>Check</w:t>
             </w:r>
           </w:p>
         </w:tc>
@@ -2289,6 +2581,9 @@
         </w:tc>
       </w:tr>
       <w:tr>
+        <w:trPr>
+          <w:cantSplit/>
+        </w:trPr>
         <w:tc>
           <w:tcPr>
             <w:tcW w:type="dxa" w:w="2160"/>
@@ -2333,6 +2628,9 @@
         </w:tc>
       </w:tr>
       <w:tr>
+        <w:trPr>
+          <w:cantSplit/>
+        </w:trPr>
         <w:tc>
           <w:tcPr>
             <w:tcW w:type="dxa" w:w="2160"/>
@@ -2377,6 +2675,9 @@
         </w:tc>
       </w:tr>
       <w:tr>
+        <w:trPr>
+          <w:cantSplit/>
+        </w:trPr>
         <w:tc>
           <w:tcPr>
             <w:tcW w:type="dxa" w:w="2160"/>
@@ -2401,7 +2702,7 @@
               <w:rPr>
                 <w:sz w:val="19"/>
               </w:rPr>
-              <w:t>Ground-truth VPs recovered within 2 deg / 5 deg</w:t>
+              <w:t>True VPs recovered within 2 deg / 5 deg</w:t>
             </w:r>
           </w:p>
         </w:tc>
@@ -2421,6 +2722,9 @@
         </w:tc>
       </w:tr>
       <w:tr>
+        <w:trPr>
+          <w:cantSplit/>
+        </w:trPr>
         <w:tc>
           <w:tcPr>
             <w:tcW w:type="dxa" w:w="2160"/>
@@ -2445,7 +2749,7 @@
               <w:rPr>
                 <w:sz w:val="19"/>
               </w:rPr>
-              <w:t>Fitted focal / true focal, median [IQR]</w:t>
+              <w:t>Fitted focal over true focal, median [IQR]</w:t>
             </w:r>
           </w:p>
         </w:tc>
@@ -2465,6 +2769,9 @@
         </w:tc>
       </w:tr>
       <w:tr>
+        <w:trPr>
+          <w:cantSplit/>
+        </w:trPr>
         <w:tc>
           <w:tcPr>
             <w:tcW w:type="dxa" w:w="2160"/>
@@ -2489,7 +2796,7 @@
               <w:rPr>
                 <w:sz w:val="19"/>
               </w:rPr>
-              <w:t>Fitted focal vs EXIF focal, well-conditioned images</w:t>
+              <w:t>Fitted focal vs EXIF focal, well-conditioned photos</w:t>
             </w:r>
           </w:p>
         </w:tc>
@@ -2503,12 +2810,15 @@
               <w:rPr>
                 <w:sz w:val="19"/>
               </w:rPr>
-              <w:t>Median ratio +6 per cent; 58 per cent within 20 per cent</w:t>
+              <w:t>Median +6 per cent; 58 per cent within 20 per cent</w:t>
             </w:r>
           </w:p>
         </w:tc>
       </w:tr>
       <w:tr>
+        <w:trPr>
+          <w:cantSplit/>
+        </w:trPr>
         <w:tc>
           <w:tcPr>
             <w:tcW w:type="dxa" w:w="2160"/>
@@ -2533,7 +2843,7 @@
               <w:rPr>
                 <w:sz w:val="19"/>
               </w:rPr>
-              <w:t>Monotonicity of each residual in its own violation</w:t>
+              <w:t>Each residual grows with its own violation</w:t>
             </w:r>
           </w:p>
         </w:tc>
@@ -2547,7 +2857,7 @@
               <w:rPr>
                 <w:sz w:val="19"/>
               </w:rPr>
-              <w:t>Confirmed for all four injectors</w:t>
+              <w:t>Confirmed for all four</w:t>
             </w:r>
           </w:p>
         </w:tc>
@@ -2560,26 +2870,14 @@
     </w:p>
     <w:p>
       <w:pPr>
-        <w:spacing w:after="240"/>
-        <w:jc w:val="center"/>
-      </w:pPr>
-      <w:r>
-        <w:rPr>
-          <w:i/>
-          <w:sz w:val="19"/>
-        </w:rPr>
-        <w:t>Table 5.1: Validation of the measurement pipeline against ground truth.</w:t>
-      </w:r>
-    </w:p>
-    <w:p>
-      <w:pPr>
+        <w:keepNext/>
         <w:jc w:val="center"/>
       </w:pPr>
       <w:r>
         <w:drawing>
           <wp:inline xmlns:a="http://schemas.openxmlformats.org/drawingml/2006/main" xmlns:pic="http://schemas.openxmlformats.org/drawingml/2006/picture">
             <wp:extent cx="3017520" cy="3017520"/>
-            <wp:docPr id="1" name="Picture 1"/>
+            <wp:docPr id="3" name="Picture 3"/>
             <wp:cNvGraphicFramePr>
               <a:graphicFrameLocks noChangeAspect="1"/>
             </wp:cNvGraphicFramePr>
@@ -2591,7 +2889,7 @@
                     <pic:cNvPicPr/>
                   </pic:nvPicPr>
                   <pic:blipFill>
-                    <a:blip r:embed="rId9"/>
+                    <a:blip r:embed="rId11"/>
                     <a:stretch>
                       <a:fillRect/>
                     </a:stretch>
@@ -2620,7 +2918,7 @@
           <w:i/>
           <w:sz w:val="19"/>
         </w:rPr>
-        <w:t>Figure 5.1: Fitted focal length against EXIF-derived focal length for real photographs from 135 different camera models. Dashed lines indicate a twenty per cent band.</w:t>
+        <w:t>Figure 5.1: Fitted focal length against EXIF focal length for real photos from 135 camera models. Dashed lines mark a 20 per cent band.</w:t>
       </w:r>
     </w:p>
     <w:p>
@@ -2637,18 +2935,19 @@
           <w:b w:val="0"/>
           <w:i w:val="0"/>
         </w:rPr>
-        <w:t>Residual distributions were established on both real references. On York Urban the concurrency residual has a median of 1.31 degrees and a ninety-fifth percentile of 2.46 degrees; the camera-coherence residual has a median of 0.69 degrees. These values are not zero, and treating them as zero would be the single most common error in applying such tests. Two sources were identified and quantified: radial lens distortion, for which a per-image single-coefficient fit recovers a median value consistent with a dataset-wide fit, and the fact that real scenes are only approximately Manhattan.</w:t>
+        <w:t>We measured the normal range of each residual on real photos. On York Urban the concurrency residual has a median of 1.31 degrees and a 95th percentile of 2.46 degrees, and the Manhattan residual has a median of 0.69 degrees. These are not zero, and assuming they are zero is the most common mistake when using these tests. We found two causes: lens distortion (a per-image fit of one radial coefficient agrees with a fit over the whole dataset) and the fact that real buildings are only roughly box-shaped.</w:t>
       </w:r>
     </w:p>
     <w:p>
       <w:pPr>
+        <w:keepNext/>
         <w:jc w:val="center"/>
       </w:pPr>
       <w:r>
         <w:drawing>
           <wp:inline xmlns:a="http://schemas.openxmlformats.org/drawingml/2006/main" xmlns:pic="http://schemas.openxmlformats.org/drawingml/2006/picture">
             <wp:extent cx="5486400" cy="2954215"/>
-            <wp:docPr id="2" name="Picture 2"/>
+            <wp:docPr id="4" name="Picture 4"/>
             <wp:cNvGraphicFramePr>
               <a:graphicFrameLocks noChangeAspect="1"/>
             </wp:cNvGraphicFramePr>
@@ -2660,7 +2959,7 @@
                     <pic:cNvPicPr/>
                   </pic:nvPicPr>
                   <pic:blipFill>
-                    <a:blip r:embed="rId10"/>
+                    <a:blip r:embed="rId12"/>
                     <a:stretch>
                       <a:fillRect/>
                     </a:stretch>
@@ -2689,7 +2988,7 @@
           <w:i/>
           <w:sz w:val="19"/>
         </w:rPr>
-        <w:t>Figure 5.2: Empirical cumulative distributions of each residual on the curated real reference, with the estimator-only floor shown for comparison.</w:t>
+        <w:t>Figure 5.2: Cumulative distributions of each residual on the hand-picked real set, with the estimator-only floor for comparison.</w:t>
       </w:r>
     </w:p>
     <w:p>
@@ -2706,7 +3005,7 @@
           <w:b w:val="0"/>
           <w:i w:val="0"/>
         </w:rPr>
-        <w:t>The second real corpus, drawn from Wikimedia Commons with diverse cameras, produced the most consequential methodological finding of the study. Measured without an applicability criterion, uncurated real photographs score a median camera-coherence residual of 12.2 degrees, which is worse than Stable Diffusion 1.5 and far worse than SDXL. Taken at face value this would imply that generated images are more camera-consistent than photographs, which is not credible.</w:t>
+        <w:t>The Commons photos gave the most important method lesson of the project. With no applicability rule, ordinary real photos score a median Manhattan residual of 12.2 degrees. That is worse than Stable Diffusion 1.5 and much worse than SDXL. Taken at face value it would mean generated images are more camera-consistent than real photos, which cannot be right.</w:t>
       </w:r>
     </w:p>
     <w:p>
@@ -2715,751 +3014,19 @@
           <w:b w:val="0"/>
           <w:i w:val="0"/>
         </w:rPr>
-        <w:t>Inspection of the failing photographs explains the result. They are curved streets, adjacent building facades at oblique angles and near-frontal views: scenes that contain three well-supported, well-localised, clearly distinct vanishing-point families that are simply not mutually orthogonal. These are Atlanta worlds rather than Manhattan worlds, and the three-vanishing-point orthogonality test is not defined for them. The failure is one of applicability, not of photographic geometry, and no evidence-based filtering removes it: raising the support threshold makes the residual worse, and ninety-eight per cent of the affected images already have standard aspect ratios, which excludes cropping as the mechanism.</w:t>
+        <w:t>Looking at the worst photos explains it. They are angled streets, neighbouring buildings at odd angles, and fronts seen almost straight on. These scenes have three clear, well-supported directions that simply are not at right angles to each other. They are Atlanta worlds [8], not Manhattan worlds, and the three-direction right-angle test does not apply to them. The problem is with the test, not the photos. Filtering on evidence does not fix it: a stricter support threshold makes it worse, and 98 per cent of these photos already have standard aspect ratios, so cropping is not the cause. Figure 5.3 shows this. Photos (e) and (f) score 79 and 50 degrees on the Manhattan test, yet their directions agree on focal length to within 13 and 5 per cent on the Atlanta test.</w:t>
       </w:r>
     </w:p>
     <w:p>
       <w:pPr>
-        <w:shd w:val="clear" w:fill="F2F2F2"/>
-        <w:spacing w:before="120" w:after="120"/>
-      </w:pPr>
-      <w:r>
-        <w:rPr>
-          <w:i/>
-          <w:color w:val="884400"/>
-          <w:sz w:val="20"/>
-        </w:rPr>
-        <w:t>[FIGURE TO INSERT] Montage of selected uncurated real photographs spanning the residual range, available at results/commons_selected_montage.png. It shows that low and mid-range images are genuine three-direction scenes while the extreme tail consists of angled streets and near-frontal facades. Note: these are CC-licensed photographs; reproduce the author and licence from data/real/commons/metadata.jsonl if the montage is included.</w:t>
-      </w:r>
-    </w:p>
-    <w:p>
-      <w:pPr>
-        <w:spacing w:after="240"/>
-        <w:jc w:val="center"/>
-      </w:pPr>
-      <w:r>
-        <w:rPr>
-          <w:i/>
-          <w:sz w:val="19"/>
-        </w:rPr>
-        <w:t>Figure 5.3: Real photographs spanning the residual range, illustrating that the high-residual tail consists of non-Manhattan scenes.</w:t>
-      </w:r>
-    </w:p>
-    <w:p>
-      <w:r>
-        <w:rPr>
-          <w:b w:val="0"/>
-          <w:i w:val="0"/>
-        </w:rPr>
-        <w:t>Two corrections follow, and both are adopted in the results below. First, images are admitted only through the applicability rule of Section 4.4.3. Applying it reduces the uncurated real median from 12.2 degrees to 2.19 degrees. Second, the primary statistic is changed from three-vanishing-point orthogonality to Atlanta focal consistency, which is valid in both Manhattan and Atlanta worlds.</w:t>
-      </w:r>
-    </w:p>
-    <w:p>
-      <w:pPr>
-        <w:pStyle w:val="Heading2"/>
-      </w:pPr>
-      <w:r>
-        <w:t>5.4 Primary Result: Camera Coherence</w:t>
-      </w:r>
-    </w:p>
-    <w:p>
-      <w:r>
-        <w:rPr>
-          <w:b w:val="0"/>
-          <w:i w:val="0"/>
-        </w:rPr>
-        <w:t>The primary comparison uses the Atlanta focal-consistency residual on images admitted by the applicability rule. The statistic is the spread of the logarithm of the focal length implied by each horizontal direction together with the vertical direction. A value of zero means every part of the scene agrees on how zoomed-in the camera is.</w:t>
-      </w:r>
-    </w:p>
-    <w:tbl>
-      <w:tblPr>
-        <w:tblStyle w:val="TableGrid"/>
-        <w:tblW w:type="auto" w:w="0"/>
-        <w:jc w:val="center"/>
-        <w:tblLook w:firstColumn="1" w:firstRow="1" w:lastColumn="0" w:lastRow="0" w:noHBand="0" w:noVBand="1" w:val="04A0"/>
-      </w:tblPr>
-      <w:tblGrid>
-        <w:gridCol w:w="1337"/>
-        <w:gridCol w:w="1337"/>
-        <w:gridCol w:w="1337"/>
-        <w:gridCol w:w="1337"/>
-        <w:gridCol w:w="1337"/>
-        <w:gridCol w:w="1337"/>
-        <w:gridCol w:w="1337"/>
-      </w:tblGrid>
-      <w:tr>
-        <w:tc>
-          <w:tcPr>
-            <w:tcW w:type="dxa" w:w="2232"/>
-            <w:shd w:val="clear" w:fill="D9E2F3"/>
-          </w:tcPr>
-          <w:p>
-            <w:r/>
-            <w:r>
-              <w:rPr>
-                <w:b/>
-                <w:sz w:val="17"/>
-              </w:rPr>
-              <w:t>Quantity</w:t>
-            </w:r>
-          </w:p>
-        </w:tc>
-        <w:tc>
-          <w:tcPr>
-            <w:tcW w:type="dxa" w:w="1296"/>
-            <w:shd w:val="clear" w:fill="D9E2F3"/>
-          </w:tcPr>
-          <w:p>
-            <w:r/>
-            <w:r>
-              <w:rPr>
-                <w:b/>
-                <w:sz w:val="17"/>
-              </w:rPr>
-              <w:t>York Urban (real)</w:t>
-            </w:r>
-          </w:p>
-        </w:tc>
-        <w:tc>
-          <w:tcPr>
-            <w:tcW w:type="dxa" w:w="1224"/>
-            <w:shd w:val="clear" w:fill="D9E2F3"/>
-          </w:tcPr>
-          <w:p>
-            <w:r/>
-            <w:r>
-              <w:rPr>
-                <w:b/>
-                <w:sz w:val="17"/>
-              </w:rPr>
-              <w:t>Commons (real)</w:t>
-            </w:r>
-          </w:p>
-        </w:tc>
-        <w:tc>
-          <w:tcPr>
-            <w:tcW w:type="dxa" w:w="1008"/>
-            <w:shd w:val="clear" w:fill="D9E2F3"/>
-          </w:tcPr>
-          <w:p>
-            <w:r/>
-            <w:r>
-              <w:rPr>
-                <w:b/>
-                <w:sz w:val="17"/>
-              </w:rPr>
-              <w:t>SD 1.5</w:t>
-            </w:r>
-          </w:p>
-        </w:tc>
-        <w:tc>
-          <w:tcPr>
-            <w:tcW w:type="dxa" w:w="1008"/>
-            <w:shd w:val="clear" w:fill="D9E2F3"/>
-          </w:tcPr>
-          <w:p>
-            <w:r/>
-            <w:r>
-              <w:rPr>
-                <w:b/>
-                <w:sz w:val="17"/>
-              </w:rPr>
-              <w:t>SDXL</w:t>
-            </w:r>
-          </w:p>
-        </w:tc>
-        <w:tc>
-          <w:tcPr>
-            <w:tcW w:type="dxa" w:w="1296"/>
-            <w:shd w:val="clear" w:fill="D9E2F3"/>
-          </w:tcPr>
-          <w:p>
-            <w:r/>
-            <w:r>
-              <w:rPr>
-                <w:b/>
-                <w:sz w:val="17"/>
-              </w:rPr>
-              <w:t>Gemini</w:t>
-            </w:r>
-          </w:p>
-        </w:tc>
-        <w:tc>
-          <w:tcPr>
-            <w:tcW w:type="dxa" w:w="1296"/>
-            <w:shd w:val="clear" w:fill="D9E2F3"/>
-          </w:tcPr>
-          <w:p>
-            <w:r/>
-            <w:r>
-              <w:rPr>
-                <w:b/>
-                <w:sz w:val="17"/>
-              </w:rPr>
-              <w:t>GPT-image</w:t>
-            </w:r>
-          </w:p>
-        </w:tc>
-      </w:tr>
-      <w:tr>
-        <w:tc>
-          <w:tcPr>
-            <w:tcW w:type="dxa" w:w="2232"/>
-          </w:tcPr>
-          <w:p>
-            <w:r/>
-            <w:r>
-              <w:rPr>
-                <w:sz w:val="17"/>
-              </w:rPr>
-              <w:t>Images admitted by the rule</w:t>
-            </w:r>
-          </w:p>
-        </w:tc>
-        <w:tc>
-          <w:tcPr>
-            <w:tcW w:type="dxa" w:w="1296"/>
-          </w:tcPr>
-          <w:p>
-            <w:r/>
-            <w:r>
-              <w:rPr>
-                <w:sz w:val="17"/>
-              </w:rPr>
-              <w:t>72</w:t>
-            </w:r>
-          </w:p>
-        </w:tc>
-        <w:tc>
-          <w:tcPr>
-            <w:tcW w:type="dxa" w:w="1224"/>
-          </w:tcPr>
-          <w:p>
-            <w:r/>
-            <w:r>
-              <w:rPr>
-                <w:sz w:val="17"/>
-              </w:rPr>
-              <w:t>121</w:t>
-            </w:r>
-          </w:p>
-        </w:tc>
-        <w:tc>
-          <w:tcPr>
-            <w:tcW w:type="dxa" w:w="1008"/>
-          </w:tcPr>
-          <w:p>
-            <w:r/>
-            <w:r>
-              <w:rPr>
-                <w:sz w:val="17"/>
-              </w:rPr>
-              <w:t>92</w:t>
-            </w:r>
-          </w:p>
-        </w:tc>
-        <w:tc>
-          <w:tcPr>
-            <w:tcW w:type="dxa" w:w="1008"/>
-          </w:tcPr>
-          <w:p>
-            <w:r/>
-            <w:r>
-              <w:rPr>
-                <w:sz w:val="17"/>
-              </w:rPr>
-              <w:t>112</w:t>
-            </w:r>
-          </w:p>
-        </w:tc>
-        <w:tc>
-          <w:tcPr>
-            <w:tcW w:type="dxa" w:w="1296"/>
-          </w:tcPr>
-          <w:p>
-            <w:r/>
-            <w:r>
-              <w:rPr>
-                <w:sz w:val="17"/>
-              </w:rPr>
-              <w:t>—</w:t>
-            </w:r>
-          </w:p>
-        </w:tc>
-        <w:tc>
-          <w:tcPr>
-            <w:tcW w:type="dxa" w:w="1296"/>
-          </w:tcPr>
-          <w:p>
-            <w:r/>
-            <w:r>
-              <w:rPr>
-                <w:sz w:val="17"/>
-              </w:rPr>
-              <w:t>—</w:t>
-            </w:r>
-          </w:p>
-        </w:tc>
-      </w:tr>
-      <w:tr>
-        <w:tc>
-          <w:tcPr>
-            <w:tcW w:type="dxa" w:w="2232"/>
-          </w:tcPr>
-          <w:p>
-            <w:r/>
-            <w:r>
-              <w:rPr>
-                <w:sz w:val="17"/>
-              </w:rPr>
-              <w:t>With at least two horizontal families</w:t>
-            </w:r>
-          </w:p>
-        </w:tc>
-        <w:tc>
-          <w:tcPr>
-            <w:tcW w:type="dxa" w:w="1296"/>
-          </w:tcPr>
-          <w:p>
-            <w:r/>
-            <w:r>
-              <w:rPr>
-                <w:sz w:val="17"/>
-              </w:rPr>
-              <w:t>72</w:t>
-            </w:r>
-          </w:p>
-        </w:tc>
-        <w:tc>
-          <w:tcPr>
-            <w:tcW w:type="dxa" w:w="1224"/>
-          </w:tcPr>
-          <w:p>
-            <w:r/>
-            <w:r>
-              <w:rPr>
-                <w:sz w:val="17"/>
-              </w:rPr>
-              <w:t>120</w:t>
-            </w:r>
-          </w:p>
-        </w:tc>
-        <w:tc>
-          <w:tcPr>
-            <w:tcW w:type="dxa" w:w="1008"/>
-          </w:tcPr>
-          <w:p>
-            <w:r/>
-            <w:r>
-              <w:rPr>
-                <w:sz w:val="17"/>
-              </w:rPr>
-              <w:t>87</w:t>
-            </w:r>
-          </w:p>
-        </w:tc>
-        <w:tc>
-          <w:tcPr>
-            <w:tcW w:type="dxa" w:w="1008"/>
-          </w:tcPr>
-          <w:p>
-            <w:r/>
-            <w:r>
-              <w:rPr>
-                <w:sz w:val="17"/>
-              </w:rPr>
-              <w:t>109</w:t>
-            </w:r>
-          </w:p>
-        </w:tc>
-        <w:tc>
-          <w:tcPr>
-            <w:tcW w:type="dxa" w:w="1296"/>
-          </w:tcPr>
-          <w:p>
-            <w:r/>
-            <w:r>
-              <w:rPr>
-                <w:sz w:val="17"/>
-              </w:rPr>
-              <w:t>—</w:t>
-            </w:r>
-          </w:p>
-        </w:tc>
-        <w:tc>
-          <w:tcPr>
-            <w:tcW w:type="dxa" w:w="1296"/>
-          </w:tcPr>
-          <w:p>
-            <w:r/>
-            <w:r>
-              <w:rPr>
-                <w:sz w:val="17"/>
-              </w:rPr>
-              <w:t>—</w:t>
-            </w:r>
-          </w:p>
-        </w:tc>
-      </w:tr>
-      <w:tr>
-        <w:tc>
-          <w:tcPr>
-            <w:tcW w:type="dxa" w:w="2232"/>
-          </w:tcPr>
-          <w:p>
-            <w:r/>
-            <w:r>
-              <w:rPr>
-                <w:sz w:val="17"/>
-              </w:rPr>
-              <w:t>Log-focal spread, median [95% CI]</w:t>
-            </w:r>
-          </w:p>
-        </w:tc>
-        <w:tc>
-          <w:tcPr>
-            <w:tcW w:type="dxa" w:w="1296"/>
-          </w:tcPr>
-          <w:p>
-            <w:r/>
-            <w:r>
-              <w:rPr>
-                <w:sz w:val="17"/>
-              </w:rPr>
-              <w:t>0.142 [0.106, 0.221]</w:t>
-            </w:r>
-          </w:p>
-        </w:tc>
-        <w:tc>
-          <w:tcPr>
-            <w:tcW w:type="dxa" w:w="1224"/>
-          </w:tcPr>
-          <w:p>
-            <w:r/>
-            <w:r>
-              <w:rPr>
-                <w:sz w:val="17"/>
-              </w:rPr>
-              <w:t>0.152 [0.093, 0.220]</w:t>
-            </w:r>
-          </w:p>
-        </w:tc>
-        <w:tc>
-          <w:tcPr>
-            <w:tcW w:type="dxa" w:w="1008"/>
-          </w:tcPr>
-          <w:p>
-            <w:r/>
-            <w:r>
-              <w:rPr>
-                <w:sz w:val="17"/>
-              </w:rPr>
-              <w:t>0.465 [0.324, 0.709]</w:t>
-            </w:r>
-          </w:p>
-        </w:tc>
-        <w:tc>
-          <w:tcPr>
-            <w:tcW w:type="dxa" w:w="1008"/>
-          </w:tcPr>
-          <w:p>
-            <w:r/>
-            <w:r>
-              <w:rPr>
-                <w:sz w:val="17"/>
-              </w:rPr>
-              <w:t>0.355 [0.272, 0.529]</w:t>
-            </w:r>
-          </w:p>
-        </w:tc>
-        <w:tc>
-          <w:tcPr>
-            <w:tcW w:type="dxa" w:w="1296"/>
-          </w:tcPr>
-          <w:p>
-            <w:r/>
-            <w:r>
-              <w:rPr>
-                <w:sz w:val="17"/>
-              </w:rPr>
-              <w:t>pending</w:t>
-            </w:r>
-          </w:p>
-        </w:tc>
-        <w:tc>
-          <w:tcPr>
-            <w:tcW w:type="dxa" w:w="1296"/>
-          </w:tcPr>
-          <w:p>
-            <w:r/>
-            <w:r>
-              <w:rPr>
-                <w:sz w:val="17"/>
-              </w:rPr>
-              <w:t>pending</w:t>
-            </w:r>
-          </w:p>
-        </w:tc>
-      </w:tr>
-      <w:tr>
-        <w:tc>
-          <w:tcPr>
-            <w:tcW w:type="dxa" w:w="2232"/>
-          </w:tcPr>
-          <w:p>
-            <w:r/>
-            <w:r>
-              <w:rPr>
-                <w:sz w:val="17"/>
-              </w:rPr>
-              <w:t>Images with an impossible pair</w:t>
-            </w:r>
-          </w:p>
-        </w:tc>
-        <w:tc>
-          <w:tcPr>
-            <w:tcW w:type="dxa" w:w="1296"/>
-          </w:tcPr>
-          <w:p>
-            <w:r/>
-            <w:r>
-              <w:rPr>
-                <w:sz w:val="17"/>
-              </w:rPr>
-              <w:t>28% [19, 39]</w:t>
-            </w:r>
-          </w:p>
-        </w:tc>
-        <w:tc>
-          <w:tcPr>
-            <w:tcW w:type="dxa" w:w="1224"/>
-          </w:tcPr>
-          <w:p>
-            <w:r/>
-            <w:r>
-              <w:rPr>
-                <w:sz w:val="17"/>
-              </w:rPr>
-              <w:t>44% [36, 53]</w:t>
-            </w:r>
-          </w:p>
-        </w:tc>
-        <w:tc>
-          <w:tcPr>
-            <w:tcW w:type="dxa" w:w="1008"/>
-          </w:tcPr>
-          <w:p>
-            <w:r/>
-            <w:r>
-              <w:rPr>
-                <w:sz w:val="17"/>
-              </w:rPr>
-              <w:t>68% [57, 77]</w:t>
-            </w:r>
-          </w:p>
-        </w:tc>
-        <w:tc>
-          <w:tcPr>
-            <w:tcW w:type="dxa" w:w="1008"/>
-          </w:tcPr>
-          <w:p>
-            <w:r/>
-            <w:r>
-              <w:rPr>
-                <w:sz w:val="17"/>
-              </w:rPr>
-              <w:t>58% [48, 66]</w:t>
-            </w:r>
-          </w:p>
-        </w:tc>
-        <w:tc>
-          <w:tcPr>
-            <w:tcW w:type="dxa" w:w="1296"/>
-          </w:tcPr>
-          <w:p>
-            <w:r/>
-            <w:r>
-              <w:rPr>
-                <w:sz w:val="17"/>
-              </w:rPr>
-              <w:t>pending</w:t>
-            </w:r>
-          </w:p>
-        </w:tc>
-        <w:tc>
-          <w:tcPr>
-            <w:tcW w:type="dxa" w:w="1296"/>
-          </w:tcPr>
-          <w:p>
-            <w:r/>
-            <w:r>
-              <w:rPr>
-                <w:sz w:val="17"/>
-              </w:rPr>
-              <w:t>pending</w:t>
-            </w:r>
-          </w:p>
-        </w:tc>
-      </w:tr>
-      <w:tr>
-        <w:tc>
-          <w:tcPr>
-            <w:tcW w:type="dxa" w:w="2232"/>
-          </w:tcPr>
-          <w:p>
-            <w:r/>
-            <w:r>
-              <w:rPr>
-                <w:sz w:val="17"/>
-              </w:rPr>
-              <w:t>Manhattan orthogonality (secondary)</w:t>
-            </w:r>
-          </w:p>
-        </w:tc>
-        <w:tc>
-          <w:tcPr>
-            <w:tcW w:type="dxa" w:w="1296"/>
-          </w:tcPr>
-          <w:p>
-            <w:r/>
-            <w:r>
-              <w:rPr>
-                <w:sz w:val="17"/>
-              </w:rPr>
-              <w:t>0.65 deg</w:t>
-            </w:r>
-          </w:p>
-        </w:tc>
-        <w:tc>
-          <w:tcPr>
-            <w:tcW w:type="dxa" w:w="1224"/>
-          </w:tcPr>
-          <w:p>
-            <w:r/>
-            <w:r>
-              <w:rPr>
-                <w:sz w:val="17"/>
-              </w:rPr>
-              <w:t>2.82 deg</w:t>
-            </w:r>
-          </w:p>
-        </w:tc>
-        <w:tc>
-          <w:tcPr>
-            <w:tcW w:type="dxa" w:w="1008"/>
-          </w:tcPr>
-          <w:p>
-            <w:r/>
-            <w:r>
-              <w:rPr>
-                <w:sz w:val="17"/>
-              </w:rPr>
-              <w:t>2.93 deg</w:t>
-            </w:r>
-          </w:p>
-        </w:tc>
-        <w:tc>
-          <w:tcPr>
-            <w:tcW w:type="dxa" w:w="1008"/>
-          </w:tcPr>
-          <w:p>
-            <w:r/>
-            <w:r>
-              <w:rPr>
-                <w:sz w:val="17"/>
-              </w:rPr>
-              <w:t>1.94 deg</w:t>
-            </w:r>
-          </w:p>
-        </w:tc>
-        <w:tc>
-          <w:tcPr>
-            <w:tcW w:type="dxa" w:w="1296"/>
-          </w:tcPr>
-          <w:p>
-            <w:r/>
-            <w:r>
-              <w:rPr>
-                <w:sz w:val="17"/>
-              </w:rPr>
-              <w:t>pending</w:t>
-            </w:r>
-          </w:p>
-        </w:tc>
-        <w:tc>
-          <w:tcPr>
-            <w:tcW w:type="dxa" w:w="1296"/>
-          </w:tcPr>
-          <w:p>
-            <w:r/>
-            <w:r>
-              <w:rPr>
-                <w:sz w:val="17"/>
-              </w:rPr>
-              <w:t>pending</w:t>
-            </w:r>
-          </w:p>
-        </w:tc>
-      </w:tr>
-    </w:tbl>
-    <w:p>
-      <w:pPr>
-        <w:spacing w:after="0"/>
-      </w:pPr>
-    </w:p>
-    <w:p>
-      <w:pPr>
-        <w:spacing w:after="240"/>
-        <w:jc w:val="center"/>
-      </w:pPr>
-      <w:r>
-        <w:rPr>
-          <w:i/>
-          <w:sz w:val="19"/>
-        </w:rPr>
-        <w:t>Table 5.2: Atlanta focal consistency on admitted images. Intervals are bootstrap intervals for medians and Wilson intervals for proportions. The two right-hand columns are reserved for closed frontier models (Section 5.4.1).</w:t>
-      </w:r>
-    </w:p>
-    <w:p>
-      <w:pPr>
-        <w:pStyle w:val="Heading3"/>
-      </w:pPr>
-      <w:r>
-        <w:t>5.4.1 Reserved: frontier closed models</w:t>
-      </w:r>
-    </w:p>
-    <w:p>
-      <w:pPr>
-        <w:shd w:val="clear" w:fill="F2F2F2"/>
-        <w:spacing w:before="120" w:after="120"/>
-      </w:pPr>
-      <w:r>
-        <w:rPr>
-          <w:i/>
-          <w:color w:val="884400"/>
-          <w:sz w:val="20"/>
-        </w:rPr>
-        <w:t>[FIGURE TO INSERT] Results for Gemini and GPT-image. These columns are reserved, not omitted: the same 200 prompts used for the local models are exported to data/generated/prompts.txt, so the images are content-matched by construction. Procedure: save the generated images as 0000.png, 0001.png ... (keeping the prompt index) into data/generated/gemini/ and data/generated/gptimage/, record the model version and date in a README.txt in each folder, then run  python scripts/atlanta_compare.py --real data/real/commons --gen data/generated/sdxl_rich data/generated/sd15_rich data/generated/gemini data/generated/gptimage  and copy the resulting medians and intervals into Table 5.2. Thirty to fifty images per model is sufficient for the median and its interval.</w:t>
-      </w:r>
-    </w:p>
-    <w:p>
-      <w:r>
-        <w:rPr>
-          <w:b w:val="0"/>
-          <w:i w:val="0"/>
-        </w:rPr>
-        <w:t>This is the single highest-value extension of the study. Stable Diffusion 1.5 and SDXL differ by roughly two years of model development, and the orientation residual improves across that gap while camera coherence does not. Whether a current frontier model has closed the camera-coherence gap is therefore the direct test of the claim, made informally in 2026 commentary, that the geometric tell has disappeared. The measurement pipeline is model-agnostic and requires no modification to accept these images.</w:t>
-      </w:r>
-    </w:p>
-    <w:p>
-      <w:pPr>
+        <w:keepNext/>
         <w:jc w:val="center"/>
       </w:pPr>
       <w:r>
         <w:drawing>
           <wp:inline xmlns:a="http://schemas.openxmlformats.org/drawingml/2006/main" xmlns:pic="http://schemas.openxmlformats.org/drawingml/2006/picture">
-            <wp:extent cx="5486400" cy="2244436"/>
-            <wp:docPr id="3" name="Picture 3"/>
+            <wp:extent cx="5852160" cy="3511296"/>
+            <wp:docPr id="5" name="Picture 5"/>
             <wp:cNvGraphicFramePr>
               <a:graphicFrameLocks noChangeAspect="1"/>
             </wp:cNvGraphicFramePr>
@@ -3467,11 +3034,11 @@
               <a:graphicData uri="http://schemas.openxmlformats.org/drawingml/2006/picture">
                 <pic:pic>
                   <pic:nvPicPr>
-                    <pic:cNvPr id="0" name="atlanta_scaling.png"/>
+                    <pic:cNvPr id="0" name="commons_montage_credited.png"/>
                     <pic:cNvPicPr/>
                   </pic:nvPicPr>
                   <pic:blipFill>
-                    <a:blip r:embed="rId11"/>
+                    <a:blip r:embed="rId13"/>
                     <a:stretch>
                       <a:fillRect/>
                     </a:stretch>
@@ -3479,7 +3046,7 @@
                   <pic:spPr>
                     <a:xfrm>
                       <a:off x="0" y="0"/>
-                      <a:ext cx="5486400" cy="2244436"/>
+                      <a:ext cx="5852160" cy="3511296"/>
                     </a:xfrm>
                     <a:prstGeom prst="rect"/>
                   </pic:spPr>
@@ -3500,7 +3067,7 @@
           <w:i/>
           <w:sz w:val="19"/>
         </w:rPr>
-        <w:t>Figure 5.4: Distribution of the log-focal spread (left) and the share of images containing a vanishing-point pair for which no camera exists (right).</w:t>
+        <w:t>Figure 5.3: Real Commons photos admitted by the applicability rule, at low, moderate and very high Manhattan residual, with the Atlanta disagreement for each. Photos from Wikimedia Commons, resized: (a) Roamlohcs, CC BY-SA 3.0; (b) Amitabha Gupta, CC BY 4.0; (c) Mutney, CC0; (d) Andre Carrotflower, CC BY-SA 4.0; (e) DrThneed, CC BY-SA 4.0; (f) Gerard van de Bruinhorst, CC BY-SA 4.0.</w:t>
       </w:r>
     </w:p>
     <w:p>
@@ -3509,7 +3076,7 @@
           <w:b w:val="0"/>
           <w:i w:val="0"/>
         </w:rPr>
-        <w:t>The two real references agree with one another to within their confidence intervals, at 0.142 and 0.152, while both generated sets lie clearly above them with non-overlapping intervals, at 0.355 and 0.465. Mann-Whitney tests give p of approximately three by ten to the minus five against either real reference. Expressed plainly: in a real photograph the horizontal directions agree on a single focal length to within about fifteen per cent, whereas in generated images they disagree by thirty-five to sixty per cent. The result holds against a hand-curated benchmark and against uncurated internet photographs alike, which is what makes it defensible.</w:t>
+        <w:t>We made two changes as a result, and both are used below. Images are only measured if they pass the applicability rule of Section 4.4.3; this brings the Commons median Manhattan residual down from 12.2 to 2.82 degrees. And the main measure is switched from the Manhattan test to Atlanta focal consistency, which works on both kinds of scene.</w:t>
       </w:r>
     </w:p>
     <w:p>
@@ -3517,7 +3084,7 @@
         <w:pStyle w:val="Heading2"/>
       </w:pPr>
       <w:r>
-        <w:t>5.5 Comparative Analysis Across Generators</w:t>
+        <w:t>5.4 Primary Result: Camera Coherence</w:t>
       </w:r>
     </w:p>
     <w:p>
@@ -3526,7 +3093,21 @@
           <w:b w:val="0"/>
           <w:i w:val="0"/>
         </w:rPr>
-        <w:t>Stable Diffusion 1.5 and SDXL were compared on identical prompts with matched field-of-view distributions and matched line density, using 250 generated images per model. The comparison separates two capabilities that are often conflated.</w:t>
+        <w:t>The main comparison uses Atlanta focal consistency on images that pass the applicability rule, with the line-rich prompt set for the generators. Medians come with bootstrap 95 per cent confidence intervals [22], proportions with Wilson intervals [23], and differences are tested with the Mann-Whitney test [24].</w:t>
+      </w:r>
+    </w:p>
+    <w:p>
+      <w:pPr>
+        <w:spacing w:after="60" w:before="120"/>
+        <w:jc w:val="center"/>
+        <w:keepNext/>
+      </w:pPr>
+      <w:r>
+        <w:rPr>
+          <w:i/>
+          <w:sz w:val="19"/>
+        </w:rPr>
+        <w:t>Table 5.2: Atlanta focal consistency on admitted images (line-rich prompt set for the generators). "Usable" counts images where at least two pairs give a real focal length.</w:t>
       </w:r>
     </w:p>
     <w:tbl>
@@ -3544,6 +3125,1116 @@
         <w:gridCol w:w="1872"/>
       </w:tblGrid>
       <w:tr>
+        <w:trPr>
+          <w:cantSplit/>
+          <w:tblHeader/>
+        </w:trPr>
+        <w:tc>
+          <w:tcPr>
+            <w:tcW w:type="dxa" w:w="2880"/>
+            <w:shd w:val="clear" w:fill="D9E2F3"/>
+          </w:tcPr>
+          <w:p>
+            <w:r/>
+            <w:r>
+              <w:rPr>
+                <w:b/>
+                <w:sz w:val="17"/>
+              </w:rPr>
+              <w:t>Quantity</w:t>
+            </w:r>
+          </w:p>
+        </w:tc>
+        <w:tc>
+          <w:tcPr>
+            <w:tcW w:type="dxa" w:w="1656"/>
+            <w:shd w:val="clear" w:fill="D9E2F3"/>
+          </w:tcPr>
+          <w:p>
+            <w:r/>
+            <w:r>
+              <w:rPr>
+                <w:b/>
+                <w:sz w:val="17"/>
+              </w:rPr>
+              <w:t>York Urban (real)</w:t>
+            </w:r>
+          </w:p>
+        </w:tc>
+        <w:tc>
+          <w:tcPr>
+            <w:tcW w:type="dxa" w:w="1656"/>
+            <w:shd w:val="clear" w:fill="D9E2F3"/>
+          </w:tcPr>
+          <w:p>
+            <w:r/>
+            <w:r>
+              <w:rPr>
+                <w:b/>
+                <w:sz w:val="17"/>
+              </w:rPr>
+              <w:t>Commons (real)</w:t>
+            </w:r>
+          </w:p>
+        </w:tc>
+        <w:tc>
+          <w:tcPr>
+            <w:tcW w:type="dxa" w:w="1584"/>
+            <w:shd w:val="clear" w:fill="D9E2F3"/>
+          </w:tcPr>
+          <w:p>
+            <w:r/>
+            <w:r>
+              <w:rPr>
+                <w:b/>
+                <w:sz w:val="17"/>
+              </w:rPr>
+              <w:t>SD 1.5</w:t>
+            </w:r>
+          </w:p>
+        </w:tc>
+        <w:tc>
+          <w:tcPr>
+            <w:tcW w:type="dxa" w:w="1584"/>
+            <w:shd w:val="clear" w:fill="D9E2F3"/>
+          </w:tcPr>
+          <w:p>
+            <w:r/>
+            <w:r>
+              <w:rPr>
+                <w:b/>
+                <w:sz w:val="17"/>
+              </w:rPr>
+              <w:t>SDXL</w:t>
+            </w:r>
+          </w:p>
+        </w:tc>
+      </w:tr>
+      <w:tr>
+        <w:trPr>
+          <w:cantSplit/>
+        </w:trPr>
+        <w:tc>
+          <w:tcPr>
+            <w:tcW w:type="dxa" w:w="2880"/>
+          </w:tcPr>
+          <w:p>
+            <w:r/>
+            <w:r>
+              <w:rPr>
+                <w:sz w:val="17"/>
+              </w:rPr>
+              <w:t>Images admitted by the rule</w:t>
+            </w:r>
+          </w:p>
+        </w:tc>
+        <w:tc>
+          <w:tcPr>
+            <w:tcW w:type="dxa" w:w="1656"/>
+          </w:tcPr>
+          <w:p>
+            <w:r/>
+            <w:r>
+              <w:rPr>
+                <w:sz w:val="17"/>
+              </w:rPr>
+              <w:t>72</w:t>
+            </w:r>
+          </w:p>
+        </w:tc>
+        <w:tc>
+          <w:tcPr>
+            <w:tcW w:type="dxa" w:w="1656"/>
+          </w:tcPr>
+          <w:p>
+            <w:r/>
+            <w:r>
+              <w:rPr>
+                <w:sz w:val="17"/>
+              </w:rPr>
+              <w:t>121</w:t>
+            </w:r>
+          </w:p>
+        </w:tc>
+        <w:tc>
+          <w:tcPr>
+            <w:tcW w:type="dxa" w:w="1584"/>
+          </w:tcPr>
+          <w:p>
+            <w:r/>
+            <w:r>
+              <w:rPr>
+                <w:sz w:val="17"/>
+              </w:rPr>
+              <w:t>92</w:t>
+            </w:r>
+          </w:p>
+        </w:tc>
+        <w:tc>
+          <w:tcPr>
+            <w:tcW w:type="dxa" w:w="1584"/>
+          </w:tcPr>
+          <w:p>
+            <w:r/>
+            <w:r>
+              <w:rPr>
+                <w:sz w:val="17"/>
+              </w:rPr>
+              <w:t>112</w:t>
+            </w:r>
+          </w:p>
+        </w:tc>
+      </w:tr>
+      <w:tr>
+        <w:trPr>
+          <w:cantSplit/>
+        </w:trPr>
+        <w:tc>
+          <w:tcPr>
+            <w:tcW w:type="dxa" w:w="2880"/>
+          </w:tcPr>
+          <w:p>
+            <w:r/>
+            <w:r>
+              <w:rPr>
+                <w:sz w:val="17"/>
+              </w:rPr>
+              <w:t>With two or more horizontal directions</w:t>
+            </w:r>
+          </w:p>
+        </w:tc>
+        <w:tc>
+          <w:tcPr>
+            <w:tcW w:type="dxa" w:w="1656"/>
+          </w:tcPr>
+          <w:p>
+            <w:r/>
+            <w:r>
+              <w:rPr>
+                <w:sz w:val="17"/>
+              </w:rPr>
+              <w:t>72</w:t>
+            </w:r>
+          </w:p>
+        </w:tc>
+        <w:tc>
+          <w:tcPr>
+            <w:tcW w:type="dxa" w:w="1656"/>
+          </w:tcPr>
+          <w:p>
+            <w:r/>
+            <w:r>
+              <w:rPr>
+                <w:sz w:val="17"/>
+              </w:rPr>
+              <w:t>120</w:t>
+            </w:r>
+          </w:p>
+        </w:tc>
+        <w:tc>
+          <w:tcPr>
+            <w:tcW w:type="dxa" w:w="1584"/>
+          </w:tcPr>
+          <w:p>
+            <w:r/>
+            <w:r>
+              <w:rPr>
+                <w:sz w:val="17"/>
+              </w:rPr>
+              <w:t>87</w:t>
+            </w:r>
+          </w:p>
+        </w:tc>
+        <w:tc>
+          <w:tcPr>
+            <w:tcW w:type="dxa" w:w="1584"/>
+          </w:tcPr>
+          <w:p>
+            <w:r/>
+            <w:r>
+              <w:rPr>
+                <w:sz w:val="17"/>
+              </w:rPr>
+              <w:t>109</w:t>
+            </w:r>
+          </w:p>
+        </w:tc>
+      </w:tr>
+      <w:tr>
+        <w:trPr>
+          <w:cantSplit/>
+        </w:trPr>
+        <w:tc>
+          <w:tcPr>
+            <w:tcW w:type="dxa" w:w="2880"/>
+          </w:tcPr>
+          <w:p>
+            <w:r/>
+            <w:r>
+              <w:rPr>
+                <w:sz w:val="17"/>
+              </w:rPr>
+              <w:t>Usable for log-focal spread</w:t>
+            </w:r>
+          </w:p>
+        </w:tc>
+        <w:tc>
+          <w:tcPr>
+            <w:tcW w:type="dxa" w:w="1656"/>
+          </w:tcPr>
+          <w:p>
+            <w:r/>
+            <w:r>
+              <w:rPr>
+                <w:sz w:val="17"/>
+              </w:rPr>
+              <w:t>65</w:t>
+            </w:r>
+          </w:p>
+        </w:tc>
+        <w:tc>
+          <w:tcPr>
+            <w:tcW w:type="dxa" w:w="1656"/>
+          </w:tcPr>
+          <w:p>
+            <w:r/>
+            <w:r>
+              <w:rPr>
+                <w:sz w:val="17"/>
+              </w:rPr>
+              <w:t>91</w:t>
+            </w:r>
+          </w:p>
+        </w:tc>
+        <w:tc>
+          <w:tcPr>
+            <w:tcW w:type="dxa" w:w="1584"/>
+          </w:tcPr>
+          <w:p>
+            <w:r/>
+            <w:r>
+              <w:rPr>
+                <w:sz w:val="17"/>
+              </w:rPr>
+              <w:t>53</w:t>
+            </w:r>
+          </w:p>
+        </w:tc>
+        <w:tc>
+          <w:tcPr>
+            <w:tcW w:type="dxa" w:w="1584"/>
+          </w:tcPr>
+          <w:p>
+            <w:r/>
+            <w:r>
+              <w:rPr>
+                <w:sz w:val="17"/>
+              </w:rPr>
+              <w:t>65</w:t>
+            </w:r>
+          </w:p>
+        </w:tc>
+      </w:tr>
+      <w:tr>
+        <w:trPr>
+          <w:cantSplit/>
+        </w:trPr>
+        <w:tc>
+          <w:tcPr>
+            <w:tcW w:type="dxa" w:w="2880"/>
+          </w:tcPr>
+          <w:p>
+            <w:r/>
+            <w:r>
+              <w:rPr>
+                <w:sz w:val="17"/>
+              </w:rPr>
+              <w:t>Log-focal spread, median [95% CI]</w:t>
+            </w:r>
+          </w:p>
+        </w:tc>
+        <w:tc>
+          <w:tcPr>
+            <w:tcW w:type="dxa" w:w="1656"/>
+          </w:tcPr>
+          <w:p>
+            <w:r/>
+            <w:r>
+              <w:rPr>
+                <w:sz w:val="17"/>
+              </w:rPr>
+              <w:t>0.142 [0.106, 0.221]</w:t>
+            </w:r>
+          </w:p>
+        </w:tc>
+        <w:tc>
+          <w:tcPr>
+            <w:tcW w:type="dxa" w:w="1656"/>
+          </w:tcPr>
+          <w:p>
+            <w:r/>
+            <w:r>
+              <w:rPr>
+                <w:sz w:val="17"/>
+              </w:rPr>
+              <w:t>0.152 [0.093, 0.220]</w:t>
+            </w:r>
+          </w:p>
+        </w:tc>
+        <w:tc>
+          <w:tcPr>
+            <w:tcW w:type="dxa" w:w="1584"/>
+          </w:tcPr>
+          <w:p>
+            <w:r/>
+            <w:r>
+              <w:rPr>
+                <w:sz w:val="17"/>
+              </w:rPr>
+              <w:t>0.465 [0.324, 0.709]</w:t>
+            </w:r>
+          </w:p>
+        </w:tc>
+        <w:tc>
+          <w:tcPr>
+            <w:tcW w:type="dxa" w:w="1584"/>
+          </w:tcPr>
+          <w:p>
+            <w:r/>
+            <w:r>
+              <w:rPr>
+                <w:sz w:val="17"/>
+              </w:rPr>
+              <w:t>0.355 [0.272, 0.529]</w:t>
+            </w:r>
+          </w:p>
+        </w:tc>
+      </w:tr>
+      <w:tr>
+        <w:trPr>
+          <w:cantSplit/>
+        </w:trPr>
+        <w:tc>
+          <w:tcPr>
+            <w:tcW w:type="dxa" w:w="2880"/>
+          </w:tcPr>
+          <w:p>
+            <w:r/>
+            <w:r>
+              <w:rPr>
+                <w:sz w:val="17"/>
+              </w:rPr>
+              <w:t>Images with an impossible pair</w:t>
+            </w:r>
+          </w:p>
+        </w:tc>
+        <w:tc>
+          <w:tcPr>
+            <w:tcW w:type="dxa" w:w="1656"/>
+          </w:tcPr>
+          <w:p>
+            <w:r/>
+            <w:r>
+              <w:rPr>
+                <w:sz w:val="17"/>
+              </w:rPr>
+              <w:t>28% [19, 39]</w:t>
+            </w:r>
+          </w:p>
+        </w:tc>
+        <w:tc>
+          <w:tcPr>
+            <w:tcW w:type="dxa" w:w="1656"/>
+          </w:tcPr>
+          <w:p>
+            <w:r/>
+            <w:r>
+              <w:rPr>
+                <w:sz w:val="17"/>
+              </w:rPr>
+              <w:t>44% [36, 53]</w:t>
+            </w:r>
+          </w:p>
+        </w:tc>
+        <w:tc>
+          <w:tcPr>
+            <w:tcW w:type="dxa" w:w="1584"/>
+          </w:tcPr>
+          <w:p>
+            <w:r/>
+            <w:r>
+              <w:rPr>
+                <w:sz w:val="17"/>
+              </w:rPr>
+              <w:t>68% [57, 77]</w:t>
+            </w:r>
+          </w:p>
+        </w:tc>
+        <w:tc>
+          <w:tcPr>
+            <w:tcW w:type="dxa" w:w="1584"/>
+          </w:tcPr>
+          <w:p>
+            <w:r/>
+            <w:r>
+              <w:rPr>
+                <w:sz w:val="17"/>
+              </w:rPr>
+              <w:t>58% [48, 66]</w:t>
+            </w:r>
+          </w:p>
+        </w:tc>
+      </w:tr>
+      <w:tr>
+        <w:trPr>
+          <w:cantSplit/>
+        </w:trPr>
+        <w:tc>
+          <w:tcPr>
+            <w:tcW w:type="dxa" w:w="2880"/>
+          </w:tcPr>
+          <w:p>
+            <w:r/>
+            <w:r>
+              <w:rPr>
+                <w:sz w:val="17"/>
+              </w:rPr>
+              <w:t>Manhattan residual (secondary)</w:t>
+            </w:r>
+          </w:p>
+        </w:tc>
+        <w:tc>
+          <w:tcPr>
+            <w:tcW w:type="dxa" w:w="1656"/>
+          </w:tcPr>
+          <w:p>
+            <w:r/>
+            <w:r>
+              <w:rPr>
+                <w:sz w:val="17"/>
+              </w:rPr>
+              <w:t>0.65 deg</w:t>
+            </w:r>
+          </w:p>
+        </w:tc>
+        <w:tc>
+          <w:tcPr>
+            <w:tcW w:type="dxa" w:w="1656"/>
+          </w:tcPr>
+          <w:p>
+            <w:r/>
+            <w:r>
+              <w:rPr>
+                <w:sz w:val="17"/>
+              </w:rPr>
+              <w:t>2.82 deg</w:t>
+            </w:r>
+          </w:p>
+        </w:tc>
+        <w:tc>
+          <w:tcPr>
+            <w:tcW w:type="dxa" w:w="1584"/>
+          </w:tcPr>
+          <w:p>
+            <w:r/>
+            <w:r>
+              <w:rPr>
+                <w:sz w:val="17"/>
+              </w:rPr>
+              <w:t>2.93 deg</w:t>
+            </w:r>
+          </w:p>
+        </w:tc>
+        <w:tc>
+          <w:tcPr>
+            <w:tcW w:type="dxa" w:w="1584"/>
+          </w:tcPr>
+          <w:p>
+            <w:r/>
+            <w:r>
+              <w:rPr>
+                <w:sz w:val="17"/>
+              </w:rPr>
+              <w:t>1.94 deg</w:t>
+            </w:r>
+          </w:p>
+        </w:tc>
+      </w:tr>
+    </w:tbl>
+    <w:p>
+      <w:pPr>
+        <w:spacing w:after="0"/>
+      </w:pPr>
+    </w:p>
+    <w:p>
+      <w:pPr>
+        <w:keepNext/>
+        <w:jc w:val="center"/>
+      </w:pPr>
+      <w:r>
+        <w:drawing>
+          <wp:inline xmlns:a="http://schemas.openxmlformats.org/drawingml/2006/main" xmlns:pic="http://schemas.openxmlformats.org/drawingml/2006/picture">
+            <wp:extent cx="5852160" cy="2415891"/>
+            <wp:docPr id="6" name="Picture 6"/>
+            <wp:cNvGraphicFramePr>
+              <a:graphicFrameLocks noChangeAspect="1"/>
+            </wp:cNvGraphicFramePr>
+            <a:graphic>
+              <a:graphicData uri="http://schemas.openxmlformats.org/drawingml/2006/picture">
+                <pic:pic>
+                  <pic:nvPicPr>
+                    <pic:cNvPr id="0" name="atlanta_dots.png"/>
+                    <pic:cNvPicPr/>
+                  </pic:nvPicPr>
+                  <pic:blipFill>
+                    <a:blip r:embed="rId14"/>
+                    <a:stretch>
+                      <a:fillRect/>
+                    </a:stretch>
+                  </pic:blipFill>
+                  <pic:spPr>
+                    <a:xfrm>
+                      <a:off x="0" y="0"/>
+                      <a:ext cx="5852160" cy="2415891"/>
+                    </a:xfrm>
+                    <a:prstGeom prst="rect"/>
+                  </pic:spPr>
+                </pic:pic>
+              </a:graphicData>
+            </a:graphic>
+          </wp:inline>
+        </w:drawing>
+      </w:r>
+    </w:p>
+    <w:p>
+      <w:pPr>
+        <w:spacing w:after="240"/>
+        <w:jc w:val="center"/>
+      </w:pPr>
+      <w:r>
+        <w:rPr>
+          <w:i/>
+          <w:sz w:val="19"/>
+        </w:rPr>
+        <w:t>Figure 5.4: Median log-focal spread (left) and share of images with at least one pair no camera could produce (right), with 95 per cent intervals. The shaded band spans the two real sets' intervals. n is the number of images usable for the log-focal spread.</w:t>
+      </w:r>
+    </w:p>
+    <w:p>
+      <w:r>
+        <w:rPr>
+          <w:b w:val="0"/>
+          <w:i w:val="0"/>
+        </w:rPr>
+        <w:t>The two real sets agree with each other within their confidence intervals (0.142 and 0.152). Both generators sit clearly higher (0.355 and 0.465), and the intervals do not overlap. The Mann-Whitney test gives p of about 3 × 10⁻⁵ against either real set. In plain words: in a real photo, the horizontal directions agree on one focal length to within about 15 per cent. In a generated image they disagree by 35 to 60 per cent. This holds against the hand-picked set and against ordinary internet photos, which is what makes it believable.</w:t>
+      </w:r>
+    </w:p>
+    <w:p>
+      <w:r>
+        <w:rPr>
+          <w:b w:val="0"/>
+          <w:i w:val="0"/>
+        </w:rPr>
+        <w:t>The share of images with an impossible pair rises from 28 per cent (hand-picked real) to 44 per cent (ordinary real) to 58 and 68 per cent (generated). This is a steady rise, not a clean split, so the log-focal spread is the better statistic.</w:t>
+      </w:r>
+    </w:p>
+    <w:p>
+      <w:pPr>
+        <w:pStyle w:val="Heading3"/>
+      </w:pPr>
+      <w:r>
+        <w:t>5.4.1 Robustness checks</w:t>
+      </w:r>
+    </w:p>
+    <w:p>
+      <w:r>
+        <w:rPr>
+          <w:b w:val="0"/>
+          <w:i w:val="0"/>
+        </w:rPr>
+        <w:t>We ran two checks on the main measure. Both came from looking closely at single images.</w:t>
+      </w:r>
+    </w:p>
+    <w:p>
+      <w:r>
+        <w:rPr>
+          <w:b w:val="0"/>
+          <w:i w:val="0"/>
+        </w:rPr>
+        <w:t>Check 1: picking the wrong vertical. The vertical vanishing point is chosen by its direction from the image centre. A vanishing point sitting near the centre, like the far end of a corridor seen head-on, can point in any direction and get picked by mistake. A real vertical vanishing point is only that close to the centre if the camera points steeply up or down. So we repeated the analysis requiring the vertical vanishing point to be at least one image height from the centre. This uses only its position, never the focal length, so it cannot bias the test. Only 0 to 5 per cent of images in any set were affected, and every result kept its size and significance.</w:t>
+      </w:r>
+    </w:p>
+    <w:p>
+      <w:r>
+        <w:rPr>
+          <w:b w:val="0"/>
+          <w:i w:val="0"/>
+        </w:rPr>
+        <w:t>Check 2: nearly level cameras. When a camera is held almost exactly level, vertical lines are almost parallel and their vanishing point is very far away. The focal-length formula then multiplies a tiny number by a huge one, so small errors are magnified. Generated images are level far more often than real photos: 76 to 80 per cent of SD 1.5 and SDXL images have their vertical vanishing point more than 20 image heights away, against 31 to 51 per cent of real photos. If that alone raised their scores, the main result would be an artefact. It does not. Within each set, levelness is only weakly related to the score (Spearman rho 0.0 to 0.3, mostly not significant). And keeping only clearly tilted cameras (vertical vanishing point within 50 image heights), generated images are still two to three times worse than real photos, with p of 0.008 or less.</w:t>
+      </w:r>
+    </w:p>
+    <w:p>
+      <w:pPr>
+        <w:spacing w:after="60" w:before="120"/>
+        <w:jc w:val="center"/>
+        <w:keepNext/>
+      </w:pPr>
+      <w:r>
+        <w:rPr>
+          <w:i/>
+          <w:sz w:val="19"/>
+        </w:rPr>
+        <w:t>Table 5.3: Median log-focal spread under two robustness checks, line-rich prompt set. Usable images in brackets. The last column is the largest Mann-Whitney p of either generator against either real set.</w:t>
+      </w:r>
+    </w:p>
+    <w:tbl>
+      <w:tblPr>
+        <w:tblStyle w:val="TableGrid"/>
+        <w:tblW w:type="auto" w:w="0"/>
+        <w:jc w:val="center"/>
+        <w:tblLook w:firstColumn="1" w:firstRow="1" w:lastColumn="0" w:lastRow="0" w:noHBand="0" w:noVBand="1" w:val="04A0"/>
+      </w:tblPr>
+      <w:tblGrid>
+        <w:gridCol w:w="1560"/>
+        <w:gridCol w:w="1560"/>
+        <w:gridCol w:w="1560"/>
+        <w:gridCol w:w="1560"/>
+        <w:gridCol w:w="1560"/>
+        <w:gridCol w:w="1560"/>
+      </w:tblGrid>
+      <w:tr>
+        <w:trPr>
+          <w:cantSplit/>
+          <w:tblHeader/>
+        </w:trPr>
+        <w:tc>
+          <w:tcPr>
+            <w:tcW w:type="dxa" w:w="3312"/>
+            <w:shd w:val="clear" w:fill="D9E2F3"/>
+          </w:tcPr>
+          <w:p>
+            <w:r/>
+            <w:r>
+              <w:rPr>
+                <w:b/>
+                <w:sz w:val="17"/>
+              </w:rPr>
+              <w:t>Condition</w:t>
+            </w:r>
+          </w:p>
+        </w:tc>
+        <w:tc>
+          <w:tcPr>
+            <w:tcW w:type="dxa" w:w="1224"/>
+            <w:shd w:val="clear" w:fill="D9E2F3"/>
+          </w:tcPr>
+          <w:p>
+            <w:r/>
+            <w:r>
+              <w:rPr>
+                <w:b/>
+                <w:sz w:val="17"/>
+              </w:rPr>
+              <w:t>York Urban</w:t>
+            </w:r>
+          </w:p>
+        </w:tc>
+        <w:tc>
+          <w:tcPr>
+            <w:tcW w:type="dxa" w:w="1224"/>
+            <w:shd w:val="clear" w:fill="D9E2F3"/>
+          </w:tcPr>
+          <w:p>
+            <w:r/>
+            <w:r>
+              <w:rPr>
+                <w:b/>
+                <w:sz w:val="17"/>
+              </w:rPr>
+              <w:t>Commons</w:t>
+            </w:r>
+          </w:p>
+        </w:tc>
+        <w:tc>
+          <w:tcPr>
+            <w:tcW w:type="dxa" w:w="1224"/>
+            <w:shd w:val="clear" w:fill="D9E2F3"/>
+          </w:tcPr>
+          <w:p>
+            <w:r/>
+            <w:r>
+              <w:rPr>
+                <w:b/>
+                <w:sz w:val="17"/>
+              </w:rPr>
+              <w:t>SD 1.5</w:t>
+            </w:r>
+          </w:p>
+        </w:tc>
+        <w:tc>
+          <w:tcPr>
+            <w:tcW w:type="dxa" w:w="1224"/>
+            <w:shd w:val="clear" w:fill="D9E2F3"/>
+          </w:tcPr>
+          <w:p>
+            <w:r/>
+            <w:r>
+              <w:rPr>
+                <w:b/>
+                <w:sz w:val="17"/>
+              </w:rPr>
+              <w:t>SDXL</w:t>
+            </w:r>
+          </w:p>
+        </w:tc>
+        <w:tc>
+          <w:tcPr>
+            <w:tcW w:type="dxa" w:w="1152"/>
+            <w:shd w:val="clear" w:fill="D9E2F3"/>
+          </w:tcPr>
+          <w:p>
+            <w:r/>
+            <w:r>
+              <w:rPr>
+                <w:b/>
+                <w:sz w:val="17"/>
+              </w:rPr>
+              <w:t>Largest p vs real</w:t>
+            </w:r>
+          </w:p>
+        </w:tc>
+      </w:tr>
+      <w:tr>
+        <w:trPr>
+          <w:cantSplit/>
+        </w:trPr>
+        <w:tc>
+          <w:tcPr>
+            <w:tcW w:type="dxa" w:w="3312"/>
+          </w:tcPr>
+          <w:p>
+            <w:r/>
+            <w:r>
+              <w:rPr>
+                <w:sz w:val="17"/>
+              </w:rPr>
+              <w:t>As published</w:t>
+            </w:r>
+          </w:p>
+        </w:tc>
+        <w:tc>
+          <w:tcPr>
+            <w:tcW w:type="dxa" w:w="1224"/>
+          </w:tcPr>
+          <w:p>
+            <w:r/>
+            <w:r>
+              <w:rPr>
+                <w:sz w:val="17"/>
+              </w:rPr>
+              <w:t>0.142 (65)</w:t>
+            </w:r>
+          </w:p>
+        </w:tc>
+        <w:tc>
+          <w:tcPr>
+            <w:tcW w:type="dxa" w:w="1224"/>
+          </w:tcPr>
+          <w:p>
+            <w:r/>
+            <w:r>
+              <w:rPr>
+                <w:sz w:val="17"/>
+              </w:rPr>
+              <w:t>0.152 (91)</w:t>
+            </w:r>
+          </w:p>
+        </w:tc>
+        <w:tc>
+          <w:tcPr>
+            <w:tcW w:type="dxa" w:w="1224"/>
+          </w:tcPr>
+          <w:p>
+            <w:r/>
+            <w:r>
+              <w:rPr>
+                <w:sz w:val="17"/>
+              </w:rPr>
+              <w:t>0.465 (53)</w:t>
+            </w:r>
+          </w:p>
+        </w:tc>
+        <w:tc>
+          <w:tcPr>
+            <w:tcW w:type="dxa" w:w="1224"/>
+          </w:tcPr>
+          <w:p>
+            <w:r/>
+            <w:r>
+              <w:rPr>
+                <w:sz w:val="17"/>
+              </w:rPr>
+              <w:t>0.355 (65)</w:t>
+            </w:r>
+          </w:p>
+        </w:tc>
+        <w:tc>
+          <w:tcPr>
+            <w:tcW w:type="dxa" w:w="1152"/>
+          </w:tcPr>
+          <w:p>
+            <w:r/>
+            <w:r>
+              <w:rPr>
+                <w:sz w:val="17"/>
+              </w:rPr>
+              <w:t>0.0001</w:t>
+            </w:r>
+          </w:p>
+        </w:tc>
+      </w:tr>
+      <w:tr>
+        <w:trPr>
+          <w:cantSplit/>
+        </w:trPr>
+        <w:tc>
+          <w:tcPr>
+            <w:tcW w:type="dxa" w:w="3312"/>
+          </w:tcPr>
+          <w:p>
+            <w:r/>
+            <w:r>
+              <w:rPr>
+                <w:sz w:val="17"/>
+              </w:rPr>
+              <w:t>Vertical VP at least 1 image height from centre</w:t>
+            </w:r>
+          </w:p>
+        </w:tc>
+        <w:tc>
+          <w:tcPr>
+            <w:tcW w:type="dxa" w:w="1224"/>
+          </w:tcPr>
+          <w:p>
+            <w:r/>
+            <w:r>
+              <w:rPr>
+                <w:sz w:val="17"/>
+              </w:rPr>
+              <w:t>0.142 (65)</w:t>
+            </w:r>
+          </w:p>
+        </w:tc>
+        <w:tc>
+          <w:tcPr>
+            <w:tcW w:type="dxa" w:w="1224"/>
+          </w:tcPr>
+          <w:p>
+            <w:r/>
+            <w:r>
+              <w:rPr>
+                <w:sz w:val="17"/>
+              </w:rPr>
+              <w:t>0.149 (88)</w:t>
+            </w:r>
+          </w:p>
+        </w:tc>
+        <w:tc>
+          <w:tcPr>
+            <w:tcW w:type="dxa" w:w="1224"/>
+          </w:tcPr>
+          <w:p>
+            <w:r/>
+            <w:r>
+              <w:rPr>
+                <w:sz w:val="17"/>
+              </w:rPr>
+              <w:t>0.465 (53)</w:t>
+            </w:r>
+          </w:p>
+        </w:tc>
+        <w:tc>
+          <w:tcPr>
+            <w:tcW w:type="dxa" w:w="1224"/>
+          </w:tcPr>
+          <w:p>
+            <w:r/>
+            <w:r>
+              <w:rPr>
+                <w:sz w:val="17"/>
+              </w:rPr>
+              <w:t>0.355 (65)</w:t>
+            </w:r>
+          </w:p>
+        </w:tc>
+        <w:tc>
+          <w:tcPr>
+            <w:tcW w:type="dxa" w:w="1152"/>
+          </w:tcPr>
+          <w:p>
+            <w:r/>
+            <w:r>
+              <w:rPr>
+                <w:sz w:val="17"/>
+              </w:rPr>
+              <w:t>0.0001</w:t>
+            </w:r>
+          </w:p>
+        </w:tc>
+      </w:tr>
+      <w:tr>
+        <w:trPr>
+          <w:cantSplit/>
+        </w:trPr>
+        <w:tc>
+          <w:tcPr>
+            <w:tcW w:type="dxa" w:w="3312"/>
+          </w:tcPr>
+          <w:p>
+            <w:r/>
+            <w:r>
+              <w:rPr>
+                <w:sz w:val="17"/>
+              </w:rPr>
+              <w:t>Clearly tilted cameras only (vertical VP within 50 image heights)</w:t>
+            </w:r>
+          </w:p>
+        </w:tc>
+        <w:tc>
+          <w:tcPr>
+            <w:tcW w:type="dxa" w:w="1224"/>
+          </w:tcPr>
+          <w:p>
+            <w:r/>
+            <w:r>
+              <w:rPr>
+                <w:sz w:val="17"/>
+              </w:rPr>
+              <w:t>0.135 (52)</w:t>
+            </w:r>
+          </w:p>
+        </w:tc>
+        <w:tc>
+          <w:tcPr>
+            <w:tcW w:type="dxa" w:w="1224"/>
+          </w:tcPr>
+          <w:p>
+            <w:r/>
+            <w:r>
+              <w:rPr>
+                <w:sz w:val="17"/>
+              </w:rPr>
+              <w:t>0.135 (74)</w:t>
+            </w:r>
+          </w:p>
+        </w:tc>
+        <w:tc>
+          <w:tcPr>
+            <w:tcW w:type="dxa" w:w="1224"/>
+          </w:tcPr>
+          <w:p>
+            <w:r/>
+            <w:r>
+              <w:rPr>
+                <w:sz w:val="17"/>
+              </w:rPr>
+              <w:t>0.423 (23)</w:t>
+            </w:r>
+          </w:p>
+        </w:tc>
+        <w:tc>
+          <w:tcPr>
+            <w:tcW w:type="dxa" w:w="1224"/>
+          </w:tcPr>
+          <w:p>
+            <w:r/>
+            <w:r>
+              <w:rPr>
+                <w:sz w:val="17"/>
+              </w:rPr>
+              <w:t>0.285 (27)</w:t>
+            </w:r>
+          </w:p>
+        </w:tc>
+        <w:tc>
+          <w:tcPr>
+            <w:tcW w:type="dxa" w:w="1152"/>
+          </w:tcPr>
+          <w:p>
+            <w:r/>
+            <w:r>
+              <w:rPr>
+                <w:sz w:val="17"/>
+              </w:rPr>
+              <w:t>0.008</w:t>
+            </w:r>
+          </w:p>
+        </w:tc>
+      </w:tr>
+    </w:tbl>
+    <w:p>
+      <w:pPr>
+        <w:spacing w:after="0"/>
+      </w:pPr>
+    </w:p>
+    <w:p>
+      <w:r>
+        <w:rPr>
+          <w:b w:val="0"/>
+          <w:i w:val="0"/>
+        </w:rPr>
+        <w:t>The frontier models of Section 5.5.1 stay worse than real photos under both checks. Under check 1 nothing changes (p 0.014 to 0.020). On the tilted-only subset their samples shrink to 19 and 23 images and p rises to between 0.02 and 0.07, so that part needs the larger planned run.</w:t>
+      </w:r>
+    </w:p>
+    <w:p>
+      <w:pPr>
+        <w:pStyle w:val="Heading2"/>
+      </w:pPr>
+      <w:r>
+        <w:t>5.5 Comparative Analysis Across Generators</w:t>
+      </w:r>
+    </w:p>
+    <w:p>
+      <w:r>
+        <w:rPr>
+          <w:b w:val="0"/>
+          <w:i w:val="0"/>
+        </w:rPr>
+        <w:t>Stable Diffusion 1.5 and SDXL were compared on the same 250 line-rich prompts, with matched field of view and line density. This separates two abilities that usually get lumped together.</w:t>
+      </w:r>
+    </w:p>
+    <w:p>
+      <w:pPr>
+        <w:spacing w:after="60" w:before="120"/>
+        <w:jc w:val="center"/>
+        <w:keepNext/>
+      </w:pPr>
+      <w:r>
+        <w:rPr>
+          <w:i/>
+          <w:sz w:val="19"/>
+        </w:rPr>
+        <w:t>Table 5.4: SD 1.5 against SDXL on identical prompts. 87 and 109 images have two or more horizontal directions; 53 and 65 of them give a usable log-focal spread.</w:t>
+      </w:r>
+    </w:p>
+    <w:tbl>
+      <w:tblPr>
+        <w:tblStyle w:val="TableGrid"/>
+        <w:tblW w:type="auto" w:w="0"/>
+        <w:jc w:val="center"/>
+        <w:tblLook w:firstColumn="1" w:firstRow="1" w:lastColumn="0" w:lastRow="0" w:noHBand="0" w:noVBand="1" w:val="04A0"/>
+      </w:tblPr>
+      <w:tblGrid>
+        <w:gridCol w:w="1872"/>
+        <w:gridCol w:w="1872"/>
+        <w:gridCol w:w="1872"/>
+        <w:gridCol w:w="1872"/>
+        <w:gridCol w:w="1872"/>
+      </w:tblGrid>
+      <w:tr>
+        <w:trPr>
+          <w:cantSplit/>
+          <w:tblHeader/>
+        </w:trPr>
         <w:tc>
           <w:tcPr>
             <w:tcW w:type="dxa" w:w="2592"/>
@@ -3562,7 +4253,7 @@
         </w:tc>
         <w:tc>
           <w:tcPr>
-            <w:tcW w:type="dxa" w:w="1440"/>
+            <w:tcW w:type="dxa" w:w="1296"/>
             <w:shd w:val="clear" w:fill="D9E2F3"/>
           </w:tcPr>
           <w:p>
@@ -3578,7 +4269,7 @@
         </w:tc>
         <w:tc>
           <w:tcPr>
-            <w:tcW w:type="dxa" w:w="1440"/>
+            <w:tcW w:type="dxa" w:w="1296"/>
             <w:shd w:val="clear" w:fill="D9E2F3"/>
           </w:tcPr>
           <w:p>
@@ -3594,7 +4285,7 @@
         </w:tc>
         <w:tc>
           <w:tcPr>
-            <w:tcW w:type="dxa" w:w="1440"/>
+            <w:tcW w:type="dxa" w:w="1872"/>
             <w:shd w:val="clear" w:fill="D9E2F3"/>
           </w:tcPr>
           <w:p>
@@ -3610,7 +4301,7 @@
         </w:tc>
         <w:tc>
           <w:tcPr>
-            <w:tcW w:type="dxa" w:w="2448"/>
+            <w:tcW w:type="dxa" w:w="2304"/>
             <w:shd w:val="clear" w:fill="D9E2F3"/>
           </w:tcPr>
           <w:p>
@@ -3620,12 +4311,15 @@
                 <w:b/>
                 <w:sz w:val="19"/>
               </w:rPr>
-              <w:t>Interpretation</w:t>
+              <w:t>Reading</w:t>
             </w:r>
           </w:p>
         </w:tc>
       </w:tr>
       <w:tr>
+        <w:trPr>
+          <w:cantSplit/>
+        </w:trPr>
         <w:tc>
           <w:tcPr>
             <w:tcW w:type="dxa" w:w="2592"/>
@@ -3636,13 +4330,13 @@
               <w:rPr>
                 <w:sz w:val="19"/>
               </w:rPr>
-              <w:t>Manhattan orthogonality</w:t>
+              <w:t>Manhattan residual</w:t>
             </w:r>
           </w:p>
         </w:tc>
         <w:tc>
           <w:tcPr>
-            <w:tcW w:type="dxa" w:w="1440"/>
+            <w:tcW w:type="dxa" w:w="1296"/>
           </w:tcPr>
           <w:p>
             <w:r/>
@@ -3656,7 +4350,7 @@
         </w:tc>
         <w:tc>
           <w:tcPr>
-            <w:tcW w:type="dxa" w:w="1440"/>
+            <w:tcW w:type="dxa" w:w="1296"/>
           </w:tcPr>
           <w:p>
             <w:r/>
@@ -3670,7 +4364,7 @@
         </w:tc>
         <w:tc>
           <w:tcPr>
-            <w:tcW w:type="dxa" w:w="1440"/>
+            <w:tcW w:type="dxa" w:w="1872"/>
           </w:tcPr>
           <w:p>
             <w:r/>
@@ -3684,7 +4378,7 @@
         </w:tc>
         <w:tc>
           <w:tcPr>
-            <w:tcW w:type="dxa" w:w="2448"/>
+            <w:tcW w:type="dxa" w:w="2304"/>
           </w:tcPr>
           <w:p>
             <w:r/>
@@ -3692,12 +4386,15 @@
               <w:rPr>
                 <w:sz w:val="19"/>
               </w:rPr>
-              <w:t>Improves with model capability</w:t>
+              <w:t>Gets better with the bigger model</w:t>
             </w:r>
           </w:p>
         </w:tc>
       </w:tr>
       <w:tr>
+        <w:trPr>
+          <w:cantSplit/>
+        </w:trPr>
         <w:tc>
           <w:tcPr>
             <w:tcW w:type="dxa" w:w="2592"/>
@@ -3714,7 +4411,7 @@
         </w:tc>
         <w:tc>
           <w:tcPr>
-            <w:tcW w:type="dxa" w:w="1440"/>
+            <w:tcW w:type="dxa" w:w="1296"/>
           </w:tcPr>
           <w:p>
             <w:r/>
@@ -3728,7 +4425,7 @@
         </w:tc>
         <w:tc>
           <w:tcPr>
-            <w:tcW w:type="dxa" w:w="1440"/>
+            <w:tcW w:type="dxa" w:w="1296"/>
           </w:tcPr>
           <w:p>
             <w:r/>
@@ -3742,7 +4439,7 @@
         </w:tc>
         <w:tc>
           <w:tcPr>
-            <w:tcW w:type="dxa" w:w="1440"/>
+            <w:tcW w:type="dxa" w:w="1872"/>
           </w:tcPr>
           <w:p>
             <w:r/>
@@ -3750,13 +4447,13 @@
               <w:rPr>
                 <w:sz w:val="19"/>
               </w:rPr>
-              <w:t>0.55 (n.s.)</w:t>
+              <w:t>0.55 (not significant)</w:t>
             </w:r>
           </w:p>
         </w:tc>
         <w:tc>
           <w:tcPr>
-            <w:tcW w:type="dxa" w:w="2448"/>
+            <w:tcW w:type="dxa" w:w="2304"/>
           </w:tcPr>
           <w:p>
             <w:r/>
@@ -3764,12 +4461,15 @@
               <w:rPr>
                 <w:sz w:val="19"/>
               </w:rPr>
-              <w:t>Unchanged</w:t>
+              <w:t>No change</w:t>
             </w:r>
           </w:p>
         </w:tc>
       </w:tr>
       <w:tr>
+        <w:trPr>
+          <w:cantSplit/>
+        </w:trPr>
         <w:tc>
           <w:tcPr>
             <w:tcW w:type="dxa" w:w="2592"/>
@@ -3786,7 +4486,7 @@
         </w:tc>
         <w:tc>
           <w:tcPr>
-            <w:tcW w:type="dxa" w:w="1440"/>
+            <w:tcW w:type="dxa" w:w="1296"/>
           </w:tcPr>
           <w:p>
             <w:r/>
@@ -3800,7 +4500,7 @@
         </w:tc>
         <w:tc>
           <w:tcPr>
-            <w:tcW w:type="dxa" w:w="1440"/>
+            <w:tcW w:type="dxa" w:w="1296"/>
           </w:tcPr>
           <w:p>
             <w:r/>
@@ -3814,7 +4514,7 @@
         </w:tc>
         <w:tc>
           <w:tcPr>
-            <w:tcW w:type="dxa" w:w="1440"/>
+            <w:tcW w:type="dxa" w:w="1872"/>
           </w:tcPr>
           <w:p>
             <w:r/>
@@ -3822,13 +4522,13 @@
               <w:rPr>
                 <w:sz w:val="19"/>
               </w:rPr>
-              <w:t>0.18 (n.s.)</w:t>
+              <w:t>0.18 (not significant)</w:t>
             </w:r>
           </w:p>
         </w:tc>
         <w:tc>
           <w:tcPr>
-            <w:tcW w:type="dxa" w:w="2448"/>
+            <w:tcW w:type="dxa" w:w="2304"/>
           </w:tcPr>
           <w:p>
             <w:r/>
@@ -3836,7 +4536,906 @@
               <w:rPr>
                 <w:sz w:val="19"/>
               </w:rPr>
-              <w:t>Unchanged</w:t>
+              <w:t>No change</w:t>
+            </w:r>
+          </w:p>
+        </w:tc>
+      </w:tr>
+    </w:tbl>
+    <w:p>
+      <w:pPr>
+        <w:spacing w:after="0"/>
+      </w:pPr>
+    </w:p>
+    <w:p>
+      <w:r>
+        <w:rPr>
+          <w:b w:val="0"/>
+          <w:i w:val="0"/>
+        </w:rPr>
+        <w:t>Going from SD 1.5 to SDXL makes the scene's right angles clearly better, but camera coherence does not change and stays about two and a half to three times worse than real photos. So orientation improves with a bigger model, and camera coherence does not. Size alone does not look like it will fix the problem.</w:t>
+      </w:r>
+    </w:p>
+    <w:p>
+      <w:pPr>
+        <w:pStyle w:val="Heading3"/>
+      </w:pPr>
+      <w:r>
+        <w:t>5.5.1 Frontier models: Gemini and ChatGPT</w:t>
+      </w:r>
+    </w:p>
+    <w:p>
+      <w:r>
+        <w:rPr>
+          <w:b w:val="0"/>
+          <w:i w:val="0"/>
+        </w:rPr>
+        <w:t>To test the 2026 claim that the newest models no longer have this giveaway, we ran 181 prompts through Google Gemini image generation and 51 through OpenAI's image model in ChatGPT. All came from the first prompt set, so they are compared with the SD 1.5 and SDXL images made from that same set, image for image by prompt number.</w:t>
+      </w:r>
+    </w:p>
+    <w:p>
+      <w:pPr>
+        <w:spacing w:after="60" w:before="120"/>
+        <w:jc w:val="center"/>
+        <w:keepNext/>
+      </w:pPr>
+      <w:r>
+        <w:rPr>
+          <w:i/>
+          <w:sz w:val="19"/>
+        </w:rPr>
+        <w:t>Table 5.5: Frontier models against the real sets and against SD 1.5 and SDXL on the same prompts (first prompt set).</w:t>
+      </w:r>
+    </w:p>
+    <w:tbl>
+      <w:tblPr>
+        <w:tblStyle w:val="TableGrid"/>
+        <w:tblW w:type="auto" w:w="0"/>
+        <w:jc w:val="center"/>
+        <w:tblLook w:firstColumn="1" w:firstRow="1" w:lastColumn="0" w:lastRow="0" w:noHBand="0" w:noVBand="1" w:val="04A0"/>
+      </w:tblPr>
+      <w:tblGrid>
+        <w:gridCol w:w="1337"/>
+        <w:gridCol w:w="1337"/>
+        <w:gridCol w:w="1337"/>
+        <w:gridCol w:w="1337"/>
+        <w:gridCol w:w="1337"/>
+        <w:gridCol w:w="1337"/>
+        <w:gridCol w:w="1337"/>
+      </w:tblGrid>
+      <w:tr>
+        <w:trPr>
+          <w:cantSplit/>
+          <w:tblHeader/>
+        </w:trPr>
+        <w:tc>
+          <w:tcPr>
+            <w:tcW w:type="dxa" w:w="2232"/>
+            <w:shd w:val="clear" w:fill="D9E2F3"/>
+          </w:tcPr>
+          <w:p>
+            <w:r/>
+            <w:r>
+              <w:rPr>
+                <w:b/>
+                <w:sz w:val="16"/>
+              </w:rPr>
+              <w:t>Quantity</w:t>
+            </w:r>
+          </w:p>
+        </w:tc>
+        <w:tc>
+          <w:tcPr>
+            <w:tcW w:type="dxa" w:w="1152"/>
+            <w:shd w:val="clear" w:fill="D9E2F3"/>
+          </w:tcPr>
+          <w:p>
+            <w:r/>
+            <w:r>
+              <w:rPr>
+                <w:b/>
+                <w:sz w:val="16"/>
+              </w:rPr>
+              <w:t>York Urban</w:t>
+            </w:r>
+          </w:p>
+        </w:tc>
+        <w:tc>
+          <w:tcPr>
+            <w:tcW w:type="dxa" w:w="1152"/>
+            <w:shd w:val="clear" w:fill="D9E2F3"/>
+          </w:tcPr>
+          <w:p>
+            <w:r/>
+            <w:r>
+              <w:rPr>
+                <w:b/>
+                <w:sz w:val="16"/>
+              </w:rPr>
+              <w:t>Commons</w:t>
+            </w:r>
+          </w:p>
+        </w:tc>
+        <w:tc>
+          <w:tcPr>
+            <w:tcW w:type="dxa" w:w="1152"/>
+            <w:shd w:val="clear" w:fill="D9E2F3"/>
+          </w:tcPr>
+          <w:p>
+            <w:r/>
+            <w:r>
+              <w:rPr>
+                <w:b/>
+                <w:sz w:val="16"/>
+              </w:rPr>
+              <w:t>SDXL</w:t>
+            </w:r>
+          </w:p>
+        </w:tc>
+        <w:tc>
+          <w:tcPr>
+            <w:tcW w:type="dxa" w:w="1152"/>
+            <w:shd w:val="clear" w:fill="D9E2F3"/>
+          </w:tcPr>
+          <w:p>
+            <w:r/>
+            <w:r>
+              <w:rPr>
+                <w:b/>
+                <w:sz w:val="16"/>
+              </w:rPr>
+              <w:t>SD 1.5</w:t>
+            </w:r>
+          </w:p>
+        </w:tc>
+        <w:tc>
+          <w:tcPr>
+            <w:tcW w:type="dxa" w:w="1224"/>
+            <w:shd w:val="clear" w:fill="D9E2F3"/>
+          </w:tcPr>
+          <w:p>
+            <w:r/>
+            <w:r>
+              <w:rPr>
+                <w:b/>
+                <w:sz w:val="16"/>
+              </w:rPr>
+              <w:t>Gemini</w:t>
+            </w:r>
+          </w:p>
+        </w:tc>
+        <w:tc>
+          <w:tcPr>
+            <w:tcW w:type="dxa" w:w="1224"/>
+            <w:shd w:val="clear" w:fill="D9E2F3"/>
+          </w:tcPr>
+          <w:p>
+            <w:r/>
+            <w:r>
+              <w:rPr>
+                <w:b/>
+                <w:sz w:val="16"/>
+              </w:rPr>
+              <w:t>ChatGPT</w:t>
+            </w:r>
+          </w:p>
+        </w:tc>
+      </w:tr>
+      <w:tr>
+        <w:trPr>
+          <w:cantSplit/>
+        </w:trPr>
+        <w:tc>
+          <w:tcPr>
+            <w:tcW w:type="dxa" w:w="2232"/>
+          </w:tcPr>
+          <w:p>
+            <w:r/>
+            <w:r>
+              <w:rPr>
+                <w:sz w:val="16"/>
+              </w:rPr>
+              <w:t>Images admitted</w:t>
+            </w:r>
+          </w:p>
+        </w:tc>
+        <w:tc>
+          <w:tcPr>
+            <w:tcW w:type="dxa" w:w="1152"/>
+          </w:tcPr>
+          <w:p>
+            <w:r/>
+            <w:r>
+              <w:rPr>
+                <w:sz w:val="16"/>
+              </w:rPr>
+              <w:t>72</w:t>
+            </w:r>
+          </w:p>
+        </w:tc>
+        <w:tc>
+          <w:tcPr>
+            <w:tcW w:type="dxa" w:w="1152"/>
+          </w:tcPr>
+          <w:p>
+            <w:r/>
+            <w:r>
+              <w:rPr>
+                <w:sz w:val="16"/>
+              </w:rPr>
+              <w:t>121</w:t>
+            </w:r>
+          </w:p>
+        </w:tc>
+        <w:tc>
+          <w:tcPr>
+            <w:tcW w:type="dxa" w:w="1152"/>
+          </w:tcPr>
+          <w:p>
+            <w:r/>
+            <w:r>
+              <w:rPr>
+                <w:sz w:val="16"/>
+              </w:rPr>
+              <w:t>79</w:t>
+            </w:r>
+          </w:p>
+        </w:tc>
+        <w:tc>
+          <w:tcPr>
+            <w:tcW w:type="dxa" w:w="1152"/>
+          </w:tcPr>
+          <w:p>
+            <w:r/>
+            <w:r>
+              <w:rPr>
+                <w:sz w:val="16"/>
+              </w:rPr>
+              <w:t>61</w:t>
+            </w:r>
+          </w:p>
+        </w:tc>
+        <w:tc>
+          <w:tcPr>
+            <w:tcW w:type="dxa" w:w="1224"/>
+          </w:tcPr>
+          <w:p>
+            <w:r/>
+            <w:r>
+              <w:rPr>
+                <w:sz w:val="16"/>
+              </w:rPr>
+              <w:t>58</w:t>
+            </w:r>
+          </w:p>
+        </w:tc>
+        <w:tc>
+          <w:tcPr>
+            <w:tcW w:type="dxa" w:w="1224"/>
+          </w:tcPr>
+          <w:p>
+            <w:r/>
+            <w:r>
+              <w:rPr>
+                <w:sz w:val="16"/>
+              </w:rPr>
+              <w:t>36</w:t>
+            </w:r>
+          </w:p>
+        </w:tc>
+      </w:tr>
+      <w:tr>
+        <w:trPr>
+          <w:cantSplit/>
+        </w:trPr>
+        <w:tc>
+          <w:tcPr>
+            <w:tcW w:type="dxa" w:w="2232"/>
+          </w:tcPr>
+          <w:p>
+            <w:r/>
+            <w:r>
+              <w:rPr>
+                <w:sz w:val="16"/>
+              </w:rPr>
+              <w:t>Usable for log-focal spread</w:t>
+            </w:r>
+          </w:p>
+        </w:tc>
+        <w:tc>
+          <w:tcPr>
+            <w:tcW w:type="dxa" w:w="1152"/>
+          </w:tcPr>
+          <w:p>
+            <w:r/>
+            <w:r>
+              <w:rPr>
+                <w:sz w:val="16"/>
+              </w:rPr>
+              <w:t>65</w:t>
+            </w:r>
+          </w:p>
+        </w:tc>
+        <w:tc>
+          <w:tcPr>
+            <w:tcW w:type="dxa" w:w="1152"/>
+          </w:tcPr>
+          <w:p>
+            <w:r/>
+            <w:r>
+              <w:rPr>
+                <w:sz w:val="16"/>
+              </w:rPr>
+              <w:t>91</w:t>
+            </w:r>
+          </w:p>
+        </w:tc>
+        <w:tc>
+          <w:tcPr>
+            <w:tcW w:type="dxa" w:w="1152"/>
+          </w:tcPr>
+          <w:p>
+            <w:r/>
+            <w:r>
+              <w:rPr>
+                <w:sz w:val="16"/>
+              </w:rPr>
+              <w:t>38</w:t>
+            </w:r>
+          </w:p>
+        </w:tc>
+        <w:tc>
+          <w:tcPr>
+            <w:tcW w:type="dxa" w:w="1152"/>
+          </w:tcPr>
+          <w:p>
+            <w:r/>
+            <w:r>
+              <w:rPr>
+                <w:sz w:val="16"/>
+              </w:rPr>
+              <w:t>44</w:t>
+            </w:r>
+          </w:p>
+        </w:tc>
+        <w:tc>
+          <w:tcPr>
+            <w:tcW w:type="dxa" w:w="1224"/>
+          </w:tcPr>
+          <w:p>
+            <w:r/>
+            <w:r>
+              <w:rPr>
+                <w:sz w:val="16"/>
+              </w:rPr>
+              <w:t>31</w:t>
+            </w:r>
+          </w:p>
+        </w:tc>
+        <w:tc>
+          <w:tcPr>
+            <w:tcW w:type="dxa" w:w="1224"/>
+          </w:tcPr>
+          <w:p>
+            <w:r/>
+            <w:r>
+              <w:rPr>
+                <w:sz w:val="16"/>
+              </w:rPr>
+              <w:t>29</w:t>
+            </w:r>
+          </w:p>
+        </w:tc>
+      </w:tr>
+      <w:tr>
+        <w:trPr>
+          <w:cantSplit/>
+        </w:trPr>
+        <w:tc>
+          <w:tcPr>
+            <w:tcW w:type="dxa" w:w="2232"/>
+          </w:tcPr>
+          <w:p>
+            <w:r/>
+            <w:r>
+              <w:rPr>
+                <w:sz w:val="16"/>
+              </w:rPr>
+              <w:t>Log-focal spread, median</w:t>
+            </w:r>
+          </w:p>
+        </w:tc>
+        <w:tc>
+          <w:tcPr>
+            <w:tcW w:type="dxa" w:w="1152"/>
+          </w:tcPr>
+          <w:p>
+            <w:r/>
+            <w:r>
+              <w:rPr>
+                <w:sz w:val="16"/>
+              </w:rPr>
+              <w:t>0.142</w:t>
+            </w:r>
+          </w:p>
+        </w:tc>
+        <w:tc>
+          <w:tcPr>
+            <w:tcW w:type="dxa" w:w="1152"/>
+          </w:tcPr>
+          <w:p>
+            <w:r/>
+            <w:r>
+              <w:rPr>
+                <w:sz w:val="16"/>
+              </w:rPr>
+              <w:t>0.152</w:t>
+            </w:r>
+          </w:p>
+        </w:tc>
+        <w:tc>
+          <w:tcPr>
+            <w:tcW w:type="dxa" w:w="1152"/>
+          </w:tcPr>
+          <w:p>
+            <w:r/>
+            <w:r>
+              <w:rPr>
+                <w:sz w:val="16"/>
+              </w:rPr>
+              <w:t>0.593</w:t>
+            </w:r>
+          </w:p>
+        </w:tc>
+        <w:tc>
+          <w:tcPr>
+            <w:tcW w:type="dxa" w:w="1152"/>
+          </w:tcPr>
+          <w:p>
+            <w:r/>
+            <w:r>
+              <w:rPr>
+                <w:sz w:val="16"/>
+              </w:rPr>
+              <w:t>0.592</w:t>
+            </w:r>
+          </w:p>
+        </w:tc>
+        <w:tc>
+          <w:tcPr>
+            <w:tcW w:type="dxa" w:w="1224"/>
+          </w:tcPr>
+          <w:p>
+            <w:r/>
+            <w:r>
+              <w:rPr>
+                <w:sz w:val="16"/>
+              </w:rPr>
+              <w:t>0.338</w:t>
+            </w:r>
+          </w:p>
+        </w:tc>
+        <w:tc>
+          <w:tcPr>
+            <w:tcW w:type="dxa" w:w="1224"/>
+          </w:tcPr>
+          <w:p>
+            <w:r/>
+            <w:r>
+              <w:rPr>
+                <w:sz w:val="16"/>
+              </w:rPr>
+              <w:t>0.491</w:t>
+            </w:r>
+          </w:p>
+        </w:tc>
+      </w:tr>
+      <w:tr>
+        <w:trPr>
+          <w:cantSplit/>
+        </w:trPr>
+        <w:tc>
+          <w:tcPr>
+            <w:tcW w:type="dxa" w:w="2232"/>
+          </w:tcPr>
+          <w:p>
+            <w:r/>
+            <w:r>
+              <w:rPr>
+                <w:sz w:val="16"/>
+              </w:rPr>
+              <w:t>95% CI</w:t>
+            </w:r>
+          </w:p>
+        </w:tc>
+        <w:tc>
+          <w:tcPr>
+            <w:tcW w:type="dxa" w:w="1152"/>
+          </w:tcPr>
+          <w:p>
+            <w:r/>
+            <w:r>
+              <w:rPr>
+                <w:sz w:val="16"/>
+              </w:rPr>
+              <w:t>[0.106, 0.221]</w:t>
+            </w:r>
+          </w:p>
+        </w:tc>
+        <w:tc>
+          <w:tcPr>
+            <w:tcW w:type="dxa" w:w="1152"/>
+          </w:tcPr>
+          <w:p>
+            <w:r/>
+            <w:r>
+              <w:rPr>
+                <w:sz w:val="16"/>
+              </w:rPr>
+              <w:t>[0.093, 0.220]</w:t>
+            </w:r>
+          </w:p>
+        </w:tc>
+        <w:tc>
+          <w:tcPr>
+            <w:tcW w:type="dxa" w:w="1152"/>
+          </w:tcPr>
+          <w:p>
+            <w:r/>
+            <w:r>
+              <w:rPr>
+                <w:sz w:val="16"/>
+              </w:rPr>
+              <w:t>[0.355, 0.933]</w:t>
+            </w:r>
+          </w:p>
+        </w:tc>
+        <w:tc>
+          <w:tcPr>
+            <w:tcW w:type="dxa" w:w="1152"/>
+          </w:tcPr>
+          <w:p>
+            <w:r/>
+            <w:r>
+              <w:rPr>
+                <w:sz w:val="16"/>
+              </w:rPr>
+              <w:t>[0.381, 0.841]</w:t>
+            </w:r>
+          </w:p>
+        </w:tc>
+        <w:tc>
+          <w:tcPr>
+            <w:tcW w:type="dxa" w:w="1224"/>
+          </w:tcPr>
+          <w:p>
+            <w:r/>
+            <w:r>
+              <w:rPr>
+                <w:sz w:val="16"/>
+              </w:rPr>
+              <w:t>[0.182, 0.652]</w:t>
+            </w:r>
+          </w:p>
+        </w:tc>
+        <w:tc>
+          <w:tcPr>
+            <w:tcW w:type="dxa" w:w="1224"/>
+          </w:tcPr>
+          <w:p>
+            <w:r/>
+            <w:r>
+              <w:rPr>
+                <w:sz w:val="16"/>
+              </w:rPr>
+              <w:t>[0.320, 0.634]</w:t>
+            </w:r>
+          </w:p>
+        </w:tc>
+      </w:tr>
+      <w:tr>
+        <w:trPr>
+          <w:cantSplit/>
+        </w:trPr>
+        <w:tc>
+          <w:tcPr>
+            <w:tcW w:type="dxa" w:w="2232"/>
+          </w:tcPr>
+          <w:p>
+            <w:r/>
+            <w:r>
+              <w:rPr>
+                <w:sz w:val="16"/>
+              </w:rPr>
+              <w:t>p vs York Urban / Commons</w:t>
+            </w:r>
+          </w:p>
+        </w:tc>
+        <w:tc>
+          <w:tcPr>
+            <w:tcW w:type="dxa" w:w="1152"/>
+          </w:tcPr>
+          <w:p>
+            <w:r/>
+            <w:r>
+              <w:rPr>
+                <w:sz w:val="16"/>
+              </w:rPr>
+            </w:r>
+          </w:p>
+        </w:tc>
+        <w:tc>
+          <w:tcPr>
+            <w:tcW w:type="dxa" w:w="1152"/>
+          </w:tcPr>
+          <w:p>
+            <w:r/>
+            <w:r>
+              <w:rPr>
+                <w:sz w:val="16"/>
+              </w:rPr>
+            </w:r>
+          </w:p>
+        </w:tc>
+        <w:tc>
+          <w:tcPr>
+            <w:tcW w:type="dxa" w:w="1152"/>
+          </w:tcPr>
+          <w:p>
+            <w:r/>
+            <w:r>
+              <w:rPr>
+                <w:sz w:val="16"/>
+              </w:rPr>
+              <w:t>7×10⁻⁵ / 1×10⁻⁴</w:t>
+            </w:r>
+          </w:p>
+        </w:tc>
+        <w:tc>
+          <w:tcPr>
+            <w:tcW w:type="dxa" w:w="1152"/>
+          </w:tcPr>
+          <w:p>
+            <w:r/>
+            <w:r>
+              <w:rPr>
+                <w:sz w:val="16"/>
+              </w:rPr>
+              <w:t>3×10⁻⁵ / 2×10⁻⁵</w:t>
+            </w:r>
+          </w:p>
+        </w:tc>
+        <w:tc>
+          <w:tcPr>
+            <w:tcW w:type="dxa" w:w="1224"/>
+          </w:tcPr>
+          <w:p>
+            <w:r/>
+            <w:r>
+              <w:rPr>
+                <w:sz w:val="16"/>
+              </w:rPr>
+              <w:t>0.016 / 0.018</w:t>
+            </w:r>
+          </w:p>
+        </w:tc>
+        <w:tc>
+          <w:tcPr>
+            <w:tcW w:type="dxa" w:w="1224"/>
+          </w:tcPr>
+          <w:p>
+            <w:r/>
+            <w:r>
+              <w:rPr>
+                <w:sz w:val="16"/>
+              </w:rPr>
+              <w:t>0.014 / 0.015</w:t>
+            </w:r>
+          </w:p>
+        </w:tc>
+      </w:tr>
+      <w:tr>
+        <w:trPr>
+          <w:cantSplit/>
+        </w:trPr>
+        <w:tc>
+          <w:tcPr>
+            <w:tcW w:type="dxa" w:w="2232"/>
+          </w:tcPr>
+          <w:p>
+            <w:r/>
+            <w:r>
+              <w:rPr>
+                <w:sz w:val="16"/>
+              </w:rPr>
+              <w:t>Images with an impossible pair</w:t>
+            </w:r>
+          </w:p>
+        </w:tc>
+        <w:tc>
+          <w:tcPr>
+            <w:tcW w:type="dxa" w:w="1152"/>
+          </w:tcPr>
+          <w:p>
+            <w:r/>
+            <w:r>
+              <w:rPr>
+                <w:sz w:val="16"/>
+              </w:rPr>
+              <w:t>28%</w:t>
+            </w:r>
+          </w:p>
+        </w:tc>
+        <w:tc>
+          <w:tcPr>
+            <w:tcW w:type="dxa" w:w="1152"/>
+          </w:tcPr>
+          <w:p>
+            <w:r/>
+            <w:r>
+              <w:rPr>
+                <w:sz w:val="16"/>
+              </w:rPr>
+              <w:t>44%</w:t>
+            </w:r>
+          </w:p>
+        </w:tc>
+        <w:tc>
+          <w:tcPr>
+            <w:tcW w:type="dxa" w:w="1152"/>
+          </w:tcPr>
+          <w:p>
+            <w:r/>
+            <w:r>
+              <w:rPr>
+                <w:sz w:val="16"/>
+              </w:rPr>
+              <w:t>67%</w:t>
+            </w:r>
+          </w:p>
+        </w:tc>
+        <w:tc>
+          <w:tcPr>
+            <w:tcW w:type="dxa" w:w="1152"/>
+          </w:tcPr>
+          <w:p>
+            <w:r/>
+            <w:r>
+              <w:rPr>
+                <w:sz w:val="16"/>
+              </w:rPr>
+              <w:t>55%</w:t>
+            </w:r>
+          </w:p>
+        </w:tc>
+        <w:tc>
+          <w:tcPr>
+            <w:tcW w:type="dxa" w:w="1224"/>
+          </w:tcPr>
+          <w:p>
+            <w:r/>
+            <w:r>
+              <w:rPr>
+                <w:sz w:val="16"/>
+              </w:rPr>
+              <w:t>61%</w:t>
+            </w:r>
+          </w:p>
+        </w:tc>
+        <w:tc>
+          <w:tcPr>
+            <w:tcW w:type="dxa" w:w="1224"/>
+          </w:tcPr>
+          <w:p>
+            <w:r/>
+            <w:r>
+              <w:rPr>
+                <w:sz w:val="16"/>
+              </w:rPr>
+              <w:t>39%</w:t>
+            </w:r>
+          </w:p>
+        </w:tc>
+      </w:tr>
+      <w:tr>
+        <w:trPr>
+          <w:cantSplit/>
+        </w:trPr>
+        <w:tc>
+          <w:tcPr>
+            <w:tcW w:type="dxa" w:w="2232"/>
+          </w:tcPr>
+          <w:p>
+            <w:r/>
+            <w:r>
+              <w:rPr>
+                <w:sz w:val="16"/>
+              </w:rPr>
+              <w:t>Share of images admitted</w:t>
+            </w:r>
+          </w:p>
+        </w:tc>
+        <w:tc>
+          <w:tcPr>
+            <w:tcW w:type="dxa" w:w="1152"/>
+          </w:tcPr>
+          <w:p>
+            <w:r/>
+            <w:r>
+              <w:rPr>
+                <w:sz w:val="16"/>
+              </w:rPr>
+              <w:t>71%</w:t>
+            </w:r>
+          </w:p>
+        </w:tc>
+        <w:tc>
+          <w:tcPr>
+            <w:tcW w:type="dxa" w:w="1152"/>
+          </w:tcPr>
+          <w:p>
+            <w:r/>
+            <w:r>
+              <w:rPr>
+                <w:sz w:val="16"/>
+              </w:rPr>
+              <w:t>34%</w:t>
+            </w:r>
+          </w:p>
+        </w:tc>
+        <w:tc>
+          <w:tcPr>
+            <w:tcW w:type="dxa" w:w="1152"/>
+          </w:tcPr>
+          <w:p>
+            <w:r/>
+            <w:r>
+              <w:rPr>
+                <w:sz w:val="16"/>
+              </w:rPr>
+              <w:t>40%</w:t>
+            </w:r>
+          </w:p>
+        </w:tc>
+        <w:tc>
+          <w:tcPr>
+            <w:tcW w:type="dxa" w:w="1152"/>
+          </w:tcPr>
+          <w:p>
+            <w:r/>
+            <w:r>
+              <w:rPr>
+                <w:sz w:val="16"/>
+              </w:rPr>
+              <w:t>30%</w:t>
+            </w:r>
+          </w:p>
+        </w:tc>
+        <w:tc>
+          <w:tcPr>
+            <w:tcW w:type="dxa" w:w="1224"/>
+          </w:tcPr>
+          <w:p>
+            <w:r/>
+            <w:r>
+              <w:rPr>
+                <w:sz w:val="16"/>
+              </w:rPr>
+              <w:t>32%</w:t>
+            </w:r>
+          </w:p>
+        </w:tc>
+        <w:tc>
+          <w:tcPr>
+            <w:tcW w:type="dxa" w:w="1224"/>
+          </w:tcPr>
+          <w:p>
+            <w:r/>
+            <w:r>
+              <w:rPr>
+                <w:sz w:val="16"/>
+              </w:rPr>
+              <w:t>71%</w:t>
             </w:r>
           </w:p>
         </w:tc>
@@ -3849,6 +5448,46 @@
     </w:p>
     <w:p>
       <w:pPr>
+        <w:keepNext/>
+        <w:jc w:val="center"/>
+      </w:pPr>
+      <w:r>
+        <w:drawing>
+          <wp:inline xmlns:a="http://schemas.openxmlformats.org/drawingml/2006/main" xmlns:pic="http://schemas.openxmlformats.org/drawingml/2006/picture">
+            <wp:extent cx="5852160" cy="3162417"/>
+            <wp:docPr id="7" name="Picture 7"/>
+            <wp:cNvGraphicFramePr>
+              <a:graphicFrameLocks noChangeAspect="1"/>
+            </wp:cNvGraphicFramePr>
+            <a:graphic>
+              <a:graphicData uri="http://schemas.openxmlformats.org/drawingml/2006/picture">
+                <pic:pic>
+                  <pic:nvPicPr>
+                    <pic:cNvPr id="0" name="frontier_dots.png"/>
+                    <pic:cNvPicPr/>
+                  </pic:nvPicPr>
+                  <pic:blipFill>
+                    <a:blip r:embed="rId15"/>
+                    <a:stretch>
+                      <a:fillRect/>
+                    </a:stretch>
+                  </pic:blipFill>
+                  <pic:spPr>
+                    <a:xfrm>
+                      <a:off x="0" y="0"/>
+                      <a:ext cx="5852160" cy="3162417"/>
+                    </a:xfrm>
+                    <a:prstGeom prst="rect"/>
+                  </pic:spPr>
+                </pic:pic>
+              </a:graphicData>
+            </a:graphic>
+          </wp:inline>
+        </w:drawing>
+      </w:r>
+    </w:p>
+    <w:p>
+      <w:pPr>
         <w:spacing w:after="240"/>
         <w:jc w:val="center"/>
       </w:pPr>
@@ -3857,7 +5496,7 @@
           <w:i/>
           <w:sz w:val="19"/>
         </w:rPr>
-        <w:t>Table 5.3: Scaling comparison on identical prompts, 87 and 109 usable images respectively. A frontier model added to this comparison would extend the capability axis by a further generation; see Section 5.4.1.</w:t>
+        <w:t>Figure 5.5: The frontier models beside both real sets and the local models on the same prompts. Same layout as Figure 5.4.</w:t>
       </w:r>
     </w:p>
     <w:p>
@@ -3866,7 +5505,25 @@
           <w:b w:val="0"/>
           <w:i w:val="0"/>
         </w:rPr>
-        <w:t>Scaling from Stable Diffusion 1.5 to SDXL improves the consistency of scene orientation significantly, while camera coherence is statistically unchanged and remains roughly two and a half to three times worse than either real reference. The honest reading is that orientation improves with model capability whereas camera coherence does not, which implies that scale alone is not on course to remove the deficit.</w:t>
+        <w:t>The giveaway has not gone away. Both frontier models are significantly worse than both real sets (p between 0.014 and 0.018). On this measure the newest models still do not commit to one camera.</w:t>
+      </w:r>
+    </w:p>
+    <w:p>
+      <w:r>
+        <w:rPr>
+          <w:b w:val="0"/>
+          <w:i w:val="0"/>
+        </w:rPr>
+        <w:t>We cannot say the frontier models are better than SD 1.5 and SDXL. Their medians are lower (0.338 and 0.491 against about 0.59), but none of the model-to-model differences is significant: Gemini against SDXL p = 0.26, against SD 1.5 p = 0.14; ChatGPT against SDXL p = 0.23, against SD 1.5 p = 0.15. With only 29 to 44 usable images per model the test does not have enough power. The evidence against the frontier models is also about a thousand times weaker than against the older models (p near 0.015 against p near 3 × 10⁻⁵). Part of that is real narrowing and part is the smaller sample.</w:t>
+      </w:r>
+    </w:p>
+    <w:p>
+      <w:r>
+        <w:rPr>
+          <w:b w:val="0"/>
+          <w:i w:val="0"/>
+        </w:rPr>
+        <w:t>Two side notes. ChatGPT's impossible-pair rate (39 per cent) falls between the two real sets, so on that statistic alone it looks like a real photo, but its focal spread is still high. And ChatGPT images were admitted twice as often as Gemini images (71 against 32 per cent). ChatGPT delivers 1448 px wide images that we shrink to 640 px, while most Gemini images arrived at 640 px. Larger originals give cleaner lines after shrinking, so this gap is probably about the measurement, not the model. Within Gemini, its 12 larger images were admitted 58 per cent of the time against 30 per cent for the small ones.</w:t>
       </w:r>
     </w:p>
     <w:p>
@@ -3883,7 +5540,7 @@
           <w:b w:val="0"/>
           <w:i w:val="0"/>
         </w:rPr>
-        <w:t>Two further analyses locate the failure spatially. A regional analysis fits an independent camera inside each cell of an overlapping three-by-three grid and measures how much the cells disagree, reporting a consistency radius defined as the smallest deviation such that one global camera lies within that distance of every local camera. Generated images show substantially larger disagreement in implied focal length between regions than real photographs, and the gap widens as the analysis window grows, whereas real photographs converge towards a single camera at large windows.</w:t>
+        <w:t>Two more analyses look at where in the image the problem is. The regional analysis fits a separate camera inside each cell of an overlapping three by three grid and measures how much the cells disagree. It reports a consistency radius, the smallest distance such that one camera lies within that distance of every local camera, an idea taken from sheaf theory [25]. On the hand-picked real set against SDXL, generated images show much more disagreement in focal length between regions, and the gap grows with window size, while real photos settle on one camera.</w:t>
       </w:r>
     </w:p>
     <w:p>
@@ -3892,18 +5549,28 @@
           <w:b w:val="0"/>
           <w:i w:val="0"/>
         </w:rPr>
-        <w:t>A complementary analysis tests whether the inconsistency takes the form of a smooth spatial drift within a single family of parallel lines, using the spatial correlation of signed angular residuals. This statistic is indistinguishable between real and generated images for every set tested. The inconsistency is therefore not a gradual warping of the image; it is disagreement between distinct structures and regions.</w:t>
+        <w:t>This result comes with a caveat we found while preparing this report. Each local camera is fitted by choosing the focal length that makes all the cell's vanishing points as close to right angles as possible. That is the Manhattan assumption again. It holds for York Urban by design, but it has not been checked for generated images that may contain Atlanta-style angled directions, where it would make the local focal lengths wrong. So we report this result but do not count it as independent evidence until it is redone with an Atlanta-style local fit.</w:t>
+      </w:r>
+    </w:p>
+    <w:p>
+      <w:r>
+        <w:rPr>
+          <w:b w:val="0"/>
+          <w:i w:val="0"/>
+        </w:rPr>
+        <w:t>A second analysis tests whether the error is a smooth drift across the image within one line family, using the spatial correlation of signed angular residuals. This statistic is the same for real and generated images in every set. So the error is not a gradual warping of the picture. It is disagreement between separate structures and regions.</w:t>
       </w:r>
     </w:p>
     <w:p>
       <w:pPr>
+        <w:keepNext/>
         <w:jc w:val="center"/>
       </w:pPr>
       <w:r>
         <w:drawing>
           <wp:inline xmlns:a="http://schemas.openxmlformats.org/drawingml/2006/main" xmlns:pic="http://schemas.openxmlformats.org/drawingml/2006/picture">
             <wp:extent cx="5486400" cy="1645920"/>
-            <wp:docPr id="4" name="Picture 4"/>
+            <wp:docPr id="8" name="Picture 8"/>
             <wp:cNvGraphicFramePr>
               <a:graphicFrameLocks noChangeAspect="1"/>
             </wp:cNvGraphicFramePr>
@@ -3915,7 +5582,7 @@
                     <pic:cNvPicPr/>
                   </pic:nvPicPr>
                   <pic:blipFill>
-                    <a:blip r:embed="rId12"/>
+                    <a:blip r:embed="rId16"/>
                     <a:stretch>
                       <a:fillRect/>
                     </a:stretch>
@@ -3944,7 +5611,7 @@
           <w:i/>
           <w:sz w:val="19"/>
         </w:rPr>
-        <w:t>Figure 5.5: Disagreement in implied focal length between image regions as a function of window size, for real and generated images.</w:t>
+        <w:t>Figure 5.6: Disagreement in implied focal length between image regions as window size grows, York Urban against SDXL. Subject to the fitting caveat in the text.</w:t>
       </w:r>
     </w:p>
     <w:p>
@@ -3961,7 +5628,30 @@
           <w:b w:val="0"/>
           <w:i w:val="0"/>
         </w:rPr>
-        <w:t>To place the work beside the learned-classifier literature, six standard classification algorithms were trained on the per-image residual vector alone, never on pixels, and evaluated by five-fold stratified cross-validation. Feature groups were ablated so that camera-configuration and content descriptors could be excluded from the geometry-only condition.</w:t>
+        <w:t>To compare with learned detectors, we trained six standard classifiers on the residual list alone, never on pixels, and scored them with five-fold stratified cross-validation using scikit-learn [21]. The geometry features are grouped as line concurrency (L2), Atlanta focal consistency, Manhattan right angles (including the orthocentre offset) and locality. Camera settings and content descriptors such as field of view and segment count are kept out of the geometry-only score.</w:t>
+      </w:r>
+    </w:p>
+    <w:p>
+      <w:r>
+        <w:rPr>
+          <w:b w:val="0"/>
+          <w:i w:val="0"/>
+        </w:rPr>
+        <w:t>We also removed every feature that turns a pair of vanishing points into a focal length without knowing the pair is at right angles (the old focal spread, its bootstrap version and the count of negative f squared), plus all regional features for the reason given in Section 5.6. Removing them lowered the best AUC by at most 0.04, so detection never depended on them.</w:t>
+      </w:r>
+    </w:p>
+    <w:p>
+      <w:pPr>
+        <w:spacing w:after="60" w:before="120"/>
+        <w:jc w:val="center"/>
+        <w:keepNext/>
+      </w:pPr>
+      <w:r>
+        <w:rPr>
+          <w:i/>
+          <w:sz w:val="19"/>
+        </w:rPr>
+        <w:t>Table 5.6: Best cross-validated AUC from geometry features only. The random forest [26] was best in every task.</w:t>
       </w:r>
     </w:p>
     <w:tbl>
@@ -3977,9 +5667,13 @@
         <w:gridCol w:w="3120"/>
       </w:tblGrid>
       <w:tr>
+        <w:trPr>
+          <w:cantSplit/>
+          <w:tblHeader/>
+        </w:trPr>
         <w:tc>
           <w:tcPr>
-            <w:tcW w:type="dxa" w:w="3456"/>
+            <w:tcW w:type="dxa" w:w="4032"/>
             <w:shd w:val="clear" w:fill="D9E2F3"/>
           </w:tcPr>
           <w:p>
@@ -3995,7 +5689,7 @@
         </w:tc>
         <w:tc>
           <w:tcPr>
-            <w:tcW w:type="dxa" w:w="3024"/>
+            <w:tcW w:type="dxa" w:w="2304"/>
             <w:shd w:val="clear" w:fill="D9E2F3"/>
           </w:tcPr>
           <w:p>
@@ -4005,13 +5699,13 @@
                 <w:b/>
                 <w:sz w:val="19"/>
               </w:rPr>
-              <w:t>Best AUC, geometry only</w:t>
+              <w:t>All images</w:t>
             </w:r>
           </w:p>
         </w:tc>
         <w:tc>
           <w:tcPr>
-            <w:tcW w:type="dxa" w:w="2880"/>
+            <w:tcW w:type="dxa" w:w="2736"/>
             <w:shd w:val="clear" w:fill="D9E2F3"/>
           </w:tcPr>
           <w:p>
@@ -4021,15 +5715,18 @@
                 <w:b/>
                 <w:sz w:val="19"/>
               </w:rPr>
-              <w:t>Classifier</w:t>
+              <w:t>Admitted images only</w:t>
             </w:r>
           </w:p>
         </w:tc>
       </w:tr>
       <w:tr>
+        <w:trPr>
+          <w:cantSplit/>
+        </w:trPr>
         <w:tc>
           <w:tcPr>
-            <w:tcW w:type="dxa" w:w="3456"/>
+            <w:tcW w:type="dxa" w:w="4032"/>
           </w:tcPr>
           <w:p>
             <w:r/>
@@ -4037,13 +5734,13 @@
               <w:rPr>
                 <w:sz w:val="19"/>
               </w:rPr>
-              <w:t>Curated real versus SDXL</w:t>
+              <w:t>York Urban (real) vs SDXL</w:t>
             </w:r>
           </w:p>
         </w:tc>
         <w:tc>
           <w:tcPr>
-            <w:tcW w:type="dxa" w:w="3024"/>
+            <w:tcW w:type="dxa" w:w="2304"/>
           </w:tcPr>
           <w:p>
             <w:r/>
@@ -4051,13 +5748,13 @@
               <w:rPr>
                 <w:sz w:val="19"/>
               </w:rPr>
-              <w:t>0.916</w:t>
+              <w:t>0.875</w:t>
             </w:r>
           </w:p>
         </w:tc>
         <w:tc>
           <w:tcPr>
-            <w:tcW w:type="dxa" w:w="2880"/>
+            <w:tcW w:type="dxa" w:w="2736"/>
           </w:tcPr>
           <w:p>
             <w:r/>
@@ -4065,15 +5762,18 @@
               <w:rPr>
                 <w:sz w:val="19"/>
               </w:rPr>
-              <w:t>Support vector machine</w:t>
+              <w:t>0.903</w:t>
             </w:r>
           </w:p>
         </w:tc>
       </w:tr>
       <w:tr>
+        <w:trPr>
+          <w:cantSplit/>
+        </w:trPr>
         <w:tc>
           <w:tcPr>
-            <w:tcW w:type="dxa" w:w="3456"/>
+            <w:tcW w:type="dxa" w:w="4032"/>
           </w:tcPr>
           <w:p>
             <w:r/>
@@ -4081,13 +5781,13 @@
               <w:rPr>
                 <w:sz w:val="19"/>
               </w:rPr>
-              <w:t>Curated real versus SD 1.5</w:t>
+              <w:t>York Urban (real) vs SD 1.5</w:t>
             </w:r>
           </w:p>
         </w:tc>
         <w:tc>
           <w:tcPr>
-            <w:tcW w:type="dxa" w:w="3024"/>
+            <w:tcW w:type="dxa" w:w="2304"/>
           </w:tcPr>
           <w:p>
             <w:r/>
@@ -4095,13 +5795,13 @@
               <w:rPr>
                 <w:sz w:val="19"/>
               </w:rPr>
-              <w:t>0.916</w:t>
+              <w:t>0.919</w:t>
             </w:r>
           </w:p>
         </w:tc>
         <w:tc>
           <w:tcPr>
-            <w:tcW w:type="dxa" w:w="2880"/>
+            <w:tcW w:type="dxa" w:w="2736"/>
           </w:tcPr>
           <w:p>
             <w:r/>
@@ -4109,15 +5809,18 @@
               <w:rPr>
                 <w:sz w:val="19"/>
               </w:rPr>
-              <w:t>Support vector machine</w:t>
+              <w:t>0.926</w:t>
             </w:r>
           </w:p>
         </w:tc>
       </w:tr>
       <w:tr>
+        <w:trPr>
+          <w:cantSplit/>
+        </w:trPr>
         <w:tc>
           <w:tcPr>
-            <w:tcW w:type="dxa" w:w="3456"/>
+            <w:tcW w:type="dxa" w:w="4032"/>
           </w:tcPr>
           <w:p>
             <w:r/>
@@ -4125,13 +5828,13 @@
               <w:rPr>
                 <w:sz w:val="19"/>
               </w:rPr>
-              <w:t>Uncurated real versus SDXL</w:t>
+              <w:t>Commons (real) vs SDXL</w:t>
             </w:r>
           </w:p>
         </w:tc>
         <w:tc>
           <w:tcPr>
-            <w:tcW w:type="dxa" w:w="3024"/>
+            <w:tcW w:type="dxa" w:w="2304"/>
           </w:tcPr>
           <w:p>
             <w:r/>
@@ -4139,13 +5842,13 @@
               <w:rPr>
                 <w:sz w:val="19"/>
               </w:rPr>
-              <w:t>0.824</w:t>
+              <w:t>0.807</w:t>
             </w:r>
           </w:p>
         </w:tc>
         <w:tc>
           <w:tcPr>
-            <w:tcW w:type="dxa" w:w="2880"/>
+            <w:tcW w:type="dxa" w:w="2736"/>
           </w:tcPr>
           <w:p>
             <w:r/>
@@ -4153,15 +5856,18 @@
               <w:rPr>
                 <w:sz w:val="19"/>
               </w:rPr>
-              <w:t>Random forest</w:t>
+              <w:t>0.808</w:t>
             </w:r>
           </w:p>
         </w:tc>
       </w:tr>
       <w:tr>
+        <w:trPr>
+          <w:cantSplit/>
+        </w:trPr>
         <w:tc>
           <w:tcPr>
-            <w:tcW w:type="dxa" w:w="3456"/>
+            <w:tcW w:type="dxa" w:w="4032"/>
           </w:tcPr>
           <w:p>
             <w:r/>
@@ -4169,13 +5875,13 @@
               <w:rPr>
                 <w:sz w:val="19"/>
               </w:rPr>
-              <w:t>All real versus all generated</w:t>
+              <w:t>All real vs all generated</w:t>
             </w:r>
           </w:p>
         </w:tc>
         <w:tc>
           <w:tcPr>
-            <w:tcW w:type="dxa" w:w="3024"/>
+            <w:tcW w:type="dxa" w:w="2304"/>
           </w:tcPr>
           <w:p>
             <w:r/>
@@ -4183,13 +5889,13 @@
               <w:rPr>
                 <w:sz w:val="19"/>
               </w:rPr>
-              <w:t>0.835</w:t>
+              <w:t>0.804</w:t>
             </w:r>
           </w:p>
         </w:tc>
         <w:tc>
           <w:tcPr>
-            <w:tcW w:type="dxa" w:w="2880"/>
+            <w:tcW w:type="dxa" w:w="2736"/>
           </w:tcPr>
           <w:p>
             <w:r/>
@@ -4197,15 +5903,18 @@
               <w:rPr>
                 <w:sz w:val="19"/>
               </w:rPr>
-              <w:t>Random forest</w:t>
+              <w:t>0.833</w:t>
             </w:r>
           </w:p>
         </w:tc>
       </w:tr>
       <w:tr>
+        <w:trPr>
+          <w:cantSplit/>
+        </w:trPr>
         <w:tc>
           <w:tcPr>
-            <w:tcW w:type="dxa" w:w="3456"/>
+            <w:tcW w:type="dxa" w:w="4032"/>
           </w:tcPr>
           <w:p>
             <w:r/>
@@ -4213,13 +5922,13 @@
               <w:rPr>
                 <w:sz w:val="19"/>
               </w:rPr>
-              <w:t>Field-of-view matched</w:t>
+              <w:t>Field of view matched (40 to 60 deg)</w:t>
             </w:r>
           </w:p>
         </w:tc>
         <w:tc>
           <w:tcPr>
-            <w:tcW w:type="dxa" w:w="3024"/>
+            <w:tcW w:type="dxa" w:w="2304"/>
           </w:tcPr>
           <w:p>
             <w:r/>
@@ -4227,13 +5936,13 @@
               <w:rPr>
                 <w:sz w:val="19"/>
               </w:rPr>
-              <w:t>0.810</w:t>
+              <w:t>0.814</w:t>
             </w:r>
           </w:p>
         </w:tc>
         <w:tc>
           <w:tcPr>
-            <w:tcW w:type="dxa" w:w="2880"/>
+            <w:tcW w:type="dxa" w:w="2736"/>
           </w:tcPr>
           <w:p>
             <w:r/>
@@ -4241,7 +5950,7 @@
               <w:rPr>
                 <w:sz w:val="19"/>
               </w:rPr>
-              <w:t>Random forest</w:t>
+              <w:t>0.863</w:t>
             </w:r>
           </w:p>
         </w:tc>
@@ -4254,26 +5963,14 @@
     </w:p>
     <w:p>
       <w:pPr>
-        <w:spacing w:after="240"/>
-        <w:jc w:val="center"/>
-      </w:pPr>
-      <w:r>
-        <w:rPr>
-          <w:i/>
-          <w:sz w:val="19"/>
-        </w:rPr>
-        <w:t>Table 5.4: Detection performance from interpretable geometric residuals, five-fold cross-validated.</w:t>
-      </w:r>
-    </w:p>
-    <w:p>
-      <w:pPr>
+        <w:keepNext/>
         <w:jc w:val="center"/>
       </w:pPr>
       <w:r>
         <w:drawing>
           <wp:inline xmlns:a="http://schemas.openxmlformats.org/drawingml/2006/main" xmlns:pic="http://schemas.openxmlformats.org/drawingml/2006/picture">
             <wp:extent cx="5120640" cy="2327564"/>
-            <wp:docPr id="5" name="Picture 5"/>
+            <wp:docPr id="9" name="Picture 9"/>
             <wp:cNvGraphicFramePr>
               <a:graphicFrameLocks noChangeAspect="1"/>
             </wp:cNvGraphicFramePr>
@@ -4285,7 +5982,7 @@
                     <pic:cNvPicPr/>
                   </pic:nvPicPr>
                   <pic:blipFill>
-                    <a:blip r:embed="rId13"/>
+                    <a:blip r:embed="rId17"/>
                     <a:stretch>
                       <a:fillRect/>
                     </a:stretch>
@@ -4314,7 +6011,7 @@
           <w:i/>
           <w:sz w:val="19"/>
         </w:rPr>
-        <w:t>Figure 5.6: Receiver operating characteristic curves for detection from geometric residuals alone.</w:t>
+        <w:t>Figure 5.7: ROC curves for detection from geometric residuals alone, valid features only.</w:t>
       </w:r>
     </w:p>
     <w:p>
@@ -4323,7 +6020,16 @@
           <w:b w:val="0"/>
           <w:i w:val="0"/>
         </w:rPr>
-        <w:t>For reference, Sarkar et al. report approximately 0.88 to 0.94 AUC for a learned line-based classifier on their hardest subset. Explicit, unit-bearing residuals therefore reach a comparable band against a curated reference and retain 0.81 to 0.82 in the two most demanding conditions, namely uncurated real photographs and matched field of view. The purpose of this comparison is not to win on AUC but to show that interpretability is obtained at little cost in discriminative power.</w:t>
+        <w:t>Sarkar et al. [2] report about 0.88 to 0.94 AUC for their learned line classifier. Our readable residuals reach 0.88 to 0.93 against the hand-picked set and about 0.81 to 0.86 in the two hardest cases, ordinary real photos and matched field of view. The point is not to win on AUC but to show that readable residuals cost little in accuracy.</w:t>
+      </w:r>
+    </w:p>
+    <w:p>
+      <w:r>
+        <w:rPr>
+          <w:b w:val="0"/>
+          <w:i w:val="0"/>
+        </w:rPr>
+        <w:t>Two cautions. On York Urban, camera and content features alone reach about 0.88 to 0.90, because every York Urban photo comes from one camera with one field of view. That is why the Commons and field-of-view matched numbers are the honest ones. And the most useful single feature is the orthocentre offset (it lowers AUC by 0.11 when shuffled; nothing else passes 0.01). That is about where the principal point sits, which fits our claim that the camera is wrong, but it points at the principal point rather than the focal length, and it is a Manhattan measure. On its own, the Atlanta measure is only a moderate per-image detector (AUC 0.61 to 0.74), even though it separates the groups very clearly. It is a strong population test and a weak single-image test.</w:t>
       </w:r>
     </w:p>
     <w:p>
@@ -4340,7 +6046,7 @@
           <w:b w:val="0"/>
           <w:i w:val="0"/>
         </w:rPr>
-        <w:t>The shadow constraint was implemented following the wedge formulation. A shadow point together with the object region that may have cast it defines a wedge of admissible light positions, expressed as two half-planes, and a physically consistent scene requires all wedges to intersect. The problem is solved as a linear program that minimises the largest half-plane violation, so the output is a violation in pixels rather than a binary verdict. On synthetic scenes with a known sun the image of the light source is recovered exactly, the violation grows monotonically with injected shadow rotation, and wider annotation uncertainty is strictly more permissive, which is the property that makes the test safe to apply to hand-annotated data.</w:t>
+        <w:t>The shadow rule follows the wedge method of Kee, O'Brien and Farid [14]. A shadow point and the object area that could have cast it define a wedge of possible light positions, written as two half-planes. In a real scene all wedges must overlap. We solve it as a linear program that minimises the largest half-plane violation, so the answer is a violation in pixels rather than a yes or no. On synthetic scenes with a known sun, the light position is recovered exactly, the violation grows steadily as shadows are rotated, and allowing more annotation error always makes the test more lenient, which is what makes it safe to use with hand annotations.</w:t>
       </w:r>
     </w:p>
     <w:p>
@@ -4349,21 +6055,47 @@
           <w:b w:val="0"/>
           <w:i w:val="0"/>
         </w:rPr>
-        <w:t>Shadow detection itself is implemented with the classical sequence of a grey-value transformation that exploits the fact that shadows are both darker and bluer, Otsu thresholding, morphological closing and opening with structuring elements scaled to the image diagonal, and connected-component analysis with an area filter.</w:t>
+        <w:t>Shadow detection uses classic steps: a grey-value transform that uses the fact that shadows are darker and bluer, Otsu thresholding, morphological closing and opening sized to the image diagonal, and connected components with an area filter.</w:t>
       </w:r>
     </w:p>
     <w:p>
       <w:pPr>
-        <w:shd w:val="clear" w:fill="F2F2F2"/>
-        <w:spacing w:before="120" w:after="120"/>
+        <w:keepNext/>
+        <w:jc w:val="center"/>
       </w:pPr>
       <w:r>
-        <w:rPr>
-          <w:i/>
-          <w:color w:val="884400"/>
-          <w:sz w:val="20"/>
-        </w:rPr>
-        <w:t>[FIGURE TO INSERT] Shadow detection example, available at results/example_shadow_mask_works.png. Show the original sunlit image beside the detected shadow mask overlaid in colour.</w:t>
+        <w:drawing>
+          <wp:inline xmlns:a="http://schemas.openxmlformats.org/drawingml/2006/main" xmlns:pic="http://schemas.openxmlformats.org/drawingml/2006/picture">
+            <wp:extent cx="5486400" cy="2057400"/>
+            <wp:docPr id="10" name="Picture 10"/>
+            <wp:cNvGraphicFramePr>
+              <a:graphicFrameLocks noChangeAspect="1"/>
+            </wp:cNvGraphicFramePr>
+            <a:graphic>
+              <a:graphicData uri="http://schemas.openxmlformats.org/drawingml/2006/picture">
+                <pic:pic>
+                  <pic:nvPicPr>
+                    <pic:cNvPr id="0" name="example_shadow_mask_works.png"/>
+                    <pic:cNvPicPr/>
+                  </pic:nvPicPr>
+                  <pic:blipFill>
+                    <a:blip r:embed="rId18"/>
+                    <a:stretch>
+                      <a:fillRect/>
+                    </a:stretch>
+                  </pic:blipFill>
+                  <pic:spPr>
+                    <a:xfrm>
+                      <a:off x="0" y="0"/>
+                      <a:ext cx="5486400" cy="2057400"/>
+                    </a:xfrm>
+                    <a:prstGeom prst="rect"/>
+                  </pic:spPr>
+                </pic:pic>
+              </a:graphicData>
+            </a:graphic>
+          </wp:inline>
+        </w:drawing>
       </w:r>
     </w:p>
     <w:p>
@@ -4376,7 +6108,7 @@
           <w:i/>
           <w:sz w:val="19"/>
         </w:rPr>
-        <w:t>Figure 5.7: Shadow detection by grey-value transformation, thresholding and morphology on a sunlit scene.</w:t>
+        <w:t>Figure 5.8: Shadow detection on a sunlit SDXL image. Cast shadows on the wall are found, but so is the dark garage interior, which shows why shadows must be matched to objects before the rule can be used.</w:t>
       </w:r>
     </w:p>
     <w:p>
@@ -4385,7 +6117,7 @@
           <w:b w:val="0"/>
           <w:i w:val="0"/>
         </w:rPr>
-        <w:t>An attempt to avoid manual annotation, by testing whether the major axes of shadow regions converge at the sun's azimuth vanishing point, was evaluated and rejected. The real-photograph null for this statistic is fourteen degrees, and Stable Diffusion 1.5 scores better than real photographs, which shows that the statistic measures the detector rather than the light. Inspection confirms that the mask responds to dark glass, signage and shaded interiors as readily as to cast shadows. The shadow constraint therefore requires genuine shadow-to-object association, by instance shadow detection or manual annotation, before it can contribute to the comparison.</w:t>
+        <w:t>We also tried to skip manual annotation by checking whether the long axes of shadow regions meet at the sun's vanishing point. We rejected this. Real photos already score 14 degrees on it, and SD 1.5 scores better than real photos, which means it measures the detector, not the light. The mask reacts to dark glass, signs and shaded rooms as much as to cast shadows (Figure 5.8). So the shadow rule needs real shadow-to-object matching, by instance shadow detection or by hand, before it can join the comparison.</w:t>
       </w:r>
     </w:p>
     <w:p>
@@ -4402,7 +6134,7 @@
           <w:b w:val="0"/>
           <w:i w:val="0"/>
         </w:rPr>
-        <w:t>Four independent lines of evidence converge on the same conclusion. The Atlanta focal-consistency comparison, the regional camera analysis, the classifier feature importances and the behaviour of the residuals under changes of scene structure all indicate that the deficit of current generators is specifically a failure to commit to one focal length and one principal point across an image, rather than a failure to represent the orientation structure of the scene.</w:t>
+        <w:t>Two lines of evidence stand up cleanly. The Atlanta focal-consistency comparison shows generated images do not agree on one focal length, against two different real sets. And the SD 1.5 to SDXL comparison shows orientation improving while focal coherence does not. Together they say the weakness of current generators is not getting the scene's directions right, but committing to one camera across the whole image. A third line, the classifier, agrees that the camera is the problem but points at the principal point. A fourth, the regional analysis, agrees in direction but rests on an assumption we have not yet checked for generated images.</w:t>
       </w:r>
     </w:p>
     <w:p>
@@ -4411,7 +6143,7 @@
           <w:b w:val="0"/>
           <w:i w:val="0"/>
         </w:rPr>
-        <w:t>This is a narrower and more precise claim than a naive comparison would support, and it is the claim that survives control of scene content, camera configuration and choice of real reference. It is also mechanistically plausible: the orientation of a dominant direction can be inferred from local evidence anywhere in the image, whereas the focal length depends on the separation between vanishing points and therefore requires the whole image to be integrated into one representation.</w:t>
+        <w:t>This is a narrower claim than a quick comparison would give, and it is the one that survives controlling for content, camera settings and choice of real photos. It also makes sense mechanically. The direction of a line family can be judged from any small patch of the image, but the focal length depends on how far apart the vanishing points are, so the whole image has to be combined into one consistent picture. A model that builds images out of locally convincing pieces would get the first right and the second wrong.</w:t>
       </w:r>
     </w:p>
     <w:p>
@@ -4427,7 +6159,7 @@
         <w:pStyle w:val="ListBullet"/>
       </w:pPr>
       <w:r>
-        <w:t>A measurement methodology that reports which projective constraint failed and by how much, rather than a single opaque score.</w:t>
+        <w:t>A measurement method that says which camera rule failed and by how much, instead of one opaque score.</w:t>
       </w:r>
     </w:p>
     <w:p>
@@ -4435,7 +6167,7 @@
         <w:pStyle w:val="ListBullet"/>
       </w:pPr>
       <w:r>
-        <w:t>Evidence that the choice of real reference can reverse the direction of a published-style comparison, which is a methodological warning for the field.</w:t>
+        <w:t>Evidence that the choice of real photos can flip the direction of a comparison, which is a warning for the field.</w:t>
       </w:r>
     </w:p>
     <w:p>
@@ -4443,7 +6175,7 @@
         <w:pStyle w:val="ListBullet"/>
       </w:pPr>
       <w:r>
-        <w:t>An applicability criterion with an explicit non-circularity guarantee, validated against ground truth, that makes the camera test usable on uncurated imagery.</w:t>
+        <w:t>An applicability rule with a non-circularity test, validated against ground truth, that makes the camera test usable on ordinary photos.</w:t>
       </w:r>
     </w:p>
     <w:p>
@@ -4451,7 +6183,7 @@
         <w:pStyle w:val="ListBullet"/>
       </w:pPr>
       <w:r>
-        <w:t>A powered, replicated result that generated images fail camera coherence by a factor of two and a half to three relative to real photographs, while matching them on scene orientation.</w:t>
+        <w:t>A replicated result that generated images are two and a half to three times worse than real photos at camera coherence while matching them on orientation.</w:t>
       </w:r>
     </w:p>
     <w:p>
@@ -4459,7 +6191,15 @@
         <w:pStyle w:val="ListBullet"/>
       </w:pPr>
       <w:r>
-        <w:t>Evidence that increasing model capability improves orientation but not camera coherence, indicating that scale alone will not close the gap.</w:t>
+        <w:t>Evidence that the newest closed models, Gemini and ChatGPT, still fail this test against both real sets.</w:t>
+      </w:r>
+    </w:p>
+    <w:p>
+      <w:pPr>
+        <w:pStyle w:val="ListBullet"/>
+      </w:pPr>
+      <w:r>
+        <w:t>Evidence that a bigger model fixes orientation but not camera coherence.</w:t>
       </w:r>
     </w:p>
     <w:p>
@@ -4476,7 +6216,7 @@
           <w:b w:val="0"/>
           <w:i w:val="0"/>
         </w:rPr>
-        <w:t>Frontier closed models are not yet evaluated, so the conclusions apply to locally reproducible open models; Table 5.2 reserves columns for them and Section 5.4.1 gives the procedure. The shadow constraint is not deployed at scale. Generated images are analysed after downsampling to the resolution of the curated real reference, and the effect of resampling on line detection has not been isolated, although the comparison against the uncurated corpus is resampling-matched and gives the same conclusion. Several constraint levels remain unimplemented.</w:t>
+        <w:t>The frontier samples are small (29 and 31 usable images), were made from the less line-rich prompt set, came at different resolutions, and were generated with settings we cannot see. A larger run of 250 line-rich prompts per model at full resolution is the next step. The shadow rule is not run at scale. Generated images are shrunk to 640 px to match York Urban, and the effect of this on line detection has not been isolated, although the Commons comparison is resolution-matched and agrees. The regional analysis needs an Atlanta-style local fit. Several rule levels are not built.</w:t>
       </w:r>
     </w:p>
     <w:p>
@@ -4485,7 +6225,16 @@
           <w:b w:val="0"/>
           <w:i w:val="0"/>
         </w:rPr>
-        <w:t>Two claims made during the study were withdrawn after further testing, and are recorded here because the methodological lesson is part of the contribution. A statement that real photographs never contain an impossible vanishing-point pair was based on reading a median fraction rather than a proportion of images; the correct figures form a gradient rather than a categorical difference. A statement that camera coherence degrades with model scale was based on a focal-spread statistic computed over all vanishing-point pairs, including pairs that are not orthogonal, for which the focal formula is undefined; with a statistic restricted to pairs that are orthogonal by construction, and with four times the sample size, the difference disappears. The general rule adopted is that any focal-length statistic must be built only from vanishing-point pairs whose orthogonality is guaranteed by construction.</w:t>
+        <w:t>The Atlanta measure itself has two known weak spots. It treats every non-vertical direction as horizontal, so sloped structures such as staircases, ramps and pitched roofs give wrong pairs, in real photos as much as in generated ones; this probably explains part of the 28 to 44 per cent impossible-pair rate in real photos. And for a camera held almost exactly level, the focal length of a single image is poorly determined, so one image's number should be read with care even though the group comparison survives the tilt check of Section 5.4.1.</w:t>
+      </w:r>
+    </w:p>
+    <w:p>
+      <w:r>
+        <w:rPr>
+          <w:b w:val="0"/>
+          <w:i w:val="0"/>
+        </w:rPr>
+        <w:t>Three claims made during the project were withdrawn after more testing. We record them because the lesson is part of the contribution. First, we said real photos never contain an impossible vanishing-point pair. That came from reading a median fraction per image instead of the share of images; the correct figures form a steady rise, not a split. Second, we said camera coherence gets worse with model size. That used a focal spread computed over all vanishing-point pairs, including pairs not at right angles, where the focal formula does not apply; with the Atlanta measure and four times the data, the difference disappeared. Third, we said the classifier's most important features showed a focal-length problem; that relied on one of the same invalid features, and with valid features the classifier points at the principal point instead. The rule we now follow: build a focal-length statistic only from vanishing-point pairs that are at right angles by construction.</w:t>
       </w:r>
     </w:p>
     <w:p>
@@ -4494,6 +6243,20 @@
       </w:pPr>
       <w:r>
         <w:t>5.12 Summary of Results</w:t>
+      </w:r>
+    </w:p>
+    <w:p>
+      <w:pPr>
+        <w:spacing w:after="60" w:before="120"/>
+        <w:jc w:val="center"/>
+        <w:keepNext/>
+      </w:pPr>
+      <w:r>
+        <w:rPr>
+          <w:i/>
+          <w:sz w:val="19"/>
+        </w:rPr>
+        <w:t>Table 5.7: Summary of the main results.</w:t>
       </w:r>
     </w:p>
     <w:tbl>
@@ -4508,6 +6271,10 @@
         <w:gridCol w:w="4680"/>
       </w:tblGrid>
       <w:tr>
+        <w:trPr>
+          <w:cantSplit/>
+          <w:tblHeader/>
+        </w:trPr>
         <w:tc>
           <w:tcPr>
             <w:tcW w:type="dxa" w:w="3456"/>
@@ -4542,6 +6309,9 @@
         </w:tc>
       </w:tr>
       <w:tr>
+        <w:trPr>
+          <w:cantSplit/>
+        </w:trPr>
         <w:tc>
           <w:tcPr>
             <w:tcW w:type="dxa" w:w="3456"/>
@@ -4552,7 +6322,7 @@
               <w:rPr>
                 <w:sz w:val="19"/>
               </w:rPr>
-              <w:t>The instrument recovers real cameras</w:t>
+              <w:t>The tool recovers real cameras</w:t>
             </w:r>
           </w:p>
         </w:tc>
@@ -4572,6 +6342,9 @@
         </w:tc>
       </w:tr>
       <w:tr>
+        <w:trPr>
+          <w:cantSplit/>
+        </w:trPr>
         <w:tc>
           <w:tcPr>
             <w:tcW w:type="dxa" w:w="3456"/>
@@ -4582,7 +6355,7 @@
               <w:rPr>
                 <w:sz w:val="19"/>
               </w:rPr>
-              <w:t>Real-image residuals are not zero and must be calibrated</w:t>
+              <w:t>Real-photo residuals are not zero and must be measured</w:t>
             </w:r>
           </w:p>
         </w:tc>
@@ -4596,12 +6369,15 @@
               <w:rPr>
                 <w:sz w:val="19"/>
               </w:rPr>
-              <w:t>Concurrency median 1.31 deg; lens distortion and non-Manhattan structure quantified</w:t>
+              <w:t>Concurrency median 1.31 deg; lens distortion and non-box-shaped scenes quantified</w:t>
             </w:r>
           </w:p>
         </w:tc>
       </w:tr>
       <w:tr>
+        <w:trPr>
+          <w:cantSplit/>
+        </w:trPr>
         <w:tc>
           <w:tcPr>
             <w:tcW w:type="dxa" w:w="3456"/>
@@ -4612,7 +6388,7 @@
               <w:rPr>
                 <w:sz w:val="19"/>
               </w:rPr>
-              <w:t>The choice of real reference can reverse conclusions</w:t>
+              <w:t>The choice of real photos can flip the conclusion</w:t>
             </w:r>
           </w:p>
         </w:tc>
@@ -4626,12 +6402,15 @@
               <w:rPr>
                 <w:sz w:val="19"/>
               </w:rPr>
-              <w:t>Uncurated real photographs score worse than generated images on the orthogonality residual</w:t>
+              <w:t>Ordinary real photos score worse than generated images on the Manhattan test</w:t>
             </w:r>
           </w:p>
         </w:tc>
       </w:tr>
       <w:tr>
+        <w:trPr>
+          <w:cantSplit/>
+        </w:trPr>
         <w:tc>
           <w:tcPr>
             <w:tcW w:type="dxa" w:w="3456"/>
@@ -4656,12 +6435,15 @@
               <w:rPr>
                 <w:sz w:val="19"/>
               </w:rPr>
-              <w:t>Log-focal spread 0.355 and 0.465 versus 0.142 and 0.152 for real; p approximately 3e-5</w:t>
+              <w:t>Log-focal spread 0.355 and 0.465 against 0.142 and 0.152 for real; p about 3 × 10⁻⁵</w:t>
             </w:r>
           </w:p>
         </w:tc>
       </w:tr>
       <w:tr>
+        <w:trPr>
+          <w:cantSplit/>
+        </w:trPr>
         <w:tc>
           <w:tcPr>
             <w:tcW w:type="dxa" w:w="3456"/>
@@ -4672,7 +6454,7 @@
               <w:rPr>
                 <w:sz w:val="19"/>
               </w:rPr>
-              <w:t>Orientation is matched, intrinsics are not</w:t>
+              <w:t>The main result is not an artefact</w:t>
             </w:r>
           </w:p>
         </w:tc>
@@ -4686,12 +6468,15 @@
               <w:rPr>
                 <w:sz w:val="19"/>
               </w:rPr>
-              <w:t>Orthogonality comparable after control; focal coherence two and a half to three times worse</w:t>
+              <w:t>Unchanged when the vertical vanishing point must be away from the centre, and when only clearly tilted cameras are kept (p 0.008 or less)</w:t>
             </w:r>
           </w:p>
         </w:tc>
       </w:tr>
       <w:tr>
+        <w:trPr>
+          <w:cantSplit/>
+        </w:trPr>
         <w:tc>
           <w:tcPr>
             <w:tcW w:type="dxa" w:w="3456"/>
@@ -4702,7 +6487,7 @@
               <w:rPr>
                 <w:sz w:val="19"/>
               </w:rPr>
-              <w:t>Scale improves orientation only</w:t>
+              <w:t>Orientation matches, the camera does not</w:t>
             </w:r>
           </w:p>
         </w:tc>
@@ -4716,12 +6501,15 @@
               <w:rPr>
                 <w:sz w:val="19"/>
               </w:rPr>
-              <w:t>SD 1.5 to SDXL: orthogonality p = 0.0002; focal coherence p = 0.55</w:t>
+              <w:t>Manhattan residual comparable after the applicability rule; focal coherence 2.5 to 3 times worse</w:t>
             </w:r>
           </w:p>
         </w:tc>
       </w:tr>
       <w:tr>
+        <w:trPr>
+          <w:cantSplit/>
+        </w:trPr>
         <w:tc>
           <w:tcPr>
             <w:tcW w:type="dxa" w:w="3456"/>
@@ -4732,7 +6520,7 @@
               <w:rPr>
                 <w:sz w:val="19"/>
               </w:rPr>
-              <w:t>Interpretable residuals are competitive detectors</w:t>
+              <w:t>A bigger model improves orientation only</w:t>
             </w:r>
           </w:p>
         </w:tc>
@@ -4746,7 +6534,73 @@
               <w:rPr>
                 <w:sz w:val="19"/>
               </w:rPr>
-              <w:t>AUC 0.92 curated, 0.82 uncurated, versus 0.88 to 0.94 reported for learned geometric features</w:t>
+              <w:t>SD 1.5 to SDXL: Manhattan p = 0.0002; focal coherence p = 0.55</w:t>
+            </w:r>
+          </w:p>
+        </w:tc>
+      </w:tr>
+      <w:tr>
+        <w:trPr>
+          <w:cantSplit/>
+        </w:trPr>
+        <w:tc>
+          <w:tcPr>
+            <w:tcW w:type="dxa" w:w="3456"/>
+          </w:tcPr>
+          <w:p>
+            <w:r/>
+            <w:r>
+              <w:rPr>
+                <w:sz w:val="19"/>
+              </w:rPr>
+              <w:t>The newest models still fail</w:t>
+            </w:r>
+          </w:p>
+        </w:tc>
+        <w:tc>
+          <w:tcPr>
+            <w:tcW w:type="dxa" w:w="5904"/>
+          </w:tcPr>
+          <w:p>
+            <w:r/>
+            <w:r>
+              <w:rPr>
+                <w:sz w:val="19"/>
+              </w:rPr>
+              <w:t>Gemini 0.338 and ChatGPT 0.491 against 0.142 and 0.152 for real; p about 0.015; not significantly different from SD 1.5 or SDXL yet</w:t>
+            </w:r>
+          </w:p>
+        </w:tc>
+      </w:tr>
+      <w:tr>
+        <w:trPr>
+          <w:cantSplit/>
+        </w:trPr>
+        <w:tc>
+          <w:tcPr>
+            <w:tcW w:type="dxa" w:w="3456"/>
+          </w:tcPr>
+          <w:p>
+            <w:r/>
+            <w:r>
+              <w:rPr>
+                <w:sz w:val="19"/>
+              </w:rPr>
+              <w:t>Readable residuals are competitive detectors</w:t>
+            </w:r>
+          </w:p>
+        </w:tc>
+        <w:tc>
+          <w:tcPr>
+            <w:tcW w:type="dxa" w:w="5904"/>
+          </w:tcPr>
+          <w:p>
+            <w:r/>
+            <w:r>
+              <w:rPr>
+                <w:sz w:val="19"/>
+              </w:rPr>
+              <w:t>AUC 0.88 to 0.93 against the hand-picked set and 0.81 to 0.86 in the hardest cases, against 0.88 to 0.94 reported for learned geometric features</w:t>
             </w:r>
           </w:p>
         </w:tc>
@@ -4756,19 +6610,6 @@
       <w:pPr>
         <w:spacing w:after="0"/>
       </w:pPr>
-    </w:p>
-    <w:p>
-      <w:pPr>
-        <w:spacing w:after="240"/>
-        <w:jc w:val="center"/>
-      </w:pPr>
-      <w:r>
-        <w:rPr>
-          <w:i/>
-          <w:sz w:val="19"/>
-        </w:rPr>
-        <w:t>Table 5.5: Summary of principal results.</w:t>
-      </w:r>
     </w:p>
     <w:p>
       <w:pPr>
@@ -4786,7 +6627,7 @@
         <w:rPr>
           <w:sz w:val="20"/>
         </w:rPr>
-        <w:t>[1] A. Sarkar, H. Mai, A. Mahapatra, S. Lazebnik, D. A. Forsyth and A. Bhattad, “Shadows Don’t Lie and Lines Can’t Bend! Generative Models don’t know Projective Geometry…for now,” in Proc. IEEE/CVF Conf. Computer Vision and Pattern Recognition (CVPR), 2024.</w:t>
+        <w:t>[1] R. Hartley and A. Zisserman, Multiple View Geometry in Computer Vision, 2nd ed. Cambridge, U.K.: Cambridge Univ. Press, 2004.</w:t>
       </w:r>
     </w:p>
     <w:p>
@@ -4797,7 +6638,7 @@
         <w:rPr>
           <w:sz w:val="20"/>
         </w:rPr>
-        <w:t>[2] R. Hartley and A. Zisserman, Multiple View Geometry in Computer Vision, 2nd ed. Cambridge, U.K.: Cambridge Univ. Press, 2004.</w:t>
+        <w:t>[2] A. Sarkar, H. Mai, A. Mahapatra, S. Lazebnik, D. A. Forsyth and A. Bhattad, “Shadows Don’t Lie and Lines Can’t Bend! Generative Models don’t know Projective Geometry…for now,” in Proc. IEEE/CVF Conf. Computer Vision and Pattern Recognition (CVPR), 2024.</w:t>
       </w:r>
     </w:p>
     <w:p>
@@ -4808,7 +6649,7 @@
         <w:rPr>
           <w:sz w:val="20"/>
         </w:rPr>
-        <w:t>[3] E. Kee, J. F. O’Brien and H. Farid, “Exposing photo manipulation with inconsistent shadows,” ACM Transactions on Graphics, vol. 32, no. 3, 2013.</w:t>
+        <w:t>[3] X. Du et al., “Generative models: What do they know? Do they know things? Let’s find out!” in Advances in Neural Information Processing Systems (NeurIPS), 2023.</w:t>
       </w:r>
     </w:p>
     <w:p>
@@ -4819,7 +6660,7 @@
         <w:rPr>
           <w:sz w:val="20"/>
         </w:rPr>
-        <w:t>[4] H. Farid, “Perspective (in)consistency of paint by text,” arXiv preprint, 2022.</w:t>
+        <w:t>[4] Y. Chen, F. Viégas and M. Wattenberg, “Beyond surface statistics: Scene representations in a latent diffusion model,” arXiv preprint, 2023.</w:t>
       </w:r>
     </w:p>
     <w:p>
@@ -4830,7 +6671,7 @@
         <w:rPr>
           <w:sz w:val="20"/>
         </w:rPr>
-        <w:t>[5] H. Farid, “Lighting (in)consistency of paint by text,” arXiv preprint, 2022.</w:t>
+        <w:t>[5] M. El Banani et al., “Probing the 3D awareness of visual foundation models,” in Proc. CVPR, 2024.</w:t>
       </w:r>
     </w:p>
     <w:p>
@@ -4841,7 +6682,7 @@
         <w:rPr>
           <w:sz w:val="20"/>
         </w:rPr>
-        <w:t>[6] A. Desolneux, L. Moisan and J.-M. Morel, From Gestalt Theory to Image Analysis: A Probabilistic Approach. New York, NY, USA: Springer, 2008.</w:t>
+        <w:t>[6] A. Criminisi, I. Reid and A. Zisserman, “Single view metrology,” International Journal of Computer Vision, vol. 40, no. 2, pp. 123-148, 2000.</w:t>
       </w:r>
     </w:p>
     <w:p>
@@ -4852,7 +6693,7 @@
         <w:rPr>
           <w:sz w:val="20"/>
         </w:rPr>
-        <w:t>[7] A. Criminisi, I. Reid and A. Zisserman, “Single view metrology,” International Journal of Computer Vision, vol. 40, no. 2, pp. 123–148, 2000.</w:t>
+        <w:t>[7] J. M. Coughlan and A. L. Yuille, “Manhattan world: Compass direction from a single image by Bayesian inference,” in Proc. IEEE Int. Conf. Computer Vision (ICCV), 1999.</w:t>
       </w:r>
     </w:p>
     <w:p>
@@ -4863,7 +6704,7 @@
         <w:rPr>
           <w:sz w:val="20"/>
         </w:rPr>
-        <w:t>[8] J. M. Coughlan and A. L. Yuille, “Manhattan world: Compass direction from a single image by Bayesian inference,” in Proc. IEEE Int. Conf. Computer Vision (ICCV), 1999.</w:t>
+        <w:t>[8] G. Schindler and F. Dellaert, “Atlanta world: An expectation maximization framework for simultaneous low-level edge grouping and camera calibration in complex man-made environments,” in Proc. IEEE Conf. Computer Vision and Pattern Recognition (CVPR), 2004.</w:t>
       </w:r>
     </w:p>
     <w:p>
@@ -4874,7 +6715,7 @@
         <w:rPr>
           <w:sz w:val="20"/>
         </w:rPr>
-        <w:t>[9] D. Hoiem, A. A. Efros and M. Hebert, “Putting objects in perspective,” International Journal of Computer Vision, vol. 80, no. 1, pp. 3–15, 2008.</w:t>
+        <w:t>[9] D. Hoiem, A. A. Efros and M. Hebert, “Putting objects in perspective,” International Journal of Computer Vision, vol. 80, no. 1, pp. 3-15, 2008.</w:t>
       </w:r>
     </w:p>
     <w:p>
@@ -4896,7 +6737,7 @@
         <w:rPr>
           <w:sz w:val="20"/>
         </w:rPr>
-        <w:t>[11] R. Grompone von Gioi, J. Jakubowicz, J.-M. Morel and G. Randall, “LSD: A fast line segment detector with a false detection control,” IEEE Trans. Pattern Analysis and Machine Intelligence, vol. 32, no. 4, pp. 722–732, 2010.</w:t>
+        <w:t>[11] R. Grompone von Gioi, J. Jakubowicz, J.-M. Morel and G. Randall, “LSD: A fast line segment detector with a false detection control,” IEEE Trans. Pattern Analysis and Machine Intelligence, vol. 32, no. 4, pp. 722-732, 2010.</w:t>
       </w:r>
     </w:p>
     <w:p>
@@ -4907,7 +6748,7 @@
         <w:rPr>
           <w:sz w:val="20"/>
         </w:rPr>
-        <w:t>[12] X. Du et al., “Generative models: What do they know? Do they know things? Let’s find out!” in Advances in Neural Information Processing Systems (NeurIPS), 2023.</w:t>
+        <w:t>[12] A. Desolneux, L. Moisan and J.-M. Morel, From Gestalt Theory to Image Analysis: A Probabilistic Approach. New York, NY, USA: Springer, 2008.</w:t>
       </w:r>
     </w:p>
     <w:p>
@@ -4918,7 +6759,7 @@
         <w:rPr>
           <w:sz w:val="20"/>
         </w:rPr>
-        <w:t>[13] Y. Chen, F. Viégas and M. Wattenberg, “Beyond surface statistics: Scene representations in a latent diffusion model,” arXiv preprint, 2023.</w:t>
+        <w:t>[13] J. Lezama, R. Grompone von Gioi, G. Randall and J.-M. Morel, “Finding vanishing points via point alignments in image primal and dual domains,” in Proc. CVPR, 2014.</w:t>
       </w:r>
     </w:p>
     <w:p>
@@ -4929,7 +6770,7 @@
         <w:rPr>
           <w:sz w:val="20"/>
         </w:rPr>
-        <w:t>[14] M. El Banani et al., “Probing the 3D awareness of visual foundation models,” in Proc. CVPR, 2024.</w:t>
+        <w:t>[14] E. Kee, J. F. O’Brien and H. Farid, “Exposing photo manipulation with inconsistent shadows,” ACM Transactions on Graphics, vol. 32, no. 3, 2013.</w:t>
       </w:r>
     </w:p>
     <w:p>
@@ -4940,7 +6781,7 @@
         <w:rPr>
           <w:sz w:val="20"/>
         </w:rPr>
-        <w:t>[15] L. Jin et al., “Perspective fields for single image camera calibration,” in Proc. CVPR, 2023.</w:t>
+        <w:t>[15] H. Farid, “Perspective (in)consistency of paint by text,” arXiv preprint, 2022.</w:t>
       </w:r>
     </w:p>
     <w:p>
@@ -4951,7 +6792,7 @@
         <w:rPr>
           <w:sz w:val="20"/>
         </w:rPr>
-        <w:t>[16] A. Veicht et al., “GeoCalib: Learning single-image calibration with geometric optimization,” in Proc. ECCV, 2024.</w:t>
+        <w:t>[16] H. Farid, “Lighting (in)consistency of paint by text,” arXiv preprint, 2022.</w:t>
       </w:r>
     </w:p>
     <w:p>
@@ -4962,7 +6803,7 @@
         <w:rPr>
           <w:sz w:val="20"/>
         </w:rPr>
-        <w:t>[17] J. Lezama, R. Grompone von Gioi, G. Randall and J.-M. Morel, “Finding vanishing points via point alignments in image primal and dual domains,” in Proc. CVPR, 2014.</w:t>
+        <w:t>[17] L. Jin et al., “Perspective fields for single image camera calibration,” in Proc. CVPR, 2023.</w:t>
       </w:r>
     </w:p>
     <w:p>
@@ -4973,7 +6814,7 @@
         <w:rPr>
           <w:sz w:val="20"/>
         </w:rPr>
-        <w:t>[18] M. Robinson, “Sheaves are the canonical data structure for sensor integration,” Information Fusion, vol. 36, pp. 208–224, 2017.</w:t>
+        <w:t>[18] A. Veicht et al., “GeoCalib: Learning single-image calibration with geometric optimization,” in Proc. ECCV, 2024.</w:t>
       </w:r>
     </w:p>
     <w:p>
@@ -4984,7 +6825,7 @@
         <w:rPr>
           <w:sz w:val="20"/>
         </w:rPr>
-        <w:t>[19] D. Podell et al., “SDXL: Improving latent diffusion models for high-resolution image synthesis,” in Proc. Int. Conf. Learning Representations (ICLR), 2024.</w:t>
+        <w:t>[19] R. Rombach, A. Blattmann, D. Lorenz, P. Esser and B. Ommer, “High-resolution image synthesis with latent diffusion models,” in Proc. CVPR, 2022.</w:t>
       </w:r>
     </w:p>
     <w:p>
@@ -4995,16 +6836,73 @@
         <w:rPr>
           <w:sz w:val="20"/>
         </w:rPr>
-        <w:t>[20] R. Rombach, A. Blattmann, D. Lorenz, P. Esser and B. Ommer, “High-resolution image synthesis with latent diffusion models,” in Proc. CVPR, 2022.</w:t>
+        <w:t>[20] D. Podell et al., “SDXL: Improving latent diffusion models for high-resolution image synthesis,” in Proc. Int. Conf. Learning Representations (ICLR), 2024.</w:t>
       </w:r>
     </w:p>
     <w:p>
+      <w:pPr>
+        <w:spacing w:after="80"/>
+      </w:pPr>
       <w:r>
         <w:rPr>
-          <w:i/>
-          <w:sz w:val="19"/>
+          <w:sz w:val="20"/>
         </w:rPr>
-        <w:t>Note on sources: verify reference details against the publishers' records before final submission. Image credits for the Wikimedia Commons corpus, including author and licence for each photograph used in figures, are recorded in the project metadata file and must be reproduced if those images appear in the submitted report.</w:t>
+        <w:t>[21] F. Pedregosa et al., “Scikit-learn: Machine learning in Python,” Journal of Machine Learning Research, vol. 12, pp. 2825-2830, 2011.</w:t>
+      </w:r>
+    </w:p>
+    <w:p>
+      <w:pPr>
+        <w:spacing w:after="80"/>
+      </w:pPr>
+      <w:r>
+        <w:rPr>
+          <w:sz w:val="20"/>
+        </w:rPr>
+        <w:t>[22] B. Efron and R. J. Tibshirani, An Introduction to the Bootstrap. New York, NY, USA: Chapman &amp; Hall, 1993.</w:t>
+      </w:r>
+    </w:p>
+    <w:p>
+      <w:pPr>
+        <w:spacing w:after="80"/>
+      </w:pPr>
+      <w:r>
+        <w:rPr>
+          <w:sz w:val="20"/>
+        </w:rPr>
+        <w:t>[23] E. B. Wilson, “Probable inference, the law of succession, and statistical inference,” Journal of the American Statistical Association, vol. 22, no. 158, pp. 209-212, 1927.</w:t>
+      </w:r>
+    </w:p>
+    <w:p>
+      <w:pPr>
+        <w:spacing w:after="80"/>
+      </w:pPr>
+      <w:r>
+        <w:rPr>
+          <w:sz w:val="20"/>
+        </w:rPr>
+        <w:t>[24] H. B. Mann and D. R. Whitney, “On a test of whether one of two random variables is stochastically larger than the other,” Annals of Mathematical Statistics, vol. 18, no. 1, pp. 50-60, 1947.</w:t>
+      </w:r>
+    </w:p>
+    <w:p>
+      <w:pPr>
+        <w:spacing w:after="80"/>
+      </w:pPr>
+      <w:r>
+        <w:rPr>
+          <w:sz w:val="20"/>
+        </w:rPr>
+        <w:t>[25] M. Robinson, “Sheaves are the canonical data structure for sensor integration,” Information Fusion, vol. 36, pp. 208-224, 2017.</w:t>
+      </w:r>
+    </w:p>
+    <w:p>
+      <w:pPr>
+        <w:spacing w:after="80"/>
+      </w:pPr>
+      <w:r>
+        <w:rPr>
+          <w:sz w:val="20"/>
+        </w:rPr>
+        <w:t>[26] L. Breiman, “Random forests,” Machine Learning, vol. 45, no. 1, pp. 5-32, 2001.</w:t>
       </w:r>
     </w:p>
     <w:sectPr>
